--- a/00.raw-materials/99.system/docx-build/LithoAutoPiRun/final-qa/final-requirement.docx
+++ b/00.raw-materials/99.system/docx-build/LithoAutoPiRun/final-qa/final-requirement.docx
@@ -102,10 +102,10 @@
             </w:pPr>
             <w:r>
               <w:rPr>
-                <w:rFonts w:ascii="Calibri" w:hAnsi="Calibri" w:eastAsia="Microsoft YaHei"/>
+                <w:rFonts w:ascii="Times New Roman" w:hAnsi="Times New Roman" w:eastAsia="SimSun"/>
                 <w:b/>
                 <w:color w:val="000000"/>
-                <w:sz w:val="19"/>
+                <w:sz w:val="21"/>
               </w:rPr>
               <w:t>编号</w:t>
             </w:r>
@@ -129,10 +129,10 @@
             </w:pPr>
             <w:r>
               <w:rPr>
-                <w:rFonts w:ascii="Calibri" w:hAnsi="Calibri" w:eastAsia="Microsoft YaHei"/>
+                <w:rFonts w:ascii="Times New Roman" w:hAnsi="Times New Roman" w:eastAsia="SimSun"/>
                 <w:b w:val="0"/>
                 <w:color w:val="000000"/>
-                <w:sz w:val="19"/>
+                <w:sz w:val="21"/>
               </w:rPr>
               <w:t>由信息技术部填写</w:t>
             </w:r>
@@ -157,10 +157,10 @@
             </w:pPr>
             <w:r>
               <w:rPr>
-                <w:rFonts w:ascii="Calibri" w:hAnsi="Calibri" w:eastAsia="Microsoft YaHei"/>
+                <w:rFonts w:ascii="Times New Roman" w:hAnsi="Times New Roman" w:eastAsia="SimSun"/>
                 <w:b/>
                 <w:color w:val="000000"/>
-                <w:sz w:val="19"/>
+                <w:sz w:val="21"/>
               </w:rPr>
               <w:t>类别</w:t>
             </w:r>
@@ -184,10 +184,10 @@
             </w:pPr>
             <w:r>
               <w:rPr>
-                <w:rFonts w:ascii="Calibri" w:hAnsi="Calibri" w:eastAsia="Microsoft YaHei"/>
+                <w:rFonts w:ascii="Times New Roman" w:hAnsi="Times New Roman" w:eastAsia="SimSun"/>
                 <w:b w:val="0"/>
                 <w:color w:val="000000"/>
-                <w:sz w:val="19"/>
+                <w:sz w:val="21"/>
               </w:rPr>
               <w:t>功能开发</w:t>
             </w:r>
@@ -217,10 +217,10 @@
             </w:pPr>
             <w:r>
               <w:rPr>
-                <w:rFonts w:ascii="Calibri" w:hAnsi="Calibri" w:eastAsia="Microsoft YaHei"/>
+                <w:rFonts w:ascii="Times New Roman" w:hAnsi="Times New Roman" w:eastAsia="SimSun"/>
                 <w:b/>
                 <w:color w:val="000000"/>
-                <w:sz w:val="19"/>
+                <w:sz w:val="21"/>
               </w:rPr>
               <w:t>申请部门</w:t>
             </w:r>
@@ -244,10 +244,10 @@
             </w:pPr>
             <w:r>
               <w:rPr>
-                <w:rFonts w:ascii="Calibri" w:hAnsi="Calibri" w:eastAsia="Microsoft YaHei"/>
+                <w:rFonts w:ascii="Times New Roman" w:hAnsi="Times New Roman" w:eastAsia="SimSun"/>
                 <w:b w:val="0"/>
                 <w:color w:val="000000"/>
-                <w:sz w:val="19"/>
+                <w:sz w:val="21"/>
               </w:rPr>
               <w:t>制造部</w:t>
             </w:r>
@@ -272,10 +272,10 @@
             </w:pPr>
             <w:r>
               <w:rPr>
-                <w:rFonts w:ascii="Calibri" w:hAnsi="Calibri" w:eastAsia="Microsoft YaHei"/>
+                <w:rFonts w:ascii="Times New Roman" w:hAnsi="Times New Roman" w:eastAsia="SimSun"/>
                 <w:b/>
                 <w:color w:val="000000"/>
-                <w:sz w:val="19"/>
+                <w:sz w:val="21"/>
               </w:rPr>
               <w:t>申请人员</w:t>
             </w:r>
@@ -299,10 +299,10 @@
             </w:pPr>
             <w:r>
               <w:rPr>
-                <w:rFonts w:ascii="Calibri" w:hAnsi="Calibri" w:eastAsia="Microsoft YaHei"/>
+                <w:rFonts w:ascii="Times New Roman" w:hAnsi="Times New Roman" w:eastAsia="SimSun"/>
                 <w:b w:val="0"/>
                 <w:color w:val="000000"/>
-                <w:sz w:val="19"/>
+                <w:sz w:val="21"/>
               </w:rPr>
               <w:t>温浩奇</w:t>
             </w:r>
@@ -332,10 +332,10 @@
             </w:pPr>
             <w:r>
               <w:rPr>
-                <w:rFonts w:ascii="Calibri" w:hAnsi="Calibri" w:eastAsia="Microsoft YaHei"/>
+                <w:rFonts w:ascii="Times New Roman" w:hAnsi="Times New Roman" w:eastAsia="SimSun"/>
                 <w:b/>
                 <w:color w:val="000000"/>
-                <w:sz w:val="19"/>
+                <w:sz w:val="21"/>
               </w:rPr>
               <w:t>系统名称</w:t>
             </w:r>
@@ -359,10 +359,10 @@
             </w:pPr>
             <w:r>
               <w:rPr>
-                <w:rFonts w:ascii="Calibri" w:hAnsi="Calibri" w:eastAsia="Microsoft YaHei"/>
+                <w:rFonts w:ascii="Times New Roman" w:hAnsi="Times New Roman" w:eastAsia="SimSun"/>
                 <w:b w:val="0"/>
                 <w:color w:val="000000"/>
-                <w:sz w:val="19"/>
+                <w:sz w:val="21"/>
               </w:rPr>
               <w:t>CIM 计算机集成制造系统 Fab6（一科）</w:t>
             </w:r>
@@ -387,10 +387,10 @@
             </w:pPr>
             <w:r>
               <w:rPr>
-                <w:rFonts w:ascii="Calibri" w:hAnsi="Calibri" w:eastAsia="Microsoft YaHei"/>
+                <w:rFonts w:ascii="Times New Roman" w:hAnsi="Times New Roman" w:eastAsia="SimSun"/>
                 <w:b/>
                 <w:color w:val="000000"/>
-                <w:sz w:val="19"/>
+                <w:sz w:val="21"/>
               </w:rPr>
               <w:t>功能模块</w:t>
             </w:r>
@@ -414,10 +414,10 @@
             </w:pPr>
             <w:r>
               <w:rPr>
-                <w:rFonts w:ascii="Calibri" w:hAnsi="Calibri" w:eastAsia="Microsoft YaHei"/>
+                <w:rFonts w:ascii="Times New Roman" w:hAnsi="Times New Roman" w:eastAsia="SimSun"/>
                 <w:b w:val="0"/>
                 <w:color w:val="000000"/>
-                <w:sz w:val="19"/>
+                <w:sz w:val="21"/>
               </w:rPr>
               <w:t>智能派工系统（RTD／DSP）</w:t>
             </w:r>
@@ -447,10 +447,10 @@
             </w:pPr>
             <w:r>
               <w:rPr>
-                <w:rFonts w:ascii="Calibri" w:hAnsi="Calibri" w:eastAsia="Microsoft YaHei"/>
+                <w:rFonts w:ascii="Times New Roman" w:hAnsi="Times New Roman" w:eastAsia="SimSun"/>
                 <w:b/>
                 <w:color w:val="000000"/>
-                <w:sz w:val="19"/>
+                <w:sz w:val="21"/>
               </w:rPr>
               <w:t>申请日期</w:t>
             </w:r>
@@ -474,10 +474,10 @@
             </w:pPr>
             <w:r>
               <w:rPr>
-                <w:rFonts w:ascii="Calibri" w:hAnsi="Calibri" w:eastAsia="Microsoft YaHei"/>
+                <w:rFonts w:ascii="Times New Roman" w:hAnsi="Times New Roman" w:eastAsia="SimSun"/>
                 <w:b w:val="0"/>
                 <w:color w:val="000000"/>
-                <w:sz w:val="19"/>
+                <w:sz w:val="21"/>
               </w:rPr>
               <w:t>2026-07-25</w:t>
             </w:r>
@@ -502,10 +502,10 @@
             </w:pPr>
             <w:r>
               <w:rPr>
-                <w:rFonts w:ascii="Calibri" w:hAnsi="Calibri" w:eastAsia="Microsoft YaHei"/>
+                <w:rFonts w:ascii="Times New Roman" w:hAnsi="Times New Roman" w:eastAsia="SimSun"/>
                 <w:b/>
                 <w:color w:val="000000"/>
-                <w:sz w:val="19"/>
+                <w:sz w:val="21"/>
               </w:rPr>
               <w:t>希望交付日期</w:t>
             </w:r>
@@ -529,10 +529,10 @@
             </w:pPr>
             <w:r>
               <w:rPr>
-                <w:rFonts w:ascii="Calibri" w:hAnsi="Calibri" w:eastAsia="Microsoft YaHei"/>
+                <w:rFonts w:ascii="Times New Roman" w:hAnsi="Times New Roman" w:eastAsia="SimSun"/>
                 <w:b w:val="0"/>
                 <w:color w:val="000000"/>
-                <w:sz w:val="19"/>
+                <w:sz w:val="21"/>
               </w:rPr>
               <w:t>2026-07-29</w:t>
             </w:r>
@@ -579,29 +579,28 @@
       </w:pPr>
       <w:r>
         <w:rPr>
-          <w:rFonts w:ascii="Calibri" w:hAnsi="Calibri" w:eastAsia="Microsoft YaHei"/>
-          <w:b w:val="0"/>
-          <w:color w:val="000000"/>
-          <w:sz w:val="22"/>
+          <w:rFonts w:ascii="Times New Roman" w:hAnsi="Times New Roman" w:eastAsia="SimSun"/>
+          <w:b w:val="0"/>
+          <w:color w:val="000000"/>
+          <w:sz w:val="21"/>
         </w:rPr>
         <w:t xml:space="preserve">当前 </w:t>
       </w:r>
       <w:r>
         <w:rPr>
-          <w:rFonts w:ascii="Calibri" w:hAnsi="Calibri" w:eastAsia="Microsoft YaHei"/>
-          <w:b w:val="0"/>
-          <w:color w:val="000000"/>
-          <w:sz w:val="21"/>
-          <w:shd w:fill="EEF2F6"/>
+          <w:rFonts w:ascii="Times New Roman" w:hAnsi="Times New Roman" w:eastAsia="SimSun"/>
+          <w:b w:val="0"/>
+          <w:color w:val="000000"/>
+          <w:sz w:val="21"/>
         </w:rPr>
         <w:t>LithoAutoSplitPirun</w:t>
       </w:r>
       <w:r>
         <w:rPr>
-          <w:rFonts w:ascii="Calibri" w:hAnsi="Calibri" w:eastAsia="Microsoft YaHei"/>
-          <w:b w:val="0"/>
-          <w:color w:val="000000"/>
-          <w:sz w:val="22"/>
+          <w:rFonts w:ascii="Times New Roman" w:hAnsi="Times New Roman" w:eastAsia="SimSun"/>
+          <w:b w:val="0"/>
+          <w:color w:val="000000"/>
+          <w:sz w:val="21"/>
         </w:rPr>
         <w:t xml:space="preserve"> 采用逻辑分批。生成的 Pilot 与母批仍位于同一 FOUP，跨厂转运时可能受同 FOUP 内其他 Lot 状态限制，Pilot 无法及时执行 PiRun。</w:t>
       </w:r>
@@ -630,10 +629,10 @@
       </w:pPr>
       <w:r>
         <w:rPr>
-          <w:rFonts w:ascii="Calibri" w:hAnsi="Calibri" w:eastAsia="Microsoft YaHei"/>
-          <w:b w:val="0"/>
-          <w:color w:val="000000"/>
-          <w:sz w:val="22"/>
+          <w:rFonts w:ascii="Times New Roman" w:hAnsi="Times New Roman" w:eastAsia="SimSun"/>
+          <w:b w:val="0"/>
+          <w:color w:val="000000"/>
+          <w:sz w:val="21"/>
         </w:rPr>
         <w:t>逻辑分批未实际拆分 Wafer，Pilot 与母批共用 FOUP，Transfer 条件受同载具其他 Lot 影响。</w:t>
       </w:r>
@@ -648,10 +647,10 @@
       </w:pPr>
       <w:r>
         <w:rPr>
-          <w:rFonts w:ascii="Calibri" w:hAnsi="Calibri" w:eastAsia="Microsoft YaHei"/>
-          <w:b w:val="0"/>
-          <w:color w:val="000000"/>
-          <w:sz w:val="22"/>
+          <w:rFonts w:ascii="Times New Roman" w:hAnsi="Times New Roman" w:eastAsia="SimSun"/>
+          <w:b w:val="0"/>
+          <w:color w:val="000000"/>
+          <w:sz w:val="21"/>
         </w:rPr>
         <w:t>现有 AutoPiRun 只对满足分批条件的 Lot 自动设置 Pilot；不满足条件的 Lot 可能持续卡控。</w:t>
       </w:r>
@@ -666,10 +665,10 @@
       </w:pPr>
       <w:r>
         <w:rPr>
-          <w:rFonts w:ascii="Calibri" w:hAnsi="Calibri" w:eastAsia="Microsoft YaHei"/>
-          <w:b w:val="0"/>
-          <w:color w:val="000000"/>
-          <w:sz w:val="22"/>
+          <w:rFonts w:ascii="Times New Roman" w:hAnsi="Times New Roman" w:eastAsia="SimSun"/>
+          <w:b w:val="0"/>
+          <w:color w:val="000000"/>
+          <w:sz w:val="21"/>
         </w:rPr>
         <w:t>Pilot 选择、物理分批、Transfer FOUP、子母批同机台卡控分散在 RTD、Rule、LithoAssign 和 AMA，缺少统一闭环。</w:t>
       </w:r>
@@ -698,29 +697,28 @@
       </w:pPr>
       <w:r>
         <w:rPr>
-          <w:rFonts w:ascii="Calibri" w:hAnsi="Calibri" w:eastAsia="Microsoft YaHei"/>
-          <w:b w:val="0"/>
-          <w:color w:val="000000"/>
-          <w:sz w:val="22"/>
+          <w:rFonts w:ascii="Times New Roman" w:hAnsi="Times New Roman" w:eastAsia="SimSun"/>
+          <w:b w:val="0"/>
+          <w:color w:val="000000"/>
+          <w:sz w:val="21"/>
         </w:rPr>
         <w:t xml:space="preserve">将 </w:t>
       </w:r>
       <w:r>
         <w:rPr>
-          <w:rFonts w:ascii="Calibri" w:hAnsi="Calibri" w:eastAsia="Microsoft YaHei"/>
-          <w:b w:val="0"/>
-          <w:color w:val="000000"/>
-          <w:sz w:val="21"/>
-          <w:shd w:fill="EEF2F6"/>
+          <w:rFonts w:ascii="Times New Roman" w:hAnsi="Times New Roman" w:eastAsia="SimSun"/>
+          <w:b w:val="0"/>
+          <w:color w:val="000000"/>
+          <w:sz w:val="21"/>
         </w:rPr>
         <w:t>LithoAutoSplitPirun</w:t>
       </w:r>
       <w:r>
         <w:rPr>
-          <w:rFonts w:ascii="Calibri" w:hAnsi="Calibri" w:eastAsia="Microsoft YaHei"/>
-          <w:b w:val="0"/>
-          <w:color w:val="000000"/>
-          <w:sz w:val="22"/>
+          <w:rFonts w:ascii="Times New Roman" w:hAnsi="Times New Roman" w:eastAsia="SimSun"/>
+          <w:b w:val="0"/>
+          <w:color w:val="000000"/>
+          <w:sz w:val="21"/>
         </w:rPr>
         <w:t xml:space="preserve"> 由逻辑分批调整为物理分批。</w:t>
       </w:r>
@@ -735,10 +733,10 @@
       </w:pPr>
       <w:r>
         <w:rPr>
-          <w:rFonts w:ascii="Calibri" w:hAnsi="Calibri" w:eastAsia="Microsoft YaHei"/>
-          <w:b w:val="0"/>
-          <w:color w:val="000000"/>
-          <w:sz w:val="22"/>
+          <w:rFonts w:ascii="Times New Roman" w:hAnsi="Times New Roman" w:eastAsia="SimSun"/>
+          <w:b w:val="0"/>
+          <w:color w:val="000000"/>
+          <w:sz w:val="21"/>
         </w:rPr>
         <w:t>优化 RTD 候选 Lot 筛选、Context 排序、Pilot 选片及 Report 输出。</w:t>
       </w:r>
@@ -753,10 +751,10 @@
       </w:pPr>
       <w:r>
         <w:rPr>
-          <w:rFonts w:ascii="Calibri" w:hAnsi="Calibri" w:eastAsia="Microsoft YaHei"/>
-          <w:b w:val="0"/>
-          <w:color w:val="000000"/>
-          <w:sz w:val="22"/>
+          <w:rFonts w:ascii="Times New Roman" w:hAnsi="Times New Roman" w:eastAsia="SimSun"/>
+          <w:b w:val="0"/>
+          <w:color w:val="000000"/>
+          <w:sz w:val="21"/>
         </w:rPr>
         <w:t>由 AMA 完成分批前复核、空 FOUP 预占、MES 物理分批和 Transfer FOUP。</w:t>
       </w:r>
@@ -771,67 +769,64 @@
       </w:pPr>
       <w:r>
         <w:rPr>
-          <w:rFonts w:ascii="Calibri" w:hAnsi="Calibri" w:eastAsia="Microsoft YaHei"/>
-          <w:b w:val="0"/>
-          <w:color w:val="000000"/>
-          <w:sz w:val="22"/>
+          <w:rFonts w:ascii="Times New Roman" w:hAnsi="Times New Roman" w:eastAsia="SimSun"/>
+          <w:b w:val="0"/>
+          <w:color w:val="000000"/>
+          <w:sz w:val="21"/>
         </w:rPr>
         <w:t xml:space="preserve">补充 </w:t>
       </w:r>
       <w:r>
         <w:rPr>
-          <w:rFonts w:ascii="Calibri" w:hAnsi="Calibri" w:eastAsia="Microsoft YaHei"/>
-          <w:b w:val="0"/>
-          <w:color w:val="000000"/>
-          <w:sz w:val="21"/>
-          <w:shd w:fill="EEF2F6"/>
+          <w:rFonts w:ascii="Times New Roman" w:hAnsi="Times New Roman" w:eastAsia="SimSun"/>
+          <w:b w:val="0"/>
+          <w:color w:val="000000"/>
+          <w:sz w:val="21"/>
         </w:rPr>
         <w:t>WaitPilotChangeFOUP</w:t>
       </w:r>
       <w:r>
         <w:rPr>
-          <w:rFonts w:ascii="Calibri" w:hAnsi="Calibri" w:eastAsia="Microsoft YaHei"/>
-          <w:b w:val="0"/>
-          <w:color w:val="000000"/>
-          <w:sz w:val="22"/>
+          <w:rFonts w:ascii="Times New Roman" w:hAnsi="Times New Roman" w:eastAsia="SimSun"/>
+          <w:b w:val="0"/>
+          <w:color w:val="000000"/>
+          <w:sz w:val="21"/>
         </w:rPr>
         <w:t>、</w:t>
       </w:r>
       <w:r>
         <w:rPr>
-          <w:rFonts w:ascii="Calibri" w:hAnsi="Calibri" w:eastAsia="Microsoft YaHei"/>
-          <w:b w:val="0"/>
-          <w:color w:val="000000"/>
-          <w:sz w:val="21"/>
-          <w:shd w:fill="EEF2F6"/>
+          <w:rFonts w:ascii="Times New Roman" w:hAnsi="Times New Roman" w:eastAsia="SimSun"/>
+          <w:b w:val="0"/>
+          <w:color w:val="000000"/>
+          <w:sz w:val="21"/>
         </w:rPr>
         <w:t>R2RAutoPirunControl</w:t>
       </w:r>
       <w:r>
         <w:rPr>
-          <w:rFonts w:ascii="Calibri" w:hAnsi="Calibri" w:eastAsia="Microsoft YaHei"/>
-          <w:b w:val="0"/>
-          <w:color w:val="000000"/>
-          <w:sz w:val="22"/>
+          <w:rFonts w:ascii="Times New Roman" w:hAnsi="Times New Roman" w:eastAsia="SimSun"/>
+          <w:b w:val="0"/>
+          <w:color w:val="000000"/>
+          <w:sz w:val="21"/>
         </w:rPr>
         <w:t>、</w:t>
       </w:r>
       <w:r>
         <w:rPr>
-          <w:rFonts w:ascii="Calibri" w:hAnsi="Calibri" w:eastAsia="Microsoft YaHei"/>
-          <w:b w:val="0"/>
-          <w:color w:val="000000"/>
-          <w:sz w:val="21"/>
-          <w:shd w:fill="EEF2F6"/>
+          <w:rFonts w:ascii="Times New Roman" w:hAnsi="Times New Roman" w:eastAsia="SimSun"/>
+          <w:b w:val="0"/>
+          <w:color w:val="000000"/>
+          <w:sz w:val="21"/>
         </w:rPr>
         <w:t>Parent&amp;ChildLotNeedRunSameTool</w:t>
       </w:r>
       <w:r>
         <w:rPr>
-          <w:rFonts w:ascii="Calibri" w:hAnsi="Calibri" w:eastAsia="Microsoft YaHei"/>
-          <w:b w:val="0"/>
-          <w:color w:val="000000"/>
-          <w:sz w:val="22"/>
+          <w:rFonts w:ascii="Times New Roman" w:hAnsi="Times New Roman" w:eastAsia="SimSun"/>
+          <w:b w:val="0"/>
+          <w:color w:val="000000"/>
+          <w:sz w:val="21"/>
         </w:rPr>
         <w:t xml:space="preserve"> 卡控。</w:t>
       </w:r>
@@ -856,226 +851,220 @@
       </w:pPr>
       <w:r>
         <w:rPr>
+          <w:rFonts w:ascii="Times New Roman" w:hAnsi="Times New Roman" w:eastAsia="SimSun"/>
+          <w:b/>
+          <w:color w:val="000000"/>
+          <w:sz w:val="21"/>
+        </w:rPr>
+        <w:t>涉及范围：</w:t>
+      </w:r>
+      <w:r>
+        <w:rPr>
+          <w:rFonts w:ascii="Times New Roman" w:hAnsi="Times New Roman" w:eastAsia="SimSun"/>
+          <w:b w:val="0"/>
+          <w:color w:val="000000"/>
+          <w:sz w:val="21"/>
+        </w:rPr>
+        <w:t>RTD Report、Global Macro、LithoRule、LithoAssign、AMA、MES 物理分批与 Transfer FOUP。</w:t>
+      </w:r>
+    </w:p>
+    <w:p>
+      <w:pPr>
+        <w:spacing w:after="120"/>
+      </w:pPr>
+      <w:r>
+        <w:rPr>
+          <w:rFonts w:ascii="Times New Roman" w:hAnsi="Times New Roman" w:eastAsia="SimSun"/>
+          <w:b/>
+          <w:color w:val="000000"/>
+          <w:sz w:val="21"/>
+        </w:rPr>
+        <w:t>不在本次范围：</w:t>
+      </w:r>
+      <w:r>
+        <w:rPr>
+          <w:rFonts w:ascii="Times New Roman" w:hAnsi="Times New Roman" w:eastAsia="SimSun"/>
+          <w:b w:val="0"/>
+          <w:color w:val="000000"/>
+          <w:sz w:val="21"/>
+        </w:rPr>
+        <w:t xml:space="preserve">不新增重复物理分批防护；不新增 </w:t>
+      </w:r>
+      <w:r>
+        <w:rPr>
+          <w:rFonts w:ascii="Times New Roman" w:hAnsi="Times New Roman" w:eastAsia="SimSun"/>
+          <w:b w:val="0"/>
+          <w:color w:val="000000"/>
+          <w:sz w:val="21"/>
+        </w:rPr>
+        <w:t>request_id</w:t>
+      </w:r>
+      <w:r>
+        <w:rPr>
+          <w:rFonts w:ascii="Times New Roman" w:hAnsi="Times New Roman" w:eastAsia="SimSun"/>
+          <w:b w:val="0"/>
+          <w:color w:val="000000"/>
+          <w:sz w:val="21"/>
+        </w:rPr>
+        <w:t>、</w:t>
+      </w:r>
+      <w:r>
+        <w:rPr>
+          <w:rFonts w:ascii="Times New Roman" w:hAnsi="Times New Roman" w:eastAsia="SimSun"/>
+          <w:b w:val="0"/>
+          <w:color w:val="000000"/>
+          <w:sz w:val="21"/>
+        </w:rPr>
+        <w:t>generated_time</w:t>
+      </w:r>
+      <w:r>
+        <w:rPr>
+          <w:rFonts w:ascii="Times New Roman" w:hAnsi="Times New Roman" w:eastAsia="SimSun"/>
+          <w:b w:val="0"/>
+          <w:color w:val="000000"/>
+          <w:sz w:val="21"/>
+        </w:rPr>
+        <w:t>、</w:t>
+      </w:r>
+      <w:r>
+        <w:rPr>
+          <w:rFonts w:ascii="Times New Roman" w:hAnsi="Times New Roman" w:eastAsia="SimSun"/>
+          <w:b w:val="0"/>
+          <w:color w:val="000000"/>
+          <w:sz w:val="21"/>
+        </w:rPr>
+        <w:t>execution_status</w:t>
+      </w:r>
+      <w:r>
+        <w:rPr>
+          <w:rFonts w:ascii="Times New Roman" w:hAnsi="Times New Roman" w:eastAsia="SimSun"/>
+          <w:b w:val="0"/>
+          <w:color w:val="000000"/>
+          <w:sz w:val="21"/>
+        </w:rPr>
+        <w:t>、</w:t>
+      </w:r>
+      <w:r>
+        <w:rPr>
+          <w:rFonts w:ascii="Times New Roman" w:hAnsi="Times New Roman" w:eastAsia="SimSun"/>
+          <w:b w:val="0"/>
+          <w:color w:val="000000"/>
+          <w:sz w:val="21"/>
+        </w:rPr>
+        <w:t>error_code</w:t>
+      </w:r>
+      <w:r>
+        <w:rPr>
+          <w:rFonts w:ascii="Times New Roman" w:hAnsi="Times New Roman" w:eastAsia="SimSun"/>
+          <w:b w:val="0"/>
+          <w:color w:val="000000"/>
+          <w:sz w:val="21"/>
+        </w:rPr>
+        <w:t>；不重新定义 WatchDog 时区或 Trigger Time Slot 边界；详细 Test Case 另行编制。</w:t>
+      </w:r>
+    </w:p>
+    <w:p>
+      <w:pPr>
+        <w:pStyle w:val="Heading1"/>
+      </w:pPr>
+      <w:r>
+        <w:rPr>
           <w:rFonts w:ascii="Calibri" w:hAnsi="Calibri" w:eastAsia="Microsoft YaHei"/>
           <w:b/>
           <w:color w:val="000000"/>
-          <w:sz w:val="22"/>
-        </w:rPr>
-        <w:t>涉及范围：</w:t>
-      </w:r>
-      <w:r>
-        <w:rPr>
-          <w:rFonts w:ascii="Calibri" w:hAnsi="Calibri" w:eastAsia="Microsoft YaHei"/>
-          <w:b w:val="0"/>
-          <w:color w:val="000000"/>
-          <w:sz w:val="22"/>
-        </w:rPr>
-        <w:t>RTD Report、Global Macro、LithoRule、LithoAssign、AMA、MES 物理分批与 Transfer FOUP。</w:t>
+          <w:sz w:val="32"/>
+        </w:rPr>
+        <w:t>三、项目投资方案比较及效果分析</w:t>
       </w:r>
     </w:p>
     <w:p>
       <w:pPr>
-        <w:spacing w:after="120"/>
+        <w:pStyle w:val="Heading2"/>
       </w:pPr>
       <w:r>
         <w:rPr>
           <w:rFonts w:ascii="Calibri" w:hAnsi="Calibri" w:eastAsia="Microsoft YaHei"/>
           <w:b/>
           <w:color w:val="000000"/>
-          <w:sz w:val="22"/>
-        </w:rPr>
-        <w:t>不在本次范围：</w:t>
-      </w:r>
-      <w:r>
-        <w:rPr>
-          <w:rFonts w:ascii="Calibri" w:hAnsi="Calibri" w:eastAsia="Microsoft YaHei"/>
-          <w:b w:val="0"/>
-          <w:color w:val="000000"/>
-          <w:sz w:val="22"/>
-        </w:rPr>
-        <w:t xml:space="preserve">不新增重复物理分批防护；不新增 </w:t>
-      </w:r>
-      <w:r>
-        <w:rPr>
-          <w:rFonts w:ascii="Calibri" w:hAnsi="Calibri" w:eastAsia="Microsoft YaHei"/>
-          <w:b w:val="0"/>
-          <w:color w:val="000000"/>
-          <w:sz w:val="21"/>
-          <w:shd w:fill="EEF2F6"/>
-        </w:rPr>
-        <w:t>request_id</w:t>
-      </w:r>
-      <w:r>
-        <w:rPr>
-          <w:rFonts w:ascii="Calibri" w:hAnsi="Calibri" w:eastAsia="Microsoft YaHei"/>
-          <w:b w:val="0"/>
-          <w:color w:val="000000"/>
-          <w:sz w:val="22"/>
-        </w:rPr>
-        <w:t>、</w:t>
-      </w:r>
-      <w:r>
-        <w:rPr>
-          <w:rFonts w:ascii="Calibri" w:hAnsi="Calibri" w:eastAsia="Microsoft YaHei"/>
-          <w:b w:val="0"/>
-          <w:color w:val="000000"/>
-          <w:sz w:val="21"/>
-          <w:shd w:fill="EEF2F6"/>
-        </w:rPr>
-        <w:t>generated_time</w:t>
-      </w:r>
-      <w:r>
-        <w:rPr>
-          <w:rFonts w:ascii="Calibri" w:hAnsi="Calibri" w:eastAsia="Microsoft YaHei"/>
-          <w:b w:val="0"/>
-          <w:color w:val="000000"/>
-          <w:sz w:val="22"/>
-        </w:rPr>
-        <w:t>、</w:t>
-      </w:r>
-      <w:r>
-        <w:rPr>
-          <w:rFonts w:ascii="Calibri" w:hAnsi="Calibri" w:eastAsia="Microsoft YaHei"/>
-          <w:b w:val="0"/>
-          <w:color w:val="000000"/>
-          <w:sz w:val="21"/>
-          <w:shd w:fill="EEF2F6"/>
-        </w:rPr>
-        <w:t>execution_status</w:t>
-      </w:r>
-      <w:r>
-        <w:rPr>
-          <w:rFonts w:ascii="Calibri" w:hAnsi="Calibri" w:eastAsia="Microsoft YaHei"/>
-          <w:b w:val="0"/>
-          <w:color w:val="000000"/>
-          <w:sz w:val="22"/>
-        </w:rPr>
-        <w:t>、</w:t>
-      </w:r>
-      <w:r>
-        <w:rPr>
-          <w:rFonts w:ascii="Calibri" w:hAnsi="Calibri" w:eastAsia="Microsoft YaHei"/>
-          <w:b w:val="0"/>
-          <w:color w:val="000000"/>
-          <w:sz w:val="21"/>
-          <w:shd w:fill="EEF2F6"/>
-        </w:rPr>
-        <w:t>error_code</w:t>
-      </w:r>
-      <w:r>
-        <w:rPr>
-          <w:rFonts w:ascii="Calibri" w:hAnsi="Calibri" w:eastAsia="Microsoft YaHei"/>
-          <w:b w:val="0"/>
-          <w:color w:val="000000"/>
-          <w:sz w:val="22"/>
-        </w:rPr>
-        <w:t>；不重新定义 WatchDog 时区或 Trigger Time Slot 边界；详细 Test Case 另行编制。</w:t>
+          <w:sz w:val="26"/>
+        </w:rPr>
+        <w:t>3.1 原方案</w:t>
       </w:r>
     </w:p>
     <w:p>
       <w:pPr>
-        <w:pStyle w:val="Heading1"/>
+        <w:spacing w:after="120"/>
+      </w:pPr>
+      <w:r>
+        <w:rPr>
+          <w:rFonts w:ascii="Times New Roman" w:hAnsi="Times New Roman" w:eastAsia="SimSun"/>
+          <w:b w:val="0"/>
+          <w:color w:val="000000"/>
+          <w:sz w:val="21"/>
+        </w:rPr>
+        <w:t>维持逻辑分批。该方案改动较小，但 Pilot 与母批仍共用 FOUP，无法解决跨厂及同 FOUP Other Lot 对 Pilot 转运的限制。</w:t>
+      </w:r>
+    </w:p>
+    <w:p>
+      <w:pPr>
+        <w:pStyle w:val="Heading2"/>
       </w:pPr>
       <w:r>
         <w:rPr>
           <w:rFonts w:ascii="Calibri" w:hAnsi="Calibri" w:eastAsia="Microsoft YaHei"/>
           <w:b/>
           <w:color w:val="000000"/>
-          <w:sz w:val="32"/>
-        </w:rPr>
-        <w:t>三、项目投资方案比较及效果分析</w:t>
+          <w:sz w:val="26"/>
+        </w:rPr>
+        <w:t>3.2 改善方案</w:t>
       </w:r>
     </w:p>
     <w:p>
       <w:pPr>
-        <w:pStyle w:val="Heading2"/>
-      </w:pPr>
-      <w:r>
-        <w:rPr>
-          <w:rFonts w:ascii="Calibri" w:hAnsi="Calibri" w:eastAsia="Microsoft YaHei"/>
-          <w:b/>
-          <w:color w:val="000000"/>
-          <w:sz w:val="26"/>
-        </w:rPr>
-        <w:t>3.1 原方案</w:t>
-      </w:r>
-    </w:p>
-    <w:p>
-      <w:pPr>
         <w:spacing w:after="120"/>
       </w:pPr>
       <w:r>
         <w:rPr>
-          <w:rFonts w:ascii="Calibri" w:hAnsi="Calibri" w:eastAsia="Microsoft YaHei"/>
-          <w:b w:val="0"/>
-          <w:color w:val="000000"/>
-          <w:sz w:val="22"/>
-        </w:rPr>
-        <w:t>维持逻辑分批。该方案改动较小，但 Pilot 与母批仍共用 FOUP，无法解决跨厂及同 FOUP Other Lot 对 Pilot 转运的限制。</w:t>
-      </w:r>
-    </w:p>
-    <w:p>
-      <w:pPr>
-        <w:pStyle w:val="Heading2"/>
-      </w:pPr>
-      <w:r>
-        <w:rPr>
-          <w:rFonts w:ascii="Calibri" w:hAnsi="Calibri" w:eastAsia="Microsoft YaHei"/>
-          <w:b/>
-          <w:color w:val="000000"/>
-          <w:sz w:val="26"/>
-        </w:rPr>
-        <w:t>3.2 改善方案</w:t>
-      </w:r>
-    </w:p>
-    <w:p>
-      <w:pPr>
-        <w:spacing w:after="120"/>
-      </w:pPr>
-      <w:r>
-        <w:rPr>
-          <w:rFonts w:ascii="Calibri" w:hAnsi="Calibri" w:eastAsia="Microsoft YaHei"/>
-          <w:b w:val="0"/>
-          <w:color w:val="000000"/>
-          <w:sz w:val="22"/>
+          <w:rFonts w:ascii="Times New Roman" w:hAnsi="Times New Roman" w:eastAsia="SimSun"/>
+          <w:b w:val="0"/>
+          <w:color w:val="000000"/>
+          <w:sz w:val="21"/>
         </w:rPr>
         <w:t xml:space="preserve">RTD 选择 Pilot Wafer 并输出 </w:t>
       </w:r>
       <w:r>
         <w:rPr>
-          <w:rFonts w:ascii="Calibri" w:hAnsi="Calibri" w:eastAsia="Microsoft YaHei"/>
-          <w:b w:val="0"/>
-          <w:color w:val="000000"/>
-          <w:sz w:val="21"/>
-          <w:shd w:fill="EEF2F6"/>
+          <w:rFonts w:ascii="Times New Roman" w:hAnsi="Times New Roman" w:eastAsia="SimSun"/>
+          <w:b w:val="0"/>
+          <w:color w:val="000000"/>
+          <w:sz w:val="21"/>
         </w:rPr>
         <w:t>IsNeedSplit</w:t>
       </w:r>
       <w:r>
         <w:rPr>
-          <w:rFonts w:ascii="Calibri" w:hAnsi="Calibri" w:eastAsia="Microsoft YaHei"/>
-          <w:b w:val="0"/>
-          <w:color w:val="000000"/>
-          <w:sz w:val="22"/>
+          <w:rFonts w:ascii="Times New Roman" w:hAnsi="Times New Roman" w:eastAsia="SimSun"/>
+          <w:b w:val="0"/>
+          <w:color w:val="000000"/>
+          <w:sz w:val="21"/>
         </w:rPr>
         <w:t xml:space="preserve"> 与 </w:t>
       </w:r>
       <w:r>
         <w:rPr>
-          <w:rFonts w:ascii="Calibri" w:hAnsi="Calibri" w:eastAsia="Microsoft YaHei"/>
-          <w:b w:val="0"/>
-          <w:color w:val="000000"/>
-          <w:sz w:val="21"/>
-          <w:shd w:fill="EEF2F6"/>
+          <w:rFonts w:ascii="Times New Roman" w:hAnsi="Times New Roman" w:eastAsia="SimSun"/>
+          <w:b w:val="0"/>
+          <w:color w:val="000000"/>
+          <w:sz w:val="21"/>
         </w:rPr>
         <w:t>pi_splitwafer</w:t>
       </w:r>
       <w:r>
         <w:rPr>
-          <w:rFonts w:ascii="Calibri" w:hAnsi="Calibri" w:eastAsia="Microsoft YaHei"/>
-          <w:b w:val="0"/>
-          <w:color w:val="000000"/>
-          <w:sz w:val="22"/>
+          <w:rFonts w:ascii="Times New Roman" w:hAnsi="Times New Roman" w:eastAsia="SimSun"/>
+          <w:b w:val="0"/>
+          <w:color w:val="000000"/>
+          <w:sz w:val="21"/>
         </w:rPr>
         <w:t>；AMA 复核 Lot 状态后执行物理分批，必要时为 Pilot 更换 FOUP，并同步补充相关 Rule 卡控。</w:t>
       </w:r>
@@ -1104,10 +1093,10 @@
       </w:pPr>
       <w:r>
         <w:rPr>
-          <w:rFonts w:ascii="Calibri" w:hAnsi="Calibri" w:eastAsia="Microsoft YaHei"/>
-          <w:b w:val="0"/>
-          <w:color w:val="000000"/>
-          <w:sz w:val="22"/>
+          <w:rFonts w:ascii="Times New Roman" w:hAnsi="Times New Roman" w:eastAsia="SimSun"/>
+          <w:b w:val="0"/>
+          <w:color w:val="000000"/>
+          <w:sz w:val="21"/>
         </w:rPr>
         <w:t>Pilot 与母批可分离处理，降低同 FOUP Other Lot 对 PiRun 执行的影响。</w:t>
       </w:r>
@@ -1122,10 +1111,10 @@
       </w:pPr>
       <w:r>
         <w:rPr>
-          <w:rFonts w:ascii="Calibri" w:hAnsi="Calibri" w:eastAsia="Microsoft YaHei"/>
-          <w:b w:val="0"/>
-          <w:color w:val="000000"/>
-          <w:sz w:val="22"/>
+          <w:rFonts w:ascii="Times New Roman" w:hAnsi="Times New Roman" w:eastAsia="SimSun"/>
+          <w:b w:val="0"/>
+          <w:color w:val="000000"/>
+          <w:sz w:val="21"/>
         </w:rPr>
         <w:t>无空 FOUP、MES 分批失败等场景有明确回退路径。</w:t>
       </w:r>
@@ -1140,10 +1129,10 @@
       </w:pPr>
       <w:r>
         <w:rPr>
-          <w:rFonts w:ascii="Calibri" w:hAnsi="Calibri" w:eastAsia="Microsoft YaHei"/>
-          <w:b w:val="0"/>
-          <w:color w:val="000000"/>
-          <w:sz w:val="22"/>
+          <w:rFonts w:ascii="Times New Roman" w:hAnsi="Times New Roman" w:eastAsia="SimSun"/>
+          <w:b w:val="0"/>
+          <w:color w:val="000000"/>
+          <w:sz w:val="21"/>
         </w:rPr>
         <w:t>降低 Lot Queue Time 超时风险。</w:t>
       </w:r>
@@ -1169,10 +1158,10 @@
       </w:pPr>
       <w:r>
         <w:rPr>
-          <w:rFonts w:ascii="Calibri" w:hAnsi="Calibri" w:eastAsia="Microsoft YaHei"/>
-          <w:b w:val="0"/>
-          <w:color w:val="000000"/>
-          <w:sz w:val="22"/>
+          <w:rFonts w:ascii="Times New Roman" w:hAnsi="Times New Roman" w:eastAsia="SimSun"/>
+          <w:b w:val="0"/>
+          <w:color w:val="000000"/>
+          <w:sz w:val="21"/>
         </w:rPr>
         <w:t>复杂逻辑拆分为四个子流程，流程节点与正文判断规则一致。</w:t>
       </w:r>
@@ -1212,8 +1201,9 @@
       </w:pPr>
       <w:r>
         <w:rPr>
-          <w:rFonts w:ascii="Calibri" w:hAnsi="Calibri" w:eastAsia="Microsoft YaHei"/>
-          <w:color w:val="000000"/>
+          <w:rFonts w:ascii="Times New Roman" w:hAnsi="Times New Roman" w:eastAsia="SimSun"/>
+          <w:color w:val="000000"/>
+          <w:sz w:val="21"/>
         </w:rPr>
         <w:drawing>
           <wp:inline xmlns:a="http://schemas.openxmlformats.org/drawingml/2006/main" xmlns:pic="http://schemas.openxmlformats.org/drawingml/2006/picture">
@@ -1285,8 +1275,9 @@
       </w:pPr>
       <w:r>
         <w:rPr>
-          <w:rFonts w:ascii="Calibri" w:hAnsi="Calibri" w:eastAsia="Microsoft YaHei"/>
-          <w:color w:val="000000"/>
+          <w:rFonts w:ascii="Times New Roman" w:hAnsi="Times New Roman" w:eastAsia="SimSun"/>
+          <w:color w:val="000000"/>
+          <w:sz w:val="21"/>
         </w:rPr>
         <w:drawing>
           <wp:inline xmlns:a="http://schemas.openxmlformats.org/drawingml/2006/main" xmlns:pic="http://schemas.openxmlformats.org/drawingml/2006/picture">
@@ -1358,8 +1349,9 @@
       </w:pPr>
       <w:r>
         <w:rPr>
-          <w:rFonts w:ascii="Calibri" w:hAnsi="Calibri" w:eastAsia="Microsoft YaHei"/>
-          <w:color w:val="000000"/>
+          <w:rFonts w:ascii="Times New Roman" w:hAnsi="Times New Roman" w:eastAsia="SimSun"/>
+          <w:color w:val="000000"/>
+          <w:sz w:val="21"/>
         </w:rPr>
         <w:drawing>
           <wp:inline xmlns:a="http://schemas.openxmlformats.org/drawingml/2006/main" xmlns:pic="http://schemas.openxmlformats.org/drawingml/2006/picture">
@@ -1431,8 +1423,9 @@
       </w:pPr>
       <w:r>
         <w:rPr>
-          <w:rFonts w:ascii="Calibri" w:hAnsi="Calibri" w:eastAsia="Microsoft YaHei"/>
-          <w:color w:val="000000"/>
+          <w:rFonts w:ascii="Times New Roman" w:hAnsi="Times New Roman" w:eastAsia="SimSun"/>
+          <w:color w:val="000000"/>
+          <w:sz w:val="21"/>
         </w:rPr>
         <w:drawing>
           <wp:inline xmlns:a="http://schemas.openxmlformats.org/drawingml/2006/main" xmlns:pic="http://schemas.openxmlformats.org/drawingml/2006/picture">
@@ -1489,67 +1482,64 @@
       </w:pPr>
       <w:r>
         <w:rPr>
-          <w:rFonts w:ascii="Calibri" w:hAnsi="Calibri" w:eastAsia="Microsoft YaHei"/>
-          <w:b w:val="0"/>
-          <w:color w:val="000000"/>
-          <w:sz w:val="22"/>
+          <w:rFonts w:ascii="Times New Roman" w:hAnsi="Times New Roman" w:eastAsia="SimSun"/>
+          <w:b w:val="0"/>
+          <w:color w:val="000000"/>
+          <w:sz w:val="21"/>
         </w:rPr>
         <w:t>RTD 修改范围包括两个 Report、Global Macro、LithoRule 和 LithoAssign。</w:t>
       </w:r>
       <w:r>
         <w:rPr>
-          <w:rFonts w:ascii="Calibri" w:hAnsi="Calibri" w:eastAsia="Microsoft YaHei"/>
-          <w:b w:val="0"/>
-          <w:color w:val="000000"/>
-          <w:sz w:val="21"/>
-          <w:shd w:fill="EEF2F6"/>
+          <w:rFonts w:ascii="Times New Roman" w:hAnsi="Times New Roman" w:eastAsia="SimSun"/>
+          <w:b w:val="0"/>
+          <w:color w:val="000000"/>
+          <w:sz w:val="21"/>
         </w:rPr>
         <w:t>Pi_split_flag</w:t>
       </w:r>
       <w:r>
         <w:rPr>
-          <w:rFonts w:ascii="Calibri" w:hAnsi="Calibri" w:eastAsia="Microsoft YaHei"/>
-          <w:b w:val="0"/>
-          <w:color w:val="000000"/>
-          <w:sz w:val="22"/>
+          <w:rFonts w:ascii="Times New Roman" w:hAnsi="Times New Roman" w:eastAsia="SimSun"/>
+          <w:b w:val="0"/>
+          <w:color w:val="000000"/>
+          <w:sz w:val="21"/>
         </w:rPr>
         <w:t xml:space="preserve"> 统一使用 </w:t>
       </w:r>
       <w:r>
         <w:rPr>
-          <w:rFonts w:ascii="Calibri" w:hAnsi="Calibri" w:eastAsia="Microsoft YaHei"/>
-          <w:b w:val="0"/>
-          <w:color w:val="000000"/>
-          <w:sz w:val="21"/>
-          <w:shd w:fill="EEF2F6"/>
+          <w:rFonts w:ascii="Times New Roman" w:hAnsi="Times New Roman" w:eastAsia="SimSun"/>
+          <w:b w:val="0"/>
+          <w:color w:val="000000"/>
+          <w:sz w:val="21"/>
         </w:rPr>
         <w:t>Y</w:t>
       </w:r>
       <w:r>
         <w:rPr>
-          <w:rFonts w:ascii="Calibri" w:hAnsi="Calibri" w:eastAsia="Microsoft YaHei"/>
-          <w:b w:val="0"/>
-          <w:color w:val="000000"/>
-          <w:sz w:val="22"/>
+          <w:rFonts w:ascii="Times New Roman" w:hAnsi="Times New Roman" w:eastAsia="SimSun"/>
+          <w:b w:val="0"/>
+          <w:color w:val="000000"/>
+          <w:sz w:val="21"/>
         </w:rPr>
         <w:t xml:space="preserve"> 表示允许物理分批；PiRun 状态统一使用 </w:t>
       </w:r>
       <w:r>
         <w:rPr>
-          <w:rFonts w:ascii="Calibri" w:hAnsi="Calibri" w:eastAsia="Microsoft YaHei"/>
-          <w:b w:val="0"/>
-          <w:color w:val="000000"/>
-          <w:sz w:val="21"/>
-          <w:shd w:fill="EEF2F6"/>
+          <w:rFonts w:ascii="Times New Roman" w:hAnsi="Times New Roman" w:eastAsia="SimSun"/>
+          <w:b w:val="0"/>
+          <w:color w:val="000000"/>
+          <w:sz w:val="21"/>
         </w:rPr>
         <w:t>PIRUNON</w:t>
       </w:r>
       <w:r>
         <w:rPr>
-          <w:rFonts w:ascii="Calibri" w:hAnsi="Calibri" w:eastAsia="Microsoft YaHei"/>
-          <w:b w:val="0"/>
-          <w:color w:val="000000"/>
-          <w:sz w:val="22"/>
+          <w:rFonts w:ascii="Times New Roman" w:hAnsi="Times New Roman" w:eastAsia="SimSun"/>
+          <w:b w:val="0"/>
+          <w:color w:val="000000"/>
+          <w:sz w:val="21"/>
         </w:rPr>
         <w:t>。</w:t>
       </w:r>
@@ -1588,10 +1578,10 @@
       </w:pPr>
       <w:r>
         <w:rPr>
-          <w:rFonts w:ascii="Calibri" w:hAnsi="Calibri" w:eastAsia="Microsoft YaHei"/>
-          <w:b w:val="0"/>
-          <w:color w:val="000000"/>
-          <w:sz w:val="22"/>
+          <w:rFonts w:ascii="Times New Roman" w:hAnsi="Times New Roman" w:eastAsia="SimSun"/>
+          <w:b w:val="0"/>
+          <w:color w:val="000000"/>
+          <w:sz w:val="21"/>
         </w:rPr>
         <w:t>从 FAB6、FAB8 获取候选 Lot。读取以下资料：</w:t>
       </w:r>
@@ -1606,96 +1596,91 @@
       </w:pPr>
       <w:r>
         <w:rPr>
-          <w:rFonts w:ascii="Calibri" w:hAnsi="Calibri" w:eastAsia="Microsoft YaHei"/>
-          <w:b w:val="0"/>
-          <w:color w:val="000000"/>
-          <w:sz w:val="21"/>
-          <w:shd w:fill="EEF2F6"/>
+          <w:rFonts w:ascii="Times New Roman" w:hAnsi="Times New Roman" w:eastAsia="SimSun"/>
+          <w:b w:val="0"/>
+          <w:color w:val="000000"/>
+          <w:sz w:val="21"/>
         </w:rPr>
         <w:t>fwlot</w:t>
       </w:r>
       <w:r>
         <w:rPr>
-          <w:rFonts w:ascii="Calibri" w:hAnsi="Calibri" w:eastAsia="Microsoft YaHei"/>
-          <w:b w:val="0"/>
-          <w:color w:val="000000"/>
-          <w:sz w:val="22"/>
+          <w:rFonts w:ascii="Times New Roman" w:hAnsi="Times New Roman" w:eastAsia="SimSun"/>
+          <w:b w:val="0"/>
+          <w:color w:val="000000"/>
+          <w:sz w:val="21"/>
         </w:rPr>
         <w:t>：</w:t>
       </w:r>
       <w:r>
         <w:rPr>
-          <w:rFonts w:ascii="Calibri" w:hAnsi="Calibri" w:eastAsia="Microsoft YaHei"/>
-          <w:b w:val="0"/>
-          <w:color w:val="000000"/>
-          <w:sz w:val="21"/>
-          <w:shd w:fill="EEF2F6"/>
+          <w:rFonts w:ascii="Times New Roman" w:hAnsi="Times New Roman" w:eastAsia="SimSun"/>
+          <w:b w:val="0"/>
+          <w:color w:val="000000"/>
+          <w:sz w:val="21"/>
         </w:rPr>
         <w:t>appid</w:t>
       </w:r>
       <w:r>
         <w:rPr>
-          <w:rFonts w:ascii="Calibri" w:hAnsi="Calibri" w:eastAsia="Microsoft YaHei"/>
-          <w:b w:val="0"/>
-          <w:color w:val="000000"/>
-          <w:sz w:val="22"/>
+          <w:rFonts w:ascii="Times New Roman" w:hAnsi="Times New Roman" w:eastAsia="SimSun"/>
+          <w:b w:val="0"/>
+          <w:color w:val="000000"/>
+          <w:sz w:val="21"/>
         </w:rPr>
         <w:t>、</w:t>
       </w:r>
       <w:r>
         <w:rPr>
-          <w:rFonts w:ascii="Calibri" w:hAnsi="Calibri" w:eastAsia="Microsoft YaHei"/>
-          <w:b w:val="0"/>
-          <w:color w:val="000000"/>
-          <w:sz w:val="21"/>
-          <w:shd w:fill="EEF2F6"/>
+          <w:rFonts w:ascii="Times New Roman" w:hAnsi="Times New Roman" w:eastAsia="SimSun"/>
+          <w:b w:val="0"/>
+          <w:color w:val="000000"/>
+          <w:sz w:val="21"/>
         </w:rPr>
         <w:t>priority</w:t>
       </w:r>
       <w:r>
         <w:rPr>
-          <w:rFonts w:ascii="Calibri" w:hAnsi="Calibri" w:eastAsia="Microsoft YaHei"/>
-          <w:b w:val="0"/>
-          <w:color w:val="000000"/>
-          <w:sz w:val="22"/>
+          <w:rFonts w:ascii="Times New Roman" w:hAnsi="Times New Roman" w:eastAsia="SimSun"/>
+          <w:b w:val="0"/>
+          <w:color w:val="000000"/>
+          <w:sz w:val="21"/>
         </w:rPr>
         <w:t>、</w:t>
       </w:r>
       <w:r>
         <w:rPr>
-          <w:rFonts w:ascii="Calibri" w:hAnsi="Calibri" w:eastAsia="Microsoft YaHei"/>
-          <w:b w:val="0"/>
-          <w:color w:val="000000"/>
-          <w:sz w:val="21"/>
-          <w:shd w:fill="EEF2F6"/>
+          <w:rFonts w:ascii="Times New Roman" w:hAnsi="Times New Roman" w:eastAsia="SimSun"/>
+          <w:b w:val="0"/>
+          <w:color w:val="000000"/>
+          <w:sz w:val="21"/>
         </w:rPr>
         <w:t>processingstatus</w:t>
       </w:r>
       <w:r>
         <w:rPr>
-          <w:rFonts w:ascii="Calibri" w:hAnsi="Calibri" w:eastAsia="Microsoft YaHei"/>
-          <w:b w:val="0"/>
-          <w:color w:val="000000"/>
-          <w:sz w:val="22"/>
+          <w:rFonts w:ascii="Times New Roman" w:hAnsi="Times New Roman" w:eastAsia="SimSun"/>
+          <w:b w:val="0"/>
+          <w:color w:val="000000"/>
+          <w:sz w:val="21"/>
         </w:rPr>
         <w:t>、</w:t>
       </w:r>
       <w:r>
         <w:rPr>
-          <w:rFonts w:ascii="Calibri" w:hAnsi="Calibri" w:eastAsia="Microsoft YaHei"/>
-          <w:b w:val="0"/>
-          <w:color w:val="000000"/>
-          <w:sz w:val="21"/>
-          <w:shd w:fill="EEF2F6"/>
+          <w:rFonts w:ascii="Times New Roman" w:hAnsi="Times New Roman" w:eastAsia="SimSun"/>
+          <w:b w:val="0"/>
+          <w:color w:val="000000"/>
+          <w:sz w:val="21"/>
         </w:rPr>
         <w:t>componentqty</w:t>
       </w:r>
       <w:r>
         <w:rPr>
-          <w:rFonts w:ascii="Calibri" w:hAnsi="Calibri" w:eastAsia="Microsoft YaHei"/>
-          <w:b w:val="0"/>
-          <w:color w:val="000000"/>
-          <w:sz w:val="22"/>
+          <w:rFonts w:ascii="Times New Roman" w:hAnsi="Times New Roman" w:eastAsia="SimSun"/>
+          <w:b w:val="0"/>
+          <w:color w:val="000000"/>
+          <w:sz w:val="21"/>
         </w:rPr>
         <w:t>。</w:t>
       </w:r>
@@ -1710,77 +1695,73 @@
       </w:pPr>
       <w:r>
         <w:rPr>
-          <w:rFonts w:ascii="Calibri" w:hAnsi="Calibri" w:eastAsia="Microsoft YaHei"/>
-          <w:b w:val="0"/>
-          <w:color w:val="000000"/>
-          <w:sz w:val="21"/>
-          <w:shd w:fill="EEF2F6"/>
+          <w:rFonts w:ascii="Times New Roman" w:hAnsi="Times New Roman" w:eastAsia="SimSun"/>
+          <w:b w:val="0"/>
+          <w:color w:val="000000"/>
+          <w:sz w:val="21"/>
         </w:rPr>
         <w:t>fablotext</w:t>
       </w:r>
       <w:r>
         <w:rPr>
-          <w:rFonts w:ascii="Calibri" w:hAnsi="Calibri" w:eastAsia="Microsoft YaHei"/>
-          <w:b w:val="0"/>
-          <w:color w:val="000000"/>
-          <w:sz w:val="22"/>
+          <w:rFonts w:ascii="Times New Roman" w:hAnsi="Times New Roman" w:eastAsia="SimSun"/>
+          <w:b w:val="0"/>
+          <w:color w:val="000000"/>
+          <w:sz w:val="21"/>
         </w:rPr>
         <w:t>：</w:t>
       </w:r>
       <w:r>
         <w:rPr>
-          <w:rFonts w:ascii="Calibri" w:hAnsi="Calibri" w:eastAsia="Microsoft YaHei"/>
-          <w:b w:val="0"/>
-          <w:color w:val="000000"/>
-          <w:sz w:val="21"/>
-          <w:shd w:fill="EEF2F6"/>
+          <w:rFonts w:ascii="Times New Roman" w:hAnsi="Times New Roman" w:eastAsia="SimSun"/>
+          <w:b w:val="0"/>
+          <w:color w:val="000000"/>
+          <w:sz w:val="21"/>
         </w:rPr>
         <w:t>requiredcapability</w:t>
       </w:r>
       <w:r>
         <w:rPr>
-          <w:rFonts w:ascii="Calibri" w:hAnsi="Calibri" w:eastAsia="Microsoft YaHei"/>
-          <w:b w:val="0"/>
-          <w:color w:val="000000"/>
-          <w:sz w:val="22"/>
+          <w:rFonts w:ascii="Times New Roman" w:hAnsi="Times New Roman" w:eastAsia="SimSun"/>
+          <w:b w:val="0"/>
+          <w:color w:val="000000"/>
+          <w:sz w:val="21"/>
         </w:rPr>
         <w:t>、</w:t>
       </w:r>
       <w:r>
         <w:rPr>
-          <w:rFonts w:ascii="Calibri" w:hAnsi="Calibri" w:eastAsia="Microsoft YaHei"/>
-          <w:b w:val="0"/>
-          <w:color w:val="000000"/>
-          <w:sz w:val="21"/>
-          <w:shd w:fill="EEF2F6"/>
+          <w:rFonts w:ascii="Times New Roman" w:hAnsi="Times New Roman" w:eastAsia="SimSun"/>
+          <w:b w:val="0"/>
+          <w:color w:val="000000"/>
+          <w:sz w:val="21"/>
         </w:rPr>
         <w:t>runcardid</w:t>
       </w:r>
       <w:r>
         <w:rPr>
-          <w:rFonts w:ascii="Calibri" w:hAnsi="Calibri" w:eastAsia="Microsoft YaHei"/>
-          <w:b w:val="0"/>
-          <w:color w:val="000000"/>
-          <w:sz w:val="22"/>
+          <w:rFonts w:ascii="Times New Roman" w:hAnsi="Times New Roman" w:eastAsia="SimSun"/>
+          <w:b w:val="0"/>
+          <w:color w:val="000000"/>
+          <w:sz w:val="21"/>
         </w:rPr>
         <w:t>、</w:t>
       </w:r>
       <w:r>
         <w:rPr>
-          <w:rFonts w:ascii="Calibri" w:hAnsi="Calibri" w:eastAsia="Microsoft YaHei"/>
-          <w:b w:val="0"/>
-          <w:color w:val="000000"/>
-          <w:sz w:val="21"/>
-          <w:shd w:fill="EEF2F6"/>
+          <w:rFonts w:ascii="Times New Roman" w:hAnsi="Times New Roman" w:eastAsia="SimSun"/>
+          <w:b w:val="0"/>
+          <w:color w:val="000000"/>
+          <w:sz w:val="21"/>
         </w:rPr>
         <w:t>reticleid</w:t>
       </w:r>
       <w:r>
         <w:rPr>
-          <w:rFonts w:ascii="Calibri" w:hAnsi="Calibri" w:eastAsia="Microsoft YaHei"/>
-          <w:b w:val="0"/>
-          <w:color w:val="000000"/>
-          <w:sz w:val="22"/>
+          <w:rFonts w:ascii="Times New Roman" w:hAnsi="Times New Roman" w:eastAsia="SimSun"/>
+          <w:b w:val="0"/>
+          <w:color w:val="000000"/>
+          <w:sz w:val="21"/>
         </w:rPr>
         <w:t>。</w:t>
       </w:r>
@@ -1795,39 +1776,37 @@
       </w:pPr>
       <w:r>
         <w:rPr>
-          <w:rFonts w:ascii="Calibri" w:hAnsi="Calibri" w:eastAsia="Microsoft YaHei"/>
-          <w:b w:val="0"/>
-          <w:color w:val="000000"/>
-          <w:sz w:val="21"/>
-          <w:shd w:fill="EEF2F6"/>
+          <w:rFonts w:ascii="Times New Roman" w:hAnsi="Times New Roman" w:eastAsia="SimSun"/>
+          <w:b w:val="0"/>
+          <w:color w:val="000000"/>
+          <w:sz w:val="21"/>
         </w:rPr>
         <w:t>fablotcarrierext</w:t>
       </w:r>
       <w:r>
         <w:rPr>
-          <w:rFonts w:ascii="Calibri" w:hAnsi="Calibri" w:eastAsia="Microsoft YaHei"/>
-          <w:b w:val="0"/>
-          <w:color w:val="000000"/>
-          <w:sz w:val="22"/>
+          <w:rFonts w:ascii="Times New Roman" w:hAnsi="Times New Roman" w:eastAsia="SimSun"/>
+          <w:b w:val="0"/>
+          <w:color w:val="000000"/>
+          <w:sz w:val="21"/>
         </w:rPr>
         <w:t>：</w:t>
       </w:r>
       <w:r>
         <w:rPr>
-          <w:rFonts w:ascii="Calibri" w:hAnsi="Calibri" w:eastAsia="Microsoft YaHei"/>
-          <w:b w:val="0"/>
-          <w:color w:val="000000"/>
-          <w:sz w:val="21"/>
-          <w:shd w:fill="EEF2F6"/>
+          <w:rFonts w:ascii="Times New Roman" w:hAnsi="Times New Roman" w:eastAsia="SimSun"/>
+          <w:b w:val="0"/>
+          <w:color w:val="000000"/>
+          <w:sz w:val="21"/>
         </w:rPr>
         <w:t>carrierkind</w:t>
       </w:r>
       <w:r>
         <w:rPr>
-          <w:rFonts w:ascii="Calibri" w:hAnsi="Calibri" w:eastAsia="Microsoft YaHei"/>
-          <w:b w:val="0"/>
-          <w:color w:val="000000"/>
-          <w:sz w:val="22"/>
+          <w:rFonts w:ascii="Times New Roman" w:hAnsi="Times New Roman" w:eastAsia="SimSun"/>
+          <w:b w:val="0"/>
+          <w:color w:val="000000"/>
+          <w:sz w:val="21"/>
         </w:rPr>
         <w:t>。</w:t>
       </w:r>
@@ -1842,39 +1821,37 @@
       </w:pPr>
       <w:r>
         <w:rPr>
-          <w:rFonts w:ascii="Calibri" w:hAnsi="Calibri" w:eastAsia="Microsoft YaHei"/>
-          <w:b w:val="0"/>
-          <w:color w:val="000000"/>
-          <w:sz w:val="21"/>
-          <w:shd w:fill="EEF2F6"/>
+          <w:rFonts w:ascii="Times New Roman" w:hAnsi="Times New Roman" w:eastAsia="SimSun"/>
+          <w:b w:val="0"/>
+          <w:color w:val="000000"/>
+          <w:sz w:val="21"/>
         </w:rPr>
         <w:t>fabinqtimeprocess</w:t>
       </w:r>
       <w:r>
         <w:rPr>
-          <w:rFonts w:ascii="Calibri" w:hAnsi="Calibri" w:eastAsia="Microsoft YaHei"/>
-          <w:b w:val="0"/>
-          <w:color w:val="000000"/>
-          <w:sz w:val="22"/>
+          <w:rFonts w:ascii="Times New Roman" w:hAnsi="Times New Roman" w:eastAsia="SimSun"/>
+          <w:b w:val="0"/>
+          <w:color w:val="000000"/>
+          <w:sz w:val="21"/>
         </w:rPr>
         <w:t>：</w:t>
       </w:r>
       <w:r>
         <w:rPr>
-          <w:rFonts w:ascii="Calibri" w:hAnsi="Calibri" w:eastAsia="Microsoft YaHei"/>
-          <w:b w:val="0"/>
-          <w:color w:val="000000"/>
-          <w:sz w:val="21"/>
-          <w:shd w:fill="EEF2F6"/>
+          <w:rFonts w:ascii="Times New Roman" w:hAnsi="Times New Roman" w:eastAsia="SimSun"/>
+          <w:b w:val="0"/>
+          <w:color w:val="000000"/>
+          <w:sz w:val="21"/>
         </w:rPr>
         <w:t>RemainQ</w:t>
       </w:r>
       <w:r>
         <w:rPr>
-          <w:rFonts w:ascii="Calibri" w:hAnsi="Calibri" w:eastAsia="Microsoft YaHei"/>
-          <w:b w:val="0"/>
-          <w:color w:val="000000"/>
-          <w:sz w:val="22"/>
+          <w:rFonts w:ascii="Times New Roman" w:hAnsi="Times New Roman" w:eastAsia="SimSun"/>
+          <w:b w:val="0"/>
+          <w:color w:val="000000"/>
+          <w:sz w:val="21"/>
         </w:rPr>
         <w:t>。</w:t>
       </w:r>
@@ -1889,39 +1866,37 @@
       </w:pPr>
       <w:r>
         <w:rPr>
-          <w:rFonts w:ascii="Calibri" w:hAnsi="Calibri" w:eastAsia="Microsoft YaHei"/>
-          <w:b w:val="0"/>
-          <w:color w:val="000000"/>
-          <w:sz w:val="21"/>
-          <w:shd w:fill="EEF2F6"/>
+          <w:rFonts w:ascii="Times New Roman" w:hAnsi="Times New Roman" w:eastAsia="SimSun"/>
+          <w:b w:val="0"/>
+          <w:color w:val="000000"/>
+          <w:sz w:val="21"/>
         </w:rPr>
         <w:t>UI.RTDConfig-LITHOLotAssignment-LithoAssignCapability</w:t>
       </w:r>
       <w:r>
         <w:rPr>
-          <w:rFonts w:ascii="Calibri" w:hAnsi="Calibri" w:eastAsia="Microsoft YaHei"/>
-          <w:b w:val="0"/>
-          <w:color w:val="000000"/>
-          <w:sz w:val="22"/>
+          <w:rFonts w:ascii="Times New Roman" w:hAnsi="Times New Roman" w:eastAsia="SimSun"/>
+          <w:b w:val="0"/>
+          <w:color w:val="000000"/>
+          <w:sz w:val="21"/>
         </w:rPr>
         <w:t>：</w:t>
       </w:r>
       <w:r>
         <w:rPr>
-          <w:rFonts w:ascii="Calibri" w:hAnsi="Calibri" w:eastAsia="Microsoft YaHei"/>
-          <w:b w:val="0"/>
-          <w:color w:val="000000"/>
-          <w:sz w:val="21"/>
-          <w:shd w:fill="EEF2F6"/>
+          <w:rFonts w:ascii="Times New Roman" w:hAnsi="Times New Roman" w:eastAsia="SimSun"/>
+          <w:b w:val="0"/>
+          <w:color w:val="000000"/>
+          <w:sz w:val="21"/>
         </w:rPr>
         <w:t>LithoCapability</w:t>
       </w:r>
       <w:r>
         <w:rPr>
-          <w:rFonts w:ascii="Calibri" w:hAnsi="Calibri" w:eastAsia="Microsoft YaHei"/>
-          <w:b w:val="0"/>
-          <w:color w:val="000000"/>
-          <w:sz w:val="22"/>
+          <w:rFonts w:ascii="Times New Roman" w:hAnsi="Times New Roman" w:eastAsia="SimSun"/>
+          <w:b w:val="0"/>
+          <w:color w:val="000000"/>
+          <w:sz w:val="21"/>
         </w:rPr>
         <w:t>。</w:t>
       </w:r>
@@ -1932,48 +1907,46 @@
       </w:pPr>
       <w:r>
         <w:rPr>
-          <w:rFonts w:ascii="Calibri" w:hAnsi="Calibri" w:eastAsia="Microsoft YaHei"/>
-          <w:b w:val="0"/>
-          <w:color w:val="000000"/>
-          <w:sz w:val="22"/>
+          <w:rFonts w:ascii="Times New Roman" w:hAnsi="Times New Roman" w:eastAsia="SimSun"/>
+          <w:b w:val="0"/>
+          <w:color w:val="000000"/>
+          <w:sz w:val="21"/>
         </w:rPr>
         <w:t xml:space="preserve">BARCO Capability 固定为 </w:t>
       </w:r>
       <w:r>
         <w:rPr>
-          <w:rFonts w:ascii="Calibri" w:hAnsi="Calibri" w:eastAsia="Microsoft YaHei"/>
-          <w:b w:val="0"/>
-          <w:color w:val="000000"/>
-          <w:sz w:val="21"/>
-          <w:shd w:fill="EEF2F6"/>
+          <w:rFonts w:ascii="Times New Roman" w:hAnsi="Times New Roman" w:eastAsia="SimSun"/>
+          <w:b w:val="0"/>
+          <w:color w:val="000000"/>
+          <w:sz w:val="21"/>
         </w:rPr>
         <w:t>L-BARCO-L</w:t>
       </w:r>
       <w:r>
         <w:rPr>
-          <w:rFonts w:ascii="Calibri" w:hAnsi="Calibri" w:eastAsia="Microsoft YaHei"/>
-          <w:b w:val="0"/>
-          <w:color w:val="000000"/>
-          <w:sz w:val="22"/>
+          <w:rFonts w:ascii="Times New Roman" w:hAnsi="Times New Roman" w:eastAsia="SimSun"/>
+          <w:b w:val="0"/>
+          <w:color w:val="000000"/>
+          <w:sz w:val="21"/>
         </w:rPr>
         <w:t>、</w:t>
       </w:r>
       <w:r>
         <w:rPr>
-          <w:rFonts w:ascii="Calibri" w:hAnsi="Calibri" w:eastAsia="Microsoft YaHei"/>
-          <w:b w:val="0"/>
-          <w:color w:val="000000"/>
-          <w:sz w:val="21"/>
-          <w:shd w:fill="EEF2F6"/>
+          <w:rFonts w:ascii="Times New Roman" w:hAnsi="Times New Roman" w:eastAsia="SimSun"/>
+          <w:b w:val="0"/>
+          <w:color w:val="000000"/>
+          <w:sz w:val="21"/>
         </w:rPr>
         <w:t>L-BARCO-S</w:t>
       </w:r>
       <w:r>
         <w:rPr>
-          <w:rFonts w:ascii="Calibri" w:hAnsi="Calibri" w:eastAsia="Microsoft YaHei"/>
-          <w:b w:val="0"/>
-          <w:color w:val="000000"/>
-          <w:sz w:val="22"/>
+          <w:rFonts w:ascii="Times New Roman" w:hAnsi="Times New Roman" w:eastAsia="SimSun"/>
+          <w:b w:val="0"/>
+          <w:color w:val="000000"/>
+          <w:sz w:val="21"/>
         </w:rPr>
         <w:t>。</w:t>
       </w:r>
@@ -1998,10 +1971,10 @@
       </w:pPr>
       <w:r>
         <w:rPr>
-          <w:rFonts w:ascii="Calibri" w:hAnsi="Calibri" w:eastAsia="Microsoft YaHei"/>
-          <w:b w:val="0"/>
-          <w:color w:val="000000"/>
-          <w:sz w:val="22"/>
+          <w:rFonts w:ascii="Times New Roman" w:hAnsi="Times New Roman" w:eastAsia="SimSun"/>
+          <w:b w:val="0"/>
+          <w:color w:val="000000"/>
+          <w:sz w:val="21"/>
         </w:rPr>
         <w:t>候选 Lot 必须同时满足以下条件：</w:t>
       </w:r>
@@ -2016,58 +1989,55 @@
       </w:pPr>
       <w:r>
         <w:rPr>
-          <w:rFonts w:ascii="Calibri" w:hAnsi="Calibri" w:eastAsia="Microsoft YaHei"/>
-          <w:b w:val="0"/>
-          <w:color w:val="000000"/>
-          <w:sz w:val="21"/>
-          <w:shd w:fill="EEF2F6"/>
+          <w:rFonts w:ascii="Times New Roman" w:hAnsi="Times New Roman" w:eastAsia="SimSun"/>
+          <w:b w:val="0"/>
+          <w:color w:val="000000"/>
+          <w:sz w:val="21"/>
         </w:rPr>
         <w:t>processingstatus</w:t>
       </w:r>
       <w:r>
         <w:rPr>
-          <w:rFonts w:ascii="Calibri" w:hAnsi="Calibri" w:eastAsia="Microsoft YaHei"/>
-          <w:b w:val="0"/>
-          <w:color w:val="000000"/>
-          <w:sz w:val="22"/>
+          <w:rFonts w:ascii="Times New Roman" w:hAnsi="Times New Roman" w:eastAsia="SimSun"/>
+          <w:b w:val="0"/>
+          <w:color w:val="000000"/>
+          <w:sz w:val="21"/>
         </w:rPr>
         <w:t xml:space="preserve"> 为 </w:t>
       </w:r>
       <w:r>
         <w:rPr>
-          <w:rFonts w:ascii="Calibri" w:hAnsi="Calibri" w:eastAsia="Microsoft YaHei"/>
-          <w:b w:val="0"/>
-          <w:color w:val="000000"/>
-          <w:sz w:val="21"/>
-          <w:shd w:fill="EEF2F6"/>
+          <w:rFonts w:ascii="Times New Roman" w:hAnsi="Times New Roman" w:eastAsia="SimSun"/>
+          <w:b w:val="0"/>
+          <w:color w:val="000000"/>
+          <w:sz w:val="21"/>
         </w:rPr>
         <w:t>Active</w:t>
       </w:r>
       <w:r>
         <w:rPr>
-          <w:rFonts w:ascii="Calibri" w:hAnsi="Calibri" w:eastAsia="Microsoft YaHei"/>
-          <w:b w:val="0"/>
-          <w:color w:val="000000"/>
-          <w:sz w:val="22"/>
+          <w:rFonts w:ascii="Times New Roman" w:hAnsi="Times New Roman" w:eastAsia="SimSun"/>
+          <w:b w:val="0"/>
+          <w:color w:val="000000"/>
+          <w:sz w:val="21"/>
         </w:rPr>
         <w:t xml:space="preserve"> 或 </w:t>
       </w:r>
       <w:r>
         <w:rPr>
-          <w:rFonts w:ascii="Calibri" w:hAnsi="Calibri" w:eastAsia="Microsoft YaHei"/>
-          <w:b w:val="0"/>
-          <w:color w:val="000000"/>
-          <w:sz w:val="21"/>
-          <w:shd w:fill="EEF2F6"/>
+          <w:rFonts w:ascii="Times New Roman" w:hAnsi="Times New Roman" w:eastAsia="SimSun"/>
+          <w:b w:val="0"/>
+          <w:color w:val="000000"/>
+          <w:sz w:val="21"/>
         </w:rPr>
         <w:t>CrossFabTransferred</w:t>
       </w:r>
       <w:r>
         <w:rPr>
-          <w:rFonts w:ascii="Calibri" w:hAnsi="Calibri" w:eastAsia="Microsoft YaHei"/>
-          <w:b w:val="0"/>
-          <w:color w:val="000000"/>
-          <w:sz w:val="22"/>
+          <w:rFonts w:ascii="Times New Roman" w:hAnsi="Times New Roman" w:eastAsia="SimSun"/>
+          <w:b w:val="0"/>
+          <w:color w:val="000000"/>
+          <w:sz w:val="21"/>
         </w:rPr>
         <w:t>。</w:t>
       </w:r>
@@ -2082,20 +2052,19 @@
       </w:pPr>
       <w:r>
         <w:rPr>
-          <w:rFonts w:ascii="Calibri" w:hAnsi="Calibri" w:eastAsia="Microsoft YaHei"/>
-          <w:b w:val="0"/>
-          <w:color w:val="000000"/>
-          <w:sz w:val="21"/>
-          <w:shd w:fill="EEF2F6"/>
+          <w:rFonts w:ascii="Times New Roman" w:hAnsi="Times New Roman" w:eastAsia="SimSun"/>
+          <w:b w:val="0"/>
+          <w:color w:val="000000"/>
+          <w:sz w:val="21"/>
         </w:rPr>
         <w:t>carrierkind='FOUP'</w:t>
       </w:r>
       <w:r>
         <w:rPr>
-          <w:rFonts w:ascii="Calibri" w:hAnsi="Calibri" w:eastAsia="Microsoft YaHei"/>
-          <w:b w:val="0"/>
-          <w:color w:val="000000"/>
-          <w:sz w:val="22"/>
+          <w:rFonts w:ascii="Times New Roman" w:hAnsi="Times New Roman" w:eastAsia="SimSun"/>
+          <w:b w:val="0"/>
+          <w:color w:val="000000"/>
+          <w:sz w:val="21"/>
         </w:rPr>
         <w:t>。</w:t>
       </w:r>
@@ -2110,20 +2079,19 @@
       </w:pPr>
       <w:r>
         <w:rPr>
-          <w:rFonts w:ascii="Calibri" w:hAnsi="Calibri" w:eastAsia="Microsoft YaHei"/>
-          <w:b w:val="0"/>
-          <w:color w:val="000000"/>
-          <w:sz w:val="21"/>
-          <w:shd w:fill="EEF2F6"/>
+          <w:rFonts w:ascii="Times New Roman" w:hAnsi="Times New Roman" w:eastAsia="SimSun"/>
+          <w:b w:val="0"/>
+          <w:color w:val="000000"/>
+          <w:sz w:val="21"/>
         </w:rPr>
         <w:t>runcardid</w:t>
       </w:r>
       <w:r>
         <w:rPr>
-          <w:rFonts w:ascii="Calibri" w:hAnsi="Calibri" w:eastAsia="Microsoft YaHei"/>
-          <w:b w:val="0"/>
-          <w:color w:val="000000"/>
-          <w:sz w:val="22"/>
+          <w:rFonts w:ascii="Times New Roman" w:hAnsi="Times New Roman" w:eastAsia="SimSun"/>
+          <w:b w:val="0"/>
+          <w:color w:val="000000"/>
+          <w:sz w:val="21"/>
         </w:rPr>
         <w:t xml:space="preserve"> 为空。</w:t>
       </w:r>
@@ -2138,77 +2106,73 @@
       </w:pPr>
       <w:r>
         <w:rPr>
-          <w:rFonts w:ascii="Calibri" w:hAnsi="Calibri" w:eastAsia="Microsoft YaHei"/>
-          <w:b w:val="0"/>
-          <w:color w:val="000000"/>
-          <w:sz w:val="21"/>
-          <w:shd w:fill="EEF2F6"/>
+          <w:rFonts w:ascii="Times New Roman" w:hAnsi="Times New Roman" w:eastAsia="SimSun"/>
+          <w:b w:val="0"/>
+          <w:color w:val="000000"/>
+          <w:sz w:val="21"/>
         </w:rPr>
         <w:t>requiredcapability</w:t>
       </w:r>
       <w:r>
         <w:rPr>
-          <w:rFonts w:ascii="Calibri" w:hAnsi="Calibri" w:eastAsia="Microsoft YaHei"/>
-          <w:b w:val="0"/>
-          <w:color w:val="000000"/>
-          <w:sz w:val="22"/>
+          <w:rFonts w:ascii="Times New Roman" w:hAnsi="Times New Roman" w:eastAsia="SimSun"/>
+          <w:b w:val="0"/>
+          <w:color w:val="000000"/>
+          <w:sz w:val="21"/>
         </w:rPr>
         <w:t xml:space="preserve"> 为 </w:t>
       </w:r>
       <w:r>
         <w:rPr>
-          <w:rFonts w:ascii="Calibri" w:hAnsi="Calibri" w:eastAsia="Microsoft YaHei"/>
-          <w:b w:val="0"/>
-          <w:color w:val="000000"/>
-          <w:sz w:val="21"/>
-          <w:shd w:fill="EEF2F6"/>
+          <w:rFonts w:ascii="Times New Roman" w:hAnsi="Times New Roman" w:eastAsia="SimSun"/>
+          <w:b w:val="0"/>
+          <w:color w:val="000000"/>
+          <w:sz w:val="21"/>
         </w:rPr>
         <w:t>LithoCapability</w:t>
       </w:r>
       <w:r>
         <w:rPr>
-          <w:rFonts w:ascii="Calibri" w:hAnsi="Calibri" w:eastAsia="Microsoft YaHei"/>
-          <w:b w:val="0"/>
-          <w:color w:val="000000"/>
-          <w:sz w:val="22"/>
+          <w:rFonts w:ascii="Times New Roman" w:hAnsi="Times New Roman" w:eastAsia="SimSun"/>
+          <w:b w:val="0"/>
+          <w:color w:val="000000"/>
+          <w:sz w:val="21"/>
         </w:rPr>
         <w:t>、</w:t>
       </w:r>
       <w:r>
         <w:rPr>
-          <w:rFonts w:ascii="Calibri" w:hAnsi="Calibri" w:eastAsia="Microsoft YaHei"/>
-          <w:b w:val="0"/>
-          <w:color w:val="000000"/>
-          <w:sz w:val="21"/>
-          <w:shd w:fill="EEF2F6"/>
+          <w:rFonts w:ascii="Times New Roman" w:hAnsi="Times New Roman" w:eastAsia="SimSun"/>
+          <w:b w:val="0"/>
+          <w:color w:val="000000"/>
+          <w:sz w:val="21"/>
         </w:rPr>
         <w:t>L-BARCO-L</w:t>
       </w:r>
       <w:r>
         <w:rPr>
-          <w:rFonts w:ascii="Calibri" w:hAnsi="Calibri" w:eastAsia="Microsoft YaHei"/>
-          <w:b w:val="0"/>
-          <w:color w:val="000000"/>
-          <w:sz w:val="22"/>
+          <w:rFonts w:ascii="Times New Roman" w:hAnsi="Times New Roman" w:eastAsia="SimSun"/>
+          <w:b w:val="0"/>
+          <w:color w:val="000000"/>
+          <w:sz w:val="21"/>
         </w:rPr>
         <w:t xml:space="preserve"> 或 </w:t>
       </w:r>
       <w:r>
         <w:rPr>
-          <w:rFonts w:ascii="Calibri" w:hAnsi="Calibri" w:eastAsia="Microsoft YaHei"/>
-          <w:b w:val="0"/>
-          <w:color w:val="000000"/>
-          <w:sz w:val="21"/>
-          <w:shd w:fill="EEF2F6"/>
+          <w:rFonts w:ascii="Times New Roman" w:hAnsi="Times New Roman" w:eastAsia="SimSun"/>
+          <w:b w:val="0"/>
+          <w:color w:val="000000"/>
+          <w:sz w:val="21"/>
         </w:rPr>
         <w:t>L-BARCO-S</w:t>
       </w:r>
       <w:r>
         <w:rPr>
-          <w:rFonts w:ascii="Calibri" w:hAnsi="Calibri" w:eastAsia="Microsoft YaHei"/>
-          <w:b w:val="0"/>
-          <w:color w:val="000000"/>
-          <w:sz w:val="22"/>
+          <w:rFonts w:ascii="Times New Roman" w:hAnsi="Times New Roman" w:eastAsia="SimSun"/>
+          <w:b w:val="0"/>
+          <w:color w:val="000000"/>
+          <w:sz w:val="21"/>
         </w:rPr>
         <w:t>。</w:t>
       </w:r>
@@ -2219,86 +2183,82 @@
       </w:pPr>
       <w:r>
         <w:rPr>
-          <w:rFonts w:ascii="Calibri" w:hAnsi="Calibri" w:eastAsia="Microsoft YaHei"/>
-          <w:b w:val="0"/>
-          <w:color w:val="000000"/>
-          <w:sz w:val="22"/>
+          <w:rFonts w:ascii="Times New Roman" w:hAnsi="Times New Roman" w:eastAsia="SimSun"/>
+          <w:b w:val="0"/>
+          <w:color w:val="000000"/>
+          <w:sz w:val="21"/>
         </w:rPr>
         <w:t xml:space="preserve">跨厂 Lot 沿用现有 </w:t>
       </w:r>
       <w:r>
         <w:rPr>
-          <w:rFonts w:ascii="Calibri" w:hAnsi="Calibri" w:eastAsia="Microsoft YaHei"/>
-          <w:b w:val="0"/>
-          <w:color w:val="000000"/>
-          <w:sz w:val="21"/>
-          <w:shd w:fill="EEF2F6"/>
+          <w:rFonts w:ascii="Times New Roman" w:hAnsi="Times New Roman" w:eastAsia="SimSun"/>
+          <w:b w:val="0"/>
+          <w:color w:val="000000"/>
+          <w:sz w:val="21"/>
         </w:rPr>
         <w:t>istransferlot</w:t>
       </w:r>
       <w:r>
         <w:rPr>
-          <w:rFonts w:ascii="Calibri" w:hAnsi="Calibri" w:eastAsia="Microsoft YaHei"/>
-          <w:b w:val="0"/>
-          <w:color w:val="000000"/>
-          <w:sz w:val="22"/>
+          <w:rFonts w:ascii="Times New Roman" w:hAnsi="Times New Roman" w:eastAsia="SimSun"/>
+          <w:b w:val="0"/>
+          <w:color w:val="000000"/>
+          <w:sz w:val="21"/>
         </w:rPr>
         <w:t xml:space="preserve"> Macro。若 </w:t>
       </w:r>
       <w:r>
         <w:rPr>
-          <w:rFonts w:ascii="Calibri" w:hAnsi="Calibri" w:eastAsia="Microsoft YaHei"/>
-          <w:b w:val="0"/>
-          <w:color w:val="000000"/>
-          <w:sz w:val="21"/>
-          <w:shd w:fill="EEF2F6"/>
+          <w:rFonts w:ascii="Times New Roman" w:hAnsi="Times New Roman" w:eastAsia="SimSun"/>
+          <w:b w:val="0"/>
+          <w:color w:val="000000"/>
+          <w:sz w:val="21"/>
         </w:rPr>
         <w:t>IsTransferLot=True</w:t>
       </w:r>
       <w:r>
         <w:rPr>
-          <w:rFonts w:ascii="Calibri" w:hAnsi="Calibri" w:eastAsia="Microsoft YaHei"/>
-          <w:b w:val="0"/>
-          <w:color w:val="000000"/>
-          <w:sz w:val="22"/>
+          <w:rFonts w:ascii="Times New Roman" w:hAnsi="Times New Roman" w:eastAsia="SimSun"/>
+          <w:b w:val="0"/>
+          <w:color w:val="000000"/>
+          <w:sz w:val="21"/>
         </w:rPr>
         <w:t xml:space="preserve">，保留该记录；若 </w:t>
       </w:r>
       <w:r>
         <w:rPr>
-          <w:rFonts w:ascii="Calibri" w:hAnsi="Calibri" w:eastAsia="Microsoft YaHei"/>
-          <w:b w:val="0"/>
-          <w:color w:val="000000"/>
-          <w:sz w:val="21"/>
-          <w:shd w:fill="EEF2F6"/>
+          <w:rFonts w:ascii="Times New Roman" w:hAnsi="Times New Roman" w:eastAsia="SimSun"/>
+          <w:b w:val="0"/>
+          <w:color w:val="000000"/>
+          <w:sz w:val="21"/>
         </w:rPr>
         <w:t>IsTransferLot&lt;&gt;True</w:t>
       </w:r>
       <w:r>
         <w:rPr>
-          <w:rFonts w:ascii="Calibri" w:hAnsi="Calibri" w:eastAsia="Microsoft YaHei"/>
-          <w:b w:val="0"/>
-          <w:color w:val="000000"/>
-          <w:sz w:val="22"/>
+          <w:rFonts w:ascii="Times New Roman" w:hAnsi="Times New Roman" w:eastAsia="SimSun"/>
+          <w:b w:val="0"/>
+          <w:color w:val="000000"/>
+          <w:sz w:val="21"/>
         </w:rPr>
         <w:t xml:space="preserve">，则仅保留 </w:t>
       </w:r>
       <w:r>
         <w:rPr>
-          <w:rFonts w:ascii="Calibri" w:hAnsi="Calibri" w:eastAsia="Microsoft YaHei"/>
-          <w:b w:val="0"/>
-          <w:color w:val="000000"/>
-          <w:sz w:val="21"/>
-          <w:shd w:fill="EEF2F6"/>
+          <w:rFonts w:ascii="Times New Roman" w:hAnsi="Times New Roman" w:eastAsia="SimSun"/>
+          <w:b w:val="0"/>
+          <w:color w:val="000000"/>
+          <w:sz w:val="21"/>
         </w:rPr>
         <w:t>processingstatus&lt;&gt;'CrossFabTransferred'</w:t>
       </w:r>
       <w:r>
         <w:rPr>
-          <w:rFonts w:ascii="Calibri" w:hAnsi="Calibri" w:eastAsia="Microsoft YaHei"/>
-          <w:b w:val="0"/>
-          <w:color w:val="000000"/>
-          <w:sz w:val="22"/>
+          <w:rFonts w:ascii="Times New Roman" w:hAnsi="Times New Roman" w:eastAsia="SimSun"/>
+          <w:b w:val="0"/>
+          <w:color w:val="000000"/>
+          <w:sz w:val="21"/>
         </w:rPr>
         <w:t xml:space="preserve"> 的记录。本需求不新增 FAB6/FAB8 跨厂资料去重规则。</w:t>
       </w:r>
@@ -2337,143 +2297,136 @@
       </w:pPr>
       <w:r>
         <w:rPr>
-          <w:rFonts w:ascii="Calibri" w:hAnsi="Calibri" w:eastAsia="Microsoft YaHei"/>
-          <w:b w:val="0"/>
-          <w:color w:val="000000"/>
-          <w:sz w:val="22"/>
+          <w:rFonts w:ascii="Times New Roman" w:hAnsi="Times New Roman" w:eastAsia="SimSun"/>
+          <w:b w:val="0"/>
+          <w:color w:val="000000"/>
+          <w:sz w:val="21"/>
         </w:rPr>
         <w:t xml:space="preserve">对通过基础筛选的 Lot 向后 Fetch 20 个站点，读取 </w:t>
       </w:r>
       <w:r>
         <w:rPr>
-          <w:rFonts w:ascii="Calibri" w:hAnsi="Calibri" w:eastAsia="Microsoft YaHei"/>
-          <w:b w:val="0"/>
-          <w:color w:val="000000"/>
-          <w:sz w:val="21"/>
-          <w:shd w:fill="EEF2F6"/>
+          <w:rFonts w:ascii="Times New Roman" w:hAnsi="Times New Roman" w:eastAsia="SimSun"/>
+          <w:b w:val="0"/>
+          <w:color w:val="000000"/>
+          <w:sz w:val="21"/>
         </w:rPr>
         <w:t>productname</w:t>
       </w:r>
       <w:r>
         <w:rPr>
-          <w:rFonts w:ascii="Calibri" w:hAnsi="Calibri" w:eastAsia="Microsoft YaHei"/>
-          <w:b w:val="0"/>
-          <w:color w:val="000000"/>
-          <w:sz w:val="22"/>
+          <w:rFonts w:ascii="Times New Roman" w:hAnsi="Times New Roman" w:eastAsia="SimSun"/>
+          <w:b w:val="0"/>
+          <w:color w:val="000000"/>
+          <w:sz w:val="21"/>
         </w:rPr>
         <w:t>、</w:t>
       </w:r>
       <w:r>
         <w:rPr>
-          <w:rFonts w:ascii="Calibri" w:hAnsi="Calibri" w:eastAsia="Microsoft YaHei"/>
-          <w:b w:val="0"/>
-          <w:color w:val="000000"/>
-          <w:sz w:val="21"/>
-          <w:shd w:fill="EEF2F6"/>
+          <w:rFonts w:ascii="Times New Roman" w:hAnsi="Times New Roman" w:eastAsia="SimSun"/>
+          <w:b w:val="0"/>
+          <w:color w:val="000000"/>
+          <w:sz w:val="21"/>
         </w:rPr>
         <w:t>planname</w:t>
       </w:r>
       <w:r>
         <w:rPr>
-          <w:rFonts w:ascii="Calibri" w:hAnsi="Calibri" w:eastAsia="Microsoft YaHei"/>
-          <w:b w:val="0"/>
-          <w:color w:val="000000"/>
-          <w:sz w:val="22"/>
+          <w:rFonts w:ascii="Times New Roman" w:hAnsi="Times New Roman" w:eastAsia="SimSun"/>
+          <w:b w:val="0"/>
+          <w:color w:val="000000"/>
+          <w:sz w:val="21"/>
         </w:rPr>
         <w:t>、</w:t>
       </w:r>
       <w:r>
         <w:rPr>
-          <w:rFonts w:ascii="Calibri" w:hAnsi="Calibri" w:eastAsia="Microsoft YaHei"/>
-          <w:b w:val="0"/>
-          <w:color w:val="000000"/>
-          <w:sz w:val="21"/>
-          <w:shd w:fill="EEF2F6"/>
+          <w:rFonts w:ascii="Times New Roman" w:hAnsi="Times New Roman" w:eastAsia="SimSun"/>
+          <w:b w:val="0"/>
+          <w:color w:val="000000"/>
+          <w:sz w:val="21"/>
         </w:rPr>
         <w:t>stage</w:t>
       </w:r>
       <w:r>
         <w:rPr>
-          <w:rFonts w:ascii="Calibri" w:hAnsi="Calibri" w:eastAsia="Microsoft YaHei"/>
-          <w:b w:val="0"/>
-          <w:color w:val="000000"/>
-          <w:sz w:val="22"/>
+          <w:rFonts w:ascii="Times New Roman" w:hAnsi="Times New Roman" w:eastAsia="SimSun"/>
+          <w:b w:val="0"/>
+          <w:color w:val="000000"/>
+          <w:sz w:val="21"/>
         </w:rPr>
         <w:t>、</w:t>
       </w:r>
       <w:r>
         <w:rPr>
-          <w:rFonts w:ascii="Calibri" w:hAnsi="Calibri" w:eastAsia="Microsoft YaHei"/>
-          <w:b w:val="0"/>
-          <w:color w:val="000000"/>
-          <w:sz w:val="21"/>
-          <w:shd w:fill="EEF2F6"/>
+          <w:rFonts w:ascii="Times New Roman" w:hAnsi="Times New Roman" w:eastAsia="SimSun"/>
+          <w:b w:val="0"/>
+          <w:color w:val="000000"/>
+          <w:sz w:val="21"/>
         </w:rPr>
         <w:t>capability</w:t>
       </w:r>
       <w:r>
         <w:rPr>
-          <w:rFonts w:ascii="Calibri" w:hAnsi="Calibri" w:eastAsia="Microsoft YaHei"/>
-          <w:b w:val="0"/>
-          <w:color w:val="000000"/>
-          <w:sz w:val="22"/>
+          <w:rFonts w:ascii="Times New Roman" w:hAnsi="Times New Roman" w:eastAsia="SimSun"/>
+          <w:b w:val="0"/>
+          <w:color w:val="000000"/>
+          <w:sz w:val="21"/>
         </w:rPr>
         <w:t>、</w:t>
       </w:r>
       <w:r>
         <w:rPr>
-          <w:rFonts w:ascii="Calibri" w:hAnsi="Calibri" w:eastAsia="Microsoft YaHei"/>
-          <w:b w:val="0"/>
-          <w:color w:val="000000"/>
-          <w:sz w:val="21"/>
-          <w:shd w:fill="EEF2F6"/>
+          <w:rFonts w:ascii="Times New Roman" w:hAnsi="Times New Roman" w:eastAsia="SimSun"/>
+          <w:b w:val="0"/>
+          <w:color w:val="000000"/>
+          <w:sz w:val="21"/>
         </w:rPr>
         <w:t>stepseq</w:t>
       </w:r>
       <w:r>
         <w:rPr>
-          <w:rFonts w:ascii="Calibri" w:hAnsi="Calibri" w:eastAsia="Microsoft YaHei"/>
-          <w:b w:val="0"/>
-          <w:color w:val="000000"/>
-          <w:sz w:val="22"/>
+          <w:rFonts w:ascii="Times New Roman" w:hAnsi="Times New Roman" w:eastAsia="SimSun"/>
+          <w:b w:val="0"/>
+          <w:color w:val="000000"/>
+          <w:sz w:val="21"/>
         </w:rPr>
         <w:t>、</w:t>
       </w:r>
       <w:r>
         <w:rPr>
-          <w:rFonts w:ascii="Calibri" w:hAnsi="Calibri" w:eastAsia="Microsoft YaHei"/>
-          <w:b w:val="0"/>
-          <w:color w:val="000000"/>
-          <w:sz w:val="21"/>
-          <w:shd w:fill="EEF2F6"/>
+          <w:rFonts w:ascii="Times New Roman" w:hAnsi="Times New Roman" w:eastAsia="SimSun"/>
+          <w:b w:val="0"/>
+          <w:color w:val="000000"/>
+          <w:sz w:val="21"/>
         </w:rPr>
         <w:t>recipeid</w:t>
       </w:r>
       <w:r>
         <w:rPr>
-          <w:rFonts w:ascii="Calibri" w:hAnsi="Calibri" w:eastAsia="Microsoft YaHei"/>
-          <w:b w:val="0"/>
-          <w:color w:val="000000"/>
-          <w:sz w:val="22"/>
+          <w:rFonts w:ascii="Times New Roman" w:hAnsi="Times New Roman" w:eastAsia="SimSun"/>
+          <w:b w:val="0"/>
+          <w:color w:val="000000"/>
+          <w:sz w:val="21"/>
         </w:rPr>
         <w:t>、</w:t>
       </w:r>
       <w:r>
         <w:rPr>
-          <w:rFonts w:ascii="Calibri" w:hAnsi="Calibri" w:eastAsia="Microsoft YaHei"/>
-          <w:b w:val="0"/>
-          <w:color w:val="000000"/>
-          <w:sz w:val="21"/>
-          <w:shd w:fill="EEF2F6"/>
+          <w:rFonts w:ascii="Times New Roman" w:hAnsi="Times New Roman" w:eastAsia="SimSun"/>
+          <w:b w:val="0"/>
+          <w:color w:val="000000"/>
+          <w:sz w:val="21"/>
         </w:rPr>
         <w:t>STN</w:t>
       </w:r>
       <w:r>
         <w:rPr>
-          <w:rFonts w:ascii="Calibri" w:hAnsi="Calibri" w:eastAsia="Microsoft YaHei"/>
-          <w:b w:val="0"/>
-          <w:color w:val="000000"/>
-          <w:sz w:val="22"/>
+          <w:rFonts w:ascii="Times New Roman" w:hAnsi="Times New Roman" w:eastAsia="SimSun"/>
+          <w:b w:val="0"/>
+          <w:color w:val="000000"/>
+          <w:sz w:val="21"/>
         </w:rPr>
         <w:t>。Transfer Lot 的厂别信息沿用现有修正规则。</w:t>
       </w:r>
@@ -2484,29 +2437,28 @@
       </w:pPr>
       <w:r>
         <w:rPr>
-          <w:rFonts w:ascii="Calibri" w:hAnsi="Calibri" w:eastAsia="Microsoft YaHei"/>
-          <w:b w:val="0"/>
-          <w:color w:val="000000"/>
-          <w:sz w:val="22"/>
+          <w:rFonts w:ascii="Times New Roman" w:hAnsi="Times New Roman" w:eastAsia="SimSun"/>
+          <w:b w:val="0"/>
+          <w:color w:val="000000"/>
+          <w:sz w:val="21"/>
         </w:rPr>
         <w:t xml:space="preserve">Lot 当前站点至相同 Stage 最后一道 CD 站点之间的区段定义为 </w:t>
       </w:r>
       <w:r>
         <w:rPr>
-          <w:rFonts w:ascii="Calibri" w:hAnsi="Calibri" w:eastAsia="Microsoft YaHei"/>
-          <w:b w:val="0"/>
-          <w:color w:val="000000"/>
-          <w:sz w:val="21"/>
-          <w:shd w:fill="EEF2F6"/>
+          <w:rFonts w:ascii="Times New Roman" w:hAnsi="Times New Roman" w:eastAsia="SimSun"/>
+          <w:b w:val="0"/>
+          <w:color w:val="000000"/>
+          <w:sz w:val="21"/>
         </w:rPr>
         <w:t>PiRunLoop</w:t>
       </w:r>
       <w:r>
         <w:rPr>
-          <w:rFonts w:ascii="Calibri" w:hAnsi="Calibri" w:eastAsia="Microsoft YaHei"/>
-          <w:b w:val="0"/>
-          <w:color w:val="000000"/>
-          <w:sz w:val="22"/>
+          <w:rFonts w:ascii="Times New Roman" w:hAnsi="Times New Roman" w:eastAsia="SimSun"/>
+          <w:b w:val="0"/>
+          <w:color w:val="000000"/>
+          <w:sz w:val="21"/>
         </w:rPr>
         <w:t>。若 Fetch 结果不存在 CD 站点，则剔除该 Lot。</w:t>
       </w:r>
@@ -2535,39 +2487,37 @@
       </w:pPr>
       <w:r>
         <w:rPr>
-          <w:rFonts w:ascii="Calibri" w:hAnsi="Calibri" w:eastAsia="Microsoft YaHei"/>
-          <w:b w:val="0"/>
-          <w:color w:val="000000"/>
-          <w:sz w:val="21"/>
-          <w:shd w:fill="EEF2F6"/>
+          <w:rFonts w:ascii="Times New Roman" w:hAnsi="Times New Roman" w:eastAsia="SimSun"/>
+          <w:b w:val="0"/>
+          <w:color w:val="000000"/>
+          <w:sz w:val="21"/>
         </w:rPr>
         <w:t>PiRunLoop</w:t>
       </w:r>
       <w:r>
         <w:rPr>
-          <w:rFonts w:ascii="Calibri" w:hAnsi="Calibri" w:eastAsia="Microsoft YaHei"/>
-          <w:b w:val="0"/>
-          <w:color w:val="000000"/>
-          <w:sz w:val="22"/>
+          <w:rFonts w:ascii="Times New Roman" w:hAnsi="Times New Roman" w:eastAsia="SimSun"/>
+          <w:b w:val="0"/>
+          <w:color w:val="000000"/>
+          <w:sz w:val="21"/>
         </w:rPr>
         <w:t xml:space="preserve"> 中必须存在 </w:t>
       </w:r>
       <w:r>
         <w:rPr>
-          <w:rFonts w:ascii="Calibri" w:hAnsi="Calibri" w:eastAsia="Microsoft YaHei"/>
-          <w:b w:val="0"/>
-          <w:color w:val="000000"/>
-          <w:sz w:val="21"/>
-          <w:shd w:fill="EEF2F6"/>
+          <w:rFonts w:ascii="Times New Roman" w:hAnsi="Times New Roman" w:eastAsia="SimSun"/>
+          <w:b w:val="0"/>
+          <w:color w:val="000000"/>
+          <w:sz w:val="21"/>
         </w:rPr>
         <w:t>capability=LithoCapability</w:t>
       </w:r>
       <w:r>
         <w:rPr>
-          <w:rFonts w:ascii="Calibri" w:hAnsi="Calibri" w:eastAsia="Microsoft YaHei"/>
-          <w:b w:val="0"/>
-          <w:color w:val="000000"/>
-          <w:sz w:val="22"/>
+          <w:rFonts w:ascii="Times New Roman" w:hAnsi="Times New Roman" w:eastAsia="SimSun"/>
+          <w:b w:val="0"/>
+          <w:color w:val="000000"/>
+          <w:sz w:val="21"/>
         </w:rPr>
         <w:t xml:space="preserve"> 且具有 Reticle 信息的 Litho 站点。</w:t>
       </w:r>
@@ -2582,48 +2532,46 @@
       </w:pPr>
       <w:r>
         <w:rPr>
-          <w:rFonts w:ascii="Calibri" w:hAnsi="Calibri" w:eastAsia="Microsoft YaHei"/>
-          <w:b w:val="0"/>
-          <w:color w:val="000000"/>
-          <w:sz w:val="22"/>
+          <w:rFonts w:ascii="Times New Roman" w:hAnsi="Times New Roman" w:eastAsia="SimSun"/>
+          <w:b w:val="0"/>
+          <w:color w:val="000000"/>
+          <w:sz w:val="21"/>
         </w:rPr>
         <w:t xml:space="preserve">按 </w:t>
       </w:r>
       <w:r>
         <w:rPr>
-          <w:rFonts w:ascii="Calibri" w:hAnsi="Calibri" w:eastAsia="Microsoft YaHei"/>
-          <w:b w:val="0"/>
-          <w:color w:val="000000"/>
-          <w:sz w:val="21"/>
-          <w:shd w:fill="EEF2F6"/>
+          <w:rFonts w:ascii="Times New Roman" w:hAnsi="Times New Roman" w:eastAsia="SimSun"/>
+          <w:b w:val="0"/>
+          <w:color w:val="000000"/>
+          <w:sz w:val="21"/>
         </w:rPr>
         <w:t>productid + layer + lotid</w:t>
       </w:r>
       <w:r>
         <w:rPr>
-          <w:rFonts w:ascii="Calibri" w:hAnsi="Calibri" w:eastAsia="Microsoft YaHei"/>
-          <w:b w:val="0"/>
-          <w:color w:val="000000"/>
-          <w:sz w:val="22"/>
+          <w:rFonts w:ascii="Times New Roman" w:hAnsi="Times New Roman" w:eastAsia="SimSun"/>
+          <w:b w:val="0"/>
+          <w:color w:val="000000"/>
+          <w:sz w:val="21"/>
         </w:rPr>
         <w:t xml:space="preserve"> 匹配 </w:t>
       </w:r>
       <w:r>
         <w:rPr>
-          <w:rFonts w:ascii="Calibri" w:hAnsi="Calibri" w:eastAsia="Microsoft YaHei"/>
-          <w:b w:val="0"/>
-          <w:color w:val="000000"/>
-          <w:sz w:val="21"/>
-          <w:shd w:fill="EEF2F6"/>
+          <w:rFonts w:ascii="Times New Roman" w:hAnsi="Times New Roman" w:eastAsia="SimSun"/>
+          <w:b w:val="0"/>
+          <w:color w:val="000000"/>
+          <w:sz w:val="21"/>
         </w:rPr>
         <w:t>r2r_litho_whitelist</w:t>
       </w:r>
       <w:r>
         <w:rPr>
-          <w:rFonts w:ascii="Calibri" w:hAnsi="Calibri" w:eastAsia="Microsoft YaHei"/>
-          <w:b w:val="0"/>
-          <w:color w:val="000000"/>
-          <w:sz w:val="22"/>
+          <w:rFonts w:ascii="Times New Roman" w:hAnsi="Times New Roman" w:eastAsia="SimSun"/>
+          <w:b w:val="0"/>
+          <w:color w:val="000000"/>
+          <w:sz w:val="21"/>
         </w:rPr>
         <w:t>；命中时沿用 Specify Lot 处理。</w:t>
       </w:r>
@@ -2638,10 +2586,10 @@
       </w:pPr>
       <w:r>
         <w:rPr>
-          <w:rFonts w:ascii="Calibri" w:hAnsi="Calibri" w:eastAsia="Microsoft YaHei"/>
-          <w:b w:val="0"/>
-          <w:color w:val="000000"/>
-          <w:sz w:val="22"/>
+          <w:rFonts w:ascii="Times New Roman" w:hAnsi="Times New Roman" w:eastAsia="SimSun"/>
+          <w:b w:val="0"/>
+          <w:color w:val="000000"/>
+          <w:sz w:val="21"/>
         </w:rPr>
         <w:t>同一 FOUP 已存在 Litho Pilot 时，剔除当前候选 Lot。</w:t>
       </w:r>
@@ -2656,20 +2604,19 @@
       </w:pPr>
       <w:r>
         <w:rPr>
-          <w:rFonts w:ascii="Calibri" w:hAnsi="Calibri" w:eastAsia="Microsoft YaHei"/>
-          <w:b w:val="0"/>
-          <w:color w:val="000000"/>
-          <w:sz w:val="21"/>
-          <w:shd w:fill="EEF2F6"/>
+          <w:rFonts w:ascii="Times New Roman" w:hAnsi="Times New Roman" w:eastAsia="SimSun"/>
+          <w:b w:val="0"/>
+          <w:color w:val="000000"/>
+          <w:sz w:val="21"/>
         </w:rPr>
         <w:t>PiRunLoop</w:t>
       </w:r>
       <w:r>
         <w:rPr>
-          <w:rFonts w:ascii="Calibri" w:hAnsi="Calibri" w:eastAsia="Microsoft YaHei"/>
-          <w:b w:val="0"/>
-          <w:color w:val="000000"/>
-          <w:sz w:val="22"/>
+          <w:rFonts w:ascii="Times New Roman" w:hAnsi="Times New Roman" w:eastAsia="SimSun"/>
+          <w:b w:val="0"/>
+          <w:color w:val="000000"/>
+          <w:sz w:val="21"/>
         </w:rPr>
         <w:t xml:space="preserve"> 中存在 FutureHold 或 RC 站点时，剔除该 Lot。</w:t>
       </w:r>
@@ -2694,86 +2641,82 @@
       </w:pPr>
       <w:r>
         <w:rPr>
-          <w:rFonts w:ascii="Calibri" w:hAnsi="Calibri" w:eastAsia="Microsoft YaHei"/>
-          <w:b w:val="0"/>
-          <w:color w:val="000000"/>
-          <w:sz w:val="22"/>
+          <w:rFonts w:ascii="Times New Roman" w:hAnsi="Times New Roman" w:eastAsia="SimSun"/>
+          <w:b w:val="0"/>
+          <w:color w:val="000000"/>
+          <w:sz w:val="21"/>
         </w:rPr>
         <w:t xml:space="preserve">通过现有 Transfer Macro 判断 Lot 是否可在对应 Litho 站点执行 Transfer；满足时获取对应工厂的 Litho 机台。按厂别从 </w:t>
       </w:r>
       <w:r>
         <w:rPr>
-          <w:rFonts w:ascii="Calibri" w:hAnsi="Calibri" w:eastAsia="Microsoft YaHei"/>
-          <w:b w:val="0"/>
-          <w:color w:val="000000"/>
-          <w:sz w:val="21"/>
-          <w:shd w:fill="EEF2F6"/>
+          <w:rFonts w:ascii="Times New Roman" w:hAnsi="Times New Roman" w:eastAsia="SimSun"/>
+          <w:b w:val="0"/>
+          <w:color w:val="000000"/>
+          <w:sz w:val="21"/>
         </w:rPr>
         <w:t>rtd_r2r_litho_add_setting</w:t>
       </w:r>
       <w:r>
         <w:rPr>
-          <w:rFonts w:ascii="Calibri" w:hAnsi="Calibri" w:eastAsia="Microsoft YaHei"/>
-          <w:b w:val="0"/>
-          <w:color w:val="000000"/>
-          <w:sz w:val="22"/>
+          <w:rFonts w:ascii="Times New Roman" w:hAnsi="Times New Roman" w:eastAsia="SimSun"/>
+          <w:b w:val="0"/>
+          <w:color w:val="000000"/>
+          <w:sz w:val="21"/>
         </w:rPr>
         <w:t xml:space="preserve"> 读取 </w:t>
       </w:r>
       <w:r>
         <w:rPr>
-          <w:rFonts w:ascii="Calibri" w:hAnsi="Calibri" w:eastAsia="Microsoft YaHei"/>
-          <w:b w:val="0"/>
-          <w:color w:val="000000"/>
-          <w:sz w:val="21"/>
-          <w:shd w:fill="EEF2F6"/>
+          <w:rFonts w:ascii="Times New Roman" w:hAnsi="Times New Roman" w:eastAsia="SimSun"/>
+          <w:b w:val="0"/>
+          <w:color w:val="000000"/>
+          <w:sz w:val="21"/>
         </w:rPr>
         <w:t>Pi_split_flag</w:t>
       </w:r>
       <w:r>
         <w:rPr>
-          <w:rFonts w:ascii="Calibri" w:hAnsi="Calibri" w:eastAsia="Microsoft YaHei"/>
-          <w:b w:val="0"/>
-          <w:color w:val="000000"/>
-          <w:sz w:val="22"/>
+          <w:rFonts w:ascii="Times New Roman" w:hAnsi="Times New Roman" w:eastAsia="SimSun"/>
+          <w:b w:val="0"/>
+          <w:color w:val="000000"/>
+          <w:sz w:val="21"/>
         </w:rPr>
         <w:t xml:space="preserve"> 和 </w:t>
       </w:r>
       <w:r>
         <w:rPr>
-          <w:rFonts w:ascii="Calibri" w:hAnsi="Calibri" w:eastAsia="Microsoft YaHei"/>
-          <w:b w:val="0"/>
-          <w:color w:val="000000"/>
-          <w:sz w:val="21"/>
-          <w:shd w:fill="EEF2F6"/>
+          <w:rFonts w:ascii="Times New Roman" w:hAnsi="Times New Roman" w:eastAsia="SimSun"/>
+          <w:b w:val="0"/>
+          <w:color w:val="000000"/>
+          <w:sz w:val="21"/>
         </w:rPr>
         <w:t>pi_splitcnt</w:t>
       </w:r>
       <w:r>
         <w:rPr>
-          <w:rFonts w:ascii="Calibri" w:hAnsi="Calibri" w:eastAsia="Microsoft YaHei"/>
-          <w:b w:val="0"/>
-          <w:color w:val="000000"/>
-          <w:sz w:val="22"/>
+          <w:rFonts w:ascii="Times New Roman" w:hAnsi="Times New Roman" w:eastAsia="SimSun"/>
+          <w:b w:val="0"/>
+          <w:color w:val="000000"/>
+          <w:sz w:val="21"/>
         </w:rPr>
         <w:t xml:space="preserve">。若不存在 </w:t>
       </w:r>
       <w:r>
         <w:rPr>
-          <w:rFonts w:ascii="Calibri" w:hAnsi="Calibri" w:eastAsia="Microsoft YaHei"/>
-          <w:b w:val="0"/>
-          <w:color w:val="000000"/>
-          <w:sz w:val="21"/>
-          <w:shd w:fill="EEF2F6"/>
+          <w:rFonts w:ascii="Times New Roman" w:hAnsi="Times New Roman" w:eastAsia="SimSun"/>
+          <w:b w:val="0"/>
+          <w:color w:val="000000"/>
+          <w:sz w:val="21"/>
         </w:rPr>
         <w:t>Pi_split_flag='Y'</w:t>
       </w:r>
       <w:r>
         <w:rPr>
-          <w:rFonts w:ascii="Calibri" w:hAnsi="Calibri" w:eastAsia="Microsoft YaHei"/>
-          <w:b w:val="0"/>
-          <w:color w:val="000000"/>
-          <w:sz w:val="22"/>
+          <w:rFonts w:ascii="Times New Roman" w:hAnsi="Times New Roman" w:eastAsia="SimSun"/>
+          <w:b w:val="0"/>
+          <w:color w:val="000000"/>
+          <w:sz w:val="21"/>
         </w:rPr>
         <w:t xml:space="preserve"> 的可作业机台，则剔除该 Lot。</w:t>
       </w:r>
@@ -2784,10 +2727,10 @@
       </w:pPr>
       <w:r>
         <w:rPr>
-          <w:rFonts w:ascii="Calibri" w:hAnsi="Calibri" w:eastAsia="Microsoft YaHei"/>
-          <w:b w:val="0"/>
-          <w:color w:val="000000"/>
-          <w:sz w:val="22"/>
+          <w:rFonts w:ascii="Times New Roman" w:hAnsi="Times New Roman" w:eastAsia="SimSun"/>
+          <w:b w:val="0"/>
+          <w:color w:val="000000"/>
+          <w:sz w:val="21"/>
         </w:rPr>
         <w:t>继续检查 EQPStatus、LCC、Capability、Recipe、PPID 和 Global Reason；存在卡控时剔除对应机台。</w:t>
       </w:r>
@@ -2798,143 +2741,136 @@
       </w:pPr>
       <w:r>
         <w:rPr>
-          <w:rFonts w:ascii="Calibri" w:hAnsi="Calibri" w:eastAsia="Microsoft YaHei"/>
-          <w:b w:val="0"/>
-          <w:color w:val="000000"/>
-          <w:sz w:val="22"/>
+          <w:rFonts w:ascii="Times New Roman" w:hAnsi="Times New Roman" w:eastAsia="SimSun"/>
+          <w:b w:val="0"/>
+          <w:color w:val="000000"/>
+          <w:sz w:val="21"/>
         </w:rPr>
         <w:t xml:space="preserve">按 </w:t>
       </w:r>
       <w:r>
         <w:rPr>
-          <w:rFonts w:ascii="Calibri" w:hAnsi="Calibri" w:eastAsia="Microsoft YaHei"/>
-          <w:b w:val="0"/>
-          <w:color w:val="000000"/>
-          <w:sz w:val="21"/>
-          <w:shd w:fill="EEF2F6"/>
+          <w:rFonts w:ascii="Times New Roman" w:hAnsi="Times New Roman" w:eastAsia="SimSun"/>
+          <w:b w:val="0"/>
+          <w:color w:val="000000"/>
+          <w:sz w:val="21"/>
         </w:rPr>
         <w:t>Lot + STN + Reticle</w:t>
       </w:r>
       <w:r>
         <w:rPr>
-          <w:rFonts w:ascii="Calibri" w:hAnsi="Calibri" w:eastAsia="Microsoft YaHei"/>
-          <w:b w:val="0"/>
-          <w:color w:val="000000"/>
-          <w:sz w:val="22"/>
+          <w:rFonts w:ascii="Times New Roman" w:hAnsi="Times New Roman" w:eastAsia="SimSun"/>
+          <w:b w:val="0"/>
+          <w:color w:val="000000"/>
+          <w:sz w:val="21"/>
         </w:rPr>
         <w:t xml:space="preserve"> 从 </w:t>
       </w:r>
       <w:r>
         <w:rPr>
-          <w:rFonts w:ascii="Calibri" w:hAnsi="Calibri" w:eastAsia="Microsoft YaHei"/>
-          <w:b w:val="0"/>
-          <w:color w:val="000000"/>
-          <w:sz w:val="21"/>
-          <w:shd w:fill="EEF2F6"/>
+          <w:rFonts w:ascii="Times New Roman" w:hAnsi="Times New Roman" w:eastAsia="SimSun"/>
+          <w:b w:val="0"/>
+          <w:color w:val="000000"/>
+          <w:sz w:val="21"/>
         </w:rPr>
         <w:t>rtd_r2r_litho_context_ovl</w:t>
       </w:r>
       <w:r>
         <w:rPr>
-          <w:rFonts w:ascii="Calibri" w:hAnsi="Calibri" w:eastAsia="Microsoft YaHei"/>
-          <w:b w:val="0"/>
-          <w:color w:val="000000"/>
-          <w:sz w:val="22"/>
+          <w:rFonts w:ascii="Times New Roman" w:hAnsi="Times New Roman" w:eastAsia="SimSun"/>
+          <w:b w:val="0"/>
+          <w:color w:val="000000"/>
+          <w:sz w:val="21"/>
         </w:rPr>
         <w:t>、</w:t>
       </w:r>
       <w:r>
         <w:rPr>
-          <w:rFonts w:ascii="Calibri" w:hAnsi="Calibri" w:eastAsia="Microsoft YaHei"/>
-          <w:b w:val="0"/>
-          <w:color w:val="000000"/>
-          <w:sz w:val="21"/>
-          <w:shd w:fill="EEF2F6"/>
+          <w:rFonts w:ascii="Times New Roman" w:hAnsi="Times New Roman" w:eastAsia="SimSun"/>
+          <w:b w:val="0"/>
+          <w:color w:val="000000"/>
+          <w:sz w:val="21"/>
         </w:rPr>
         <w:t>rtd_r2r_litho_context_cd</w:t>
       </w:r>
       <w:r>
         <w:rPr>
-          <w:rFonts w:ascii="Calibri" w:hAnsi="Calibri" w:eastAsia="Microsoft YaHei"/>
-          <w:b w:val="0"/>
-          <w:color w:val="000000"/>
-          <w:sz w:val="22"/>
+          <w:rFonts w:ascii="Times New Roman" w:hAnsi="Times New Roman" w:eastAsia="SimSun"/>
+          <w:b w:val="0"/>
+          <w:color w:val="000000"/>
+          <w:sz w:val="21"/>
         </w:rPr>
         <w:t xml:space="preserve"> 匹配 Context。OVL、CD 状态均须属于 </w:t>
       </w:r>
       <w:r>
         <w:rPr>
-          <w:rFonts w:ascii="Calibri" w:hAnsi="Calibri" w:eastAsia="Microsoft YaHei"/>
-          <w:b w:val="0"/>
-          <w:color w:val="000000"/>
-          <w:sz w:val="21"/>
-          <w:shd w:fill="EEF2F6"/>
+          <w:rFonts w:ascii="Times New Roman" w:hAnsi="Times New Roman" w:eastAsia="SimSun"/>
+          <w:b w:val="0"/>
+          <w:color w:val="000000"/>
+          <w:sz w:val="21"/>
         </w:rPr>
         <w:t>PIRUNON</w:t>
       </w:r>
       <w:r>
         <w:rPr>
-          <w:rFonts w:ascii="Calibri" w:hAnsi="Calibri" w:eastAsia="Microsoft YaHei"/>
-          <w:b w:val="0"/>
-          <w:color w:val="000000"/>
-          <w:sz w:val="22"/>
+          <w:rFonts w:ascii="Times New Roman" w:hAnsi="Times New Roman" w:eastAsia="SimSun"/>
+          <w:b w:val="0"/>
+          <w:color w:val="000000"/>
+          <w:sz w:val="21"/>
         </w:rPr>
         <w:t>、</w:t>
       </w:r>
       <w:r>
         <w:rPr>
-          <w:rFonts w:ascii="Calibri" w:hAnsi="Calibri" w:eastAsia="Microsoft YaHei"/>
-          <w:b w:val="0"/>
-          <w:color w:val="000000"/>
-          <w:sz w:val="21"/>
-          <w:shd w:fill="EEF2F6"/>
+          <w:rFonts w:ascii="Times New Roman" w:hAnsi="Times New Roman" w:eastAsia="SimSun"/>
+          <w:b w:val="0"/>
+          <w:color w:val="000000"/>
+          <w:sz w:val="21"/>
         </w:rPr>
         <w:t>ON</w:t>
       </w:r>
       <w:r>
         <w:rPr>
-          <w:rFonts w:ascii="Calibri" w:hAnsi="Calibri" w:eastAsia="Microsoft YaHei"/>
-          <w:b w:val="0"/>
-          <w:color w:val="000000"/>
-          <w:sz w:val="22"/>
+          <w:rFonts w:ascii="Times New Roman" w:hAnsi="Times New Roman" w:eastAsia="SimSun"/>
+          <w:b w:val="0"/>
+          <w:color w:val="000000"/>
+          <w:sz w:val="21"/>
         </w:rPr>
         <w:t>、</w:t>
       </w:r>
       <w:r>
         <w:rPr>
-          <w:rFonts w:ascii="Calibri" w:hAnsi="Calibri" w:eastAsia="Microsoft YaHei"/>
-          <w:b w:val="0"/>
-          <w:color w:val="000000"/>
-          <w:sz w:val="21"/>
-          <w:shd w:fill="EEF2F6"/>
+          <w:rFonts w:ascii="Times New Roman" w:hAnsi="Times New Roman" w:eastAsia="SimSun"/>
+          <w:b w:val="0"/>
+          <w:color w:val="000000"/>
+          <w:sz w:val="21"/>
         </w:rPr>
         <w:t>Fixed</w:t>
       </w:r>
       <w:r>
         <w:rPr>
-          <w:rFonts w:ascii="Calibri" w:hAnsi="Calibri" w:eastAsia="Microsoft YaHei"/>
-          <w:b w:val="0"/>
-          <w:color w:val="000000"/>
-          <w:sz w:val="22"/>
+          <w:rFonts w:ascii="Times New Roman" w:hAnsi="Times New Roman" w:eastAsia="SimSun"/>
+          <w:b w:val="0"/>
+          <w:color w:val="000000"/>
+          <w:sz w:val="21"/>
         </w:rPr>
         <w:t xml:space="preserve">，且不存在 R2R Reason。若同一 Lot 的有效 </w:t>
       </w:r>
       <w:r>
         <w:rPr>
-          <w:rFonts w:ascii="Calibri" w:hAnsi="Calibri" w:eastAsia="Microsoft YaHei"/>
-          <w:b w:val="0"/>
-          <w:color w:val="000000"/>
-          <w:sz w:val="21"/>
-          <w:shd w:fill="EEF2F6"/>
+          <w:rFonts w:ascii="Times New Roman" w:hAnsi="Times New Roman" w:eastAsia="SimSun"/>
+          <w:b w:val="0"/>
+          <w:color w:val="000000"/>
+          <w:sz w:val="21"/>
         </w:rPr>
         <w:t>ContextCount&gt;1</w:t>
       </w:r>
       <w:r>
         <w:rPr>
-          <w:rFonts w:ascii="Calibri" w:hAnsi="Calibri" w:eastAsia="Microsoft YaHei"/>
-          <w:b w:val="0"/>
-          <w:color w:val="000000"/>
-          <w:sz w:val="22"/>
+          <w:rFonts w:ascii="Times New Roman" w:hAnsi="Times New Roman" w:eastAsia="SimSun"/>
+          <w:b w:val="0"/>
+          <w:color w:val="000000"/>
+          <w:sz w:val="21"/>
         </w:rPr>
         <w:t>，按多路径 Lot 剔除。</w:t>
       </w:r>
@@ -2977,20 +2913,19 @@
       </w:pPr>
       <w:r>
         <w:rPr>
-          <w:rFonts w:ascii="Calibri" w:hAnsi="Calibri" w:eastAsia="Microsoft YaHei"/>
-          <w:b w:val="0"/>
-          <w:color w:val="000000"/>
-          <w:sz w:val="21"/>
-          <w:shd w:fill="EEF2F6"/>
+          <w:rFonts w:ascii="Times New Roman" w:hAnsi="Times New Roman" w:eastAsia="SimSun"/>
+          <w:b w:val="0"/>
+          <w:color w:val="000000"/>
+          <w:sz w:val="21"/>
         </w:rPr>
         <w:t>GapToLitho</w:t>
       </w:r>
       <w:r>
         <w:rPr>
-          <w:rFonts w:ascii="Calibri" w:hAnsi="Calibri" w:eastAsia="Microsoft YaHei"/>
-          <w:b w:val="0"/>
-          <w:color w:val="000000"/>
-          <w:sz w:val="22"/>
+          <w:rFonts w:ascii="Times New Roman" w:hAnsi="Times New Roman" w:eastAsia="SimSun"/>
+          <w:b w:val="0"/>
+          <w:color w:val="000000"/>
+          <w:sz w:val="21"/>
         </w:rPr>
         <w:t>：Lot 当前站点距 Litho 站点的剩余 Step 数。</w:t>
       </w:r>
@@ -3005,58 +2940,55 @@
       </w:pPr>
       <w:r>
         <w:rPr>
-          <w:rFonts w:ascii="Calibri" w:hAnsi="Calibri" w:eastAsia="Microsoft YaHei"/>
-          <w:b w:val="0"/>
-          <w:color w:val="000000"/>
-          <w:sz w:val="21"/>
-          <w:shd w:fill="EEF2F6"/>
+          <w:rFonts w:ascii="Times New Roman" w:hAnsi="Times New Roman" w:eastAsia="SimSun"/>
+          <w:b w:val="0"/>
+          <w:color w:val="000000"/>
+          <w:sz w:val="21"/>
         </w:rPr>
         <w:t>SplitCntMatched</w:t>
       </w:r>
       <w:r>
         <w:rPr>
-          <w:rFonts w:ascii="Calibri" w:hAnsi="Calibri" w:eastAsia="Microsoft YaHei"/>
-          <w:b w:val="0"/>
-          <w:color w:val="000000"/>
-          <w:sz w:val="22"/>
+          <w:rFonts w:ascii="Times New Roman" w:hAnsi="Times New Roman" w:eastAsia="SimSun"/>
+          <w:b w:val="0"/>
+          <w:color w:val="000000"/>
+          <w:sz w:val="21"/>
         </w:rPr>
         <w:t>：</w:t>
       </w:r>
       <w:r>
         <w:rPr>
-          <w:rFonts w:ascii="Calibri" w:hAnsi="Calibri" w:eastAsia="Microsoft YaHei"/>
-          <w:b w:val="0"/>
-          <w:color w:val="000000"/>
-          <w:sz w:val="21"/>
-          <w:shd w:fill="EEF2F6"/>
+          <w:rFonts w:ascii="Times New Roman" w:hAnsi="Times New Roman" w:eastAsia="SimSun"/>
+          <w:b w:val="0"/>
+          <w:color w:val="000000"/>
+          <w:sz w:val="21"/>
         </w:rPr>
         <w:t>componentqty&gt;=pi_splitcnt</w:t>
       </w:r>
       <w:r>
         <w:rPr>
-          <w:rFonts w:ascii="Calibri" w:hAnsi="Calibri" w:eastAsia="Microsoft YaHei"/>
-          <w:b w:val="0"/>
-          <w:color w:val="000000"/>
-          <w:sz w:val="22"/>
+          <w:rFonts w:ascii="Times New Roman" w:hAnsi="Times New Roman" w:eastAsia="SimSun"/>
+          <w:b w:val="0"/>
+          <w:color w:val="000000"/>
+          <w:sz w:val="21"/>
         </w:rPr>
         <w:t xml:space="preserve"> 时为 1，否则为 0。</w:t>
       </w:r>
       <w:r>
         <w:rPr>
-          <w:rFonts w:ascii="Calibri" w:hAnsi="Calibri" w:eastAsia="Microsoft YaHei"/>
-          <w:b w:val="0"/>
-          <w:color w:val="000000"/>
-          <w:sz w:val="21"/>
-          <w:shd w:fill="EEF2F6"/>
+          <w:rFonts w:ascii="Times New Roman" w:hAnsi="Times New Roman" w:eastAsia="SimSun"/>
+          <w:b w:val="0"/>
+          <w:color w:val="000000"/>
+          <w:sz w:val="21"/>
         </w:rPr>
         <w:t>pi_splitcnt</w:t>
       </w:r>
       <w:r>
         <w:rPr>
-          <w:rFonts w:ascii="Calibri" w:hAnsi="Calibri" w:eastAsia="Microsoft YaHei"/>
-          <w:b w:val="0"/>
-          <w:color w:val="000000"/>
-          <w:sz w:val="22"/>
+          <w:rFonts w:ascii="Times New Roman" w:hAnsi="Times New Roman" w:eastAsia="SimSun"/>
+          <w:b w:val="0"/>
+          <w:color w:val="000000"/>
+          <w:sz w:val="21"/>
         </w:rPr>
         <w:t xml:space="preserve"> 无效时按默认值 4 计算。</w:t>
       </w:r>
@@ -3071,77 +3003,73 @@
       </w:pPr>
       <w:r>
         <w:rPr>
-          <w:rFonts w:ascii="Calibri" w:hAnsi="Calibri" w:eastAsia="Microsoft YaHei"/>
-          <w:b w:val="0"/>
-          <w:color w:val="000000"/>
-          <w:sz w:val="21"/>
-          <w:shd w:fill="EEF2F6"/>
+          <w:rFonts w:ascii="Times New Roman" w:hAnsi="Times New Roman" w:eastAsia="SimSun"/>
+          <w:b w:val="0"/>
+          <w:color w:val="000000"/>
+          <w:sz w:val="21"/>
         </w:rPr>
         <w:t>RequiredChuckCount</w:t>
       </w:r>
       <w:r>
         <w:rPr>
-          <w:rFonts w:ascii="Calibri" w:hAnsi="Calibri" w:eastAsia="Microsoft YaHei"/>
-          <w:b w:val="0"/>
-          <w:color w:val="000000"/>
-          <w:sz w:val="22"/>
+          <w:rFonts w:ascii="Times New Roman" w:hAnsi="Times New Roman" w:eastAsia="SimSun"/>
+          <w:b w:val="0"/>
+          <w:color w:val="000000"/>
+          <w:sz w:val="21"/>
         </w:rPr>
         <w:t xml:space="preserve">：存在 </w:t>
       </w:r>
       <w:r>
         <w:rPr>
-          <w:rFonts w:ascii="Calibri" w:hAnsi="Calibri" w:eastAsia="Microsoft YaHei"/>
-          <w:b w:val="0"/>
-          <w:color w:val="000000"/>
-          <w:sz w:val="21"/>
-          <w:shd w:fill="EEF2F6"/>
+          <w:rFonts w:ascii="Times New Roman" w:hAnsi="Times New Roman" w:eastAsia="SimSun"/>
+          <w:b w:val="0"/>
+          <w:color w:val="000000"/>
+          <w:sz w:val="21"/>
         </w:rPr>
         <w:t>prelayer</w:t>
       </w:r>
       <w:r>
         <w:rPr>
-          <w:rFonts w:ascii="Calibri" w:hAnsi="Calibri" w:eastAsia="Microsoft YaHei"/>
-          <w:b w:val="0"/>
-          <w:color w:val="000000"/>
-          <w:sz w:val="22"/>
+          <w:rFonts w:ascii="Times New Roman" w:hAnsi="Times New Roman" w:eastAsia="SimSun"/>
+          <w:b w:val="0"/>
+          <w:color w:val="000000"/>
+          <w:sz w:val="21"/>
         </w:rPr>
         <w:t xml:space="preserve"> 时读取 </w:t>
       </w:r>
       <w:r>
         <w:rPr>
-          <w:rFonts w:ascii="Calibri" w:hAnsi="Calibri" w:eastAsia="Microsoft YaHei"/>
-          <w:b w:val="0"/>
-          <w:color w:val="000000"/>
-          <w:sz w:val="21"/>
-          <w:shd w:fill="EEF2F6"/>
+          <w:rFonts w:ascii="Times New Roman" w:hAnsi="Times New Roman" w:eastAsia="SimSun"/>
+          <w:b w:val="0"/>
+          <w:color w:val="000000"/>
+          <w:sz w:val="21"/>
         </w:rPr>
         <w:t>r2r_litho_waferhistory</w:t>
       </w:r>
       <w:r>
         <w:rPr>
-          <w:rFonts w:ascii="Calibri" w:hAnsi="Calibri" w:eastAsia="Microsoft YaHei"/>
-          <w:b w:val="0"/>
-          <w:color w:val="000000"/>
-          <w:sz w:val="22"/>
+          <w:rFonts w:ascii="Times New Roman" w:hAnsi="Times New Roman" w:eastAsia="SimSun"/>
+          <w:b w:val="0"/>
+          <w:color w:val="000000"/>
+          <w:sz w:val="21"/>
         </w:rPr>
         <w:t xml:space="preserve"> 的 Chuck；否则读取 </w:t>
       </w:r>
       <w:r>
         <w:rPr>
-          <w:rFonts w:ascii="Calibri" w:hAnsi="Calibri" w:eastAsia="Microsoft YaHei"/>
-          <w:b w:val="0"/>
-          <w:color w:val="000000"/>
-          <w:sz w:val="21"/>
-          <w:shd w:fill="EEF2F6"/>
+          <w:rFonts w:ascii="Times New Roman" w:hAnsi="Times New Roman" w:eastAsia="SimSun"/>
+          <w:b w:val="0"/>
+          <w:color w:val="000000"/>
+          <w:sz w:val="21"/>
         </w:rPr>
         <w:t>fsmaterialassociation</w:t>
       </w:r>
       <w:r>
         <w:rPr>
-          <w:rFonts w:ascii="Calibri" w:hAnsi="Calibri" w:eastAsia="Microsoft YaHei"/>
-          <w:b w:val="0"/>
-          <w:color w:val="000000"/>
-          <w:sz w:val="22"/>
+          <w:rFonts w:ascii="Times New Roman" w:hAnsi="Times New Roman" w:eastAsia="SimSun"/>
+          <w:b w:val="0"/>
+          <w:color w:val="000000"/>
+          <w:sz w:val="21"/>
         </w:rPr>
         <w:t xml:space="preserve"> 的 Slot。C1/C2 或奇偶 Slot 各至少 2 片时为 1，否则为 0。</w:t>
       </w:r>
@@ -3156,20 +3084,19 @@
       </w:pPr>
       <w:r>
         <w:rPr>
-          <w:rFonts w:ascii="Calibri" w:hAnsi="Calibri" w:eastAsia="Microsoft YaHei"/>
-          <w:b w:val="0"/>
-          <w:color w:val="000000"/>
-          <w:sz w:val="21"/>
-          <w:shd w:fill="EEF2F6"/>
+          <w:rFonts w:ascii="Times New Roman" w:hAnsi="Times New Roman" w:eastAsia="SimSun"/>
+          <w:b w:val="0"/>
+          <w:color w:val="000000"/>
+          <w:sz w:val="21"/>
         </w:rPr>
         <w:t>BulletLot</w:t>
       </w:r>
       <w:r>
         <w:rPr>
-          <w:rFonts w:ascii="Calibri" w:hAnsi="Calibri" w:eastAsia="Microsoft YaHei"/>
-          <w:b w:val="0"/>
-          <w:color w:val="000000"/>
-          <w:sz w:val="22"/>
+          <w:rFonts w:ascii="Times New Roman" w:hAnsi="Times New Roman" w:eastAsia="SimSun"/>
+          <w:b w:val="0"/>
+          <w:color w:val="000000"/>
+          <w:sz w:val="21"/>
         </w:rPr>
         <w:t>：沿用现有空扣或空 LP Lot 判断。</w:t>
       </w:r>
@@ -3184,39 +3111,37 @@
       </w:pPr>
       <w:r>
         <w:rPr>
-          <w:rFonts w:ascii="Calibri" w:hAnsi="Calibri" w:eastAsia="Microsoft YaHei"/>
-          <w:b w:val="0"/>
-          <w:color w:val="000000"/>
-          <w:sz w:val="21"/>
-          <w:shd w:fill="EEF2F6"/>
+          <w:rFonts w:ascii="Times New Roman" w:hAnsi="Times New Roman" w:eastAsia="SimSun"/>
+          <w:b w:val="0"/>
+          <w:color w:val="000000"/>
+          <w:sz w:val="21"/>
         </w:rPr>
         <w:t>RemainQ</w:t>
       </w:r>
       <w:r>
         <w:rPr>
-          <w:rFonts w:ascii="Calibri" w:hAnsi="Calibri" w:eastAsia="Microsoft YaHei"/>
-          <w:b w:val="0"/>
-          <w:color w:val="000000"/>
-          <w:sz w:val="22"/>
+          <w:rFonts w:ascii="Times New Roman" w:hAnsi="Times New Roman" w:eastAsia="SimSun"/>
+          <w:b w:val="0"/>
+          <w:color w:val="000000"/>
+          <w:sz w:val="21"/>
         </w:rPr>
         <w:t xml:space="preserve">：取实际剩余 Queue Time；空值按 </w:t>
       </w:r>
       <w:r>
         <w:rPr>
-          <w:rFonts w:ascii="Calibri" w:hAnsi="Calibri" w:eastAsia="Microsoft YaHei"/>
-          <w:b w:val="0"/>
-          <w:color w:val="000000"/>
-          <w:sz w:val="21"/>
-          <w:shd w:fill="EEF2F6"/>
+          <w:rFonts w:ascii="Times New Roman" w:hAnsi="Times New Roman" w:eastAsia="SimSun"/>
+          <w:b w:val="0"/>
+          <w:color w:val="000000"/>
+          <w:sz w:val="21"/>
         </w:rPr>
         <w:t>9999 h</w:t>
       </w:r>
       <w:r>
         <w:rPr>
-          <w:rFonts w:ascii="Calibri" w:hAnsi="Calibri" w:eastAsia="Microsoft YaHei"/>
-          <w:b w:val="0"/>
-          <w:color w:val="000000"/>
-          <w:sz w:val="22"/>
+          <w:rFonts w:ascii="Times New Roman" w:hAnsi="Times New Roman" w:eastAsia="SimSun"/>
+          <w:b w:val="0"/>
+          <w:color w:val="000000"/>
+          <w:sz w:val="21"/>
         </w:rPr>
         <w:t>。</w:t>
       </w:r>
@@ -3231,77 +3156,73 @@
       </w:pPr>
       <w:r>
         <w:rPr>
-          <w:rFonts w:ascii="Calibri" w:hAnsi="Calibri" w:eastAsia="Microsoft YaHei"/>
-          <w:b w:val="0"/>
-          <w:color w:val="000000"/>
-          <w:sz w:val="21"/>
-          <w:shd w:fill="EEF2F6"/>
+          <w:rFonts w:ascii="Times New Roman" w:hAnsi="Times New Roman" w:eastAsia="SimSun"/>
+          <w:b w:val="0"/>
+          <w:color w:val="000000"/>
+          <w:sz w:val="21"/>
         </w:rPr>
         <w:t>KeyLot</w:t>
       </w:r>
       <w:r>
         <w:rPr>
-          <w:rFonts w:ascii="Calibri" w:hAnsi="Calibri" w:eastAsia="Microsoft YaHei"/>
-          <w:b w:val="0"/>
-          <w:color w:val="000000"/>
-          <w:sz w:val="22"/>
+          <w:rFonts w:ascii="Times New Roman" w:hAnsi="Times New Roman" w:eastAsia="SimSun"/>
+          <w:b w:val="0"/>
+          <w:color w:val="000000"/>
+          <w:sz w:val="21"/>
         </w:rPr>
         <w:t>：</w:t>
       </w:r>
       <w:r>
         <w:rPr>
-          <w:rFonts w:ascii="Calibri" w:hAnsi="Calibri" w:eastAsia="Microsoft YaHei"/>
-          <w:b w:val="0"/>
-          <w:color w:val="000000"/>
-          <w:sz w:val="21"/>
-          <w:shd w:fill="EEF2F6"/>
+          <w:rFonts w:ascii="Times New Roman" w:hAnsi="Times New Roman" w:eastAsia="SimSun"/>
+          <w:b w:val="0"/>
+          <w:color w:val="000000"/>
+          <w:sz w:val="21"/>
         </w:rPr>
         <w:t>quota_applyinfo</w:t>
       </w:r>
       <w:r>
         <w:rPr>
-          <w:rFonts w:ascii="Calibri" w:hAnsi="Calibri" w:eastAsia="Microsoft YaHei"/>
-          <w:b w:val="0"/>
-          <w:color w:val="000000"/>
-          <w:sz w:val="22"/>
+          <w:rFonts w:ascii="Times New Roman" w:hAnsi="Times New Roman" w:eastAsia="SimSun"/>
+          <w:b w:val="0"/>
+          <w:color w:val="000000"/>
+          <w:sz w:val="21"/>
         </w:rPr>
         <w:t xml:space="preserve"> 中 </w:t>
       </w:r>
       <w:r>
         <w:rPr>
-          <w:rFonts w:ascii="Calibri" w:hAnsi="Calibri" w:eastAsia="Microsoft YaHei"/>
-          <w:b w:val="0"/>
-          <w:color w:val="000000"/>
-          <w:sz w:val="21"/>
-          <w:shd w:fill="EEF2F6"/>
+          <w:rFonts w:ascii="Times New Roman" w:hAnsi="Times New Roman" w:eastAsia="SimSun"/>
+          <w:b w:val="0"/>
+          <w:color w:val="000000"/>
+          <w:sz w:val="21"/>
         </w:rPr>
         <w:t>KeyLot=1</w:t>
       </w:r>
       <w:r>
         <w:rPr>
-          <w:rFonts w:ascii="Calibri" w:hAnsi="Calibri" w:eastAsia="Microsoft YaHei"/>
-          <w:b w:val="0"/>
-          <w:color w:val="000000"/>
-          <w:sz w:val="22"/>
+          <w:rFonts w:ascii="Times New Roman" w:hAnsi="Times New Roman" w:eastAsia="SimSun"/>
+          <w:b w:val="0"/>
+          <w:color w:val="000000"/>
+          <w:sz w:val="21"/>
         </w:rPr>
         <w:t xml:space="preserve"> 且 </w:t>
       </w:r>
       <w:r>
         <w:rPr>
-          <w:rFonts w:ascii="Calibri" w:hAnsi="Calibri" w:eastAsia="Microsoft YaHei"/>
-          <w:b w:val="0"/>
-          <w:color w:val="000000"/>
-          <w:sz w:val="21"/>
-          <w:shd w:fill="EEF2F6"/>
+          <w:rFonts w:ascii="Times New Roman" w:hAnsi="Times New Roman" w:eastAsia="SimSun"/>
+          <w:b w:val="0"/>
+          <w:color w:val="000000"/>
+          <w:sz w:val="21"/>
         </w:rPr>
         <w:t>Status='CONFIRM'</w:t>
       </w:r>
       <w:r>
         <w:rPr>
-          <w:rFonts w:ascii="Calibri" w:hAnsi="Calibri" w:eastAsia="Microsoft YaHei"/>
-          <w:b w:val="0"/>
-          <w:color w:val="000000"/>
-          <w:sz w:val="22"/>
+          <w:rFonts w:ascii="Times New Roman" w:hAnsi="Times New Roman" w:eastAsia="SimSun"/>
+          <w:b w:val="0"/>
+          <w:color w:val="000000"/>
+          <w:sz w:val="21"/>
         </w:rPr>
         <w:t xml:space="preserve"> 时为 1，否则为 0。</w:t>
       </w:r>
@@ -3312,20 +3233,19 @@
       </w:pPr>
       <w:r>
         <w:rPr>
-          <w:rFonts w:ascii="Calibri" w:hAnsi="Calibri" w:eastAsia="Microsoft YaHei"/>
-          <w:b w:val="0"/>
-          <w:color w:val="000000"/>
-          <w:sz w:val="21"/>
-          <w:shd w:fill="EEF2F6"/>
+          <w:rFonts w:ascii="Times New Roman" w:hAnsi="Times New Roman" w:eastAsia="SimSun"/>
+          <w:b w:val="0"/>
+          <w:color w:val="000000"/>
+          <w:sz w:val="21"/>
         </w:rPr>
         <w:t>RTDRank</w:t>
       </w:r>
       <w:r>
         <w:rPr>
-          <w:rFonts w:ascii="Calibri" w:hAnsi="Calibri" w:eastAsia="Microsoft YaHei"/>
-          <w:b w:val="0"/>
-          <w:color w:val="000000"/>
-          <w:sz w:val="22"/>
+          <w:rFonts w:ascii="Times New Roman" w:hAnsi="Times New Roman" w:eastAsia="SimSun"/>
+          <w:b w:val="0"/>
+          <w:color w:val="000000"/>
+          <w:sz w:val="21"/>
         </w:rPr>
         <w:t xml:space="preserve"> 排序优先级如下：</w:t>
       </w:r>
@@ -3340,20 +3260,19 @@
       </w:pPr>
       <w:r>
         <w:rPr>
-          <w:rFonts w:ascii="Calibri" w:hAnsi="Calibri" w:eastAsia="Microsoft YaHei"/>
-          <w:b w:val="0"/>
-          <w:color w:val="000000"/>
-          <w:sz w:val="21"/>
-          <w:shd w:fill="EEF2F6"/>
+          <w:rFonts w:ascii="Times New Roman" w:hAnsi="Times New Roman" w:eastAsia="SimSun"/>
+          <w:b w:val="0"/>
+          <w:color w:val="000000"/>
+          <w:sz w:val="21"/>
         </w:rPr>
         <w:t>GapToLitho ASC</w:t>
       </w:r>
       <w:r>
         <w:rPr>
-          <w:rFonts w:ascii="Calibri" w:hAnsi="Calibri" w:eastAsia="Microsoft YaHei"/>
-          <w:b w:val="0"/>
-          <w:color w:val="000000"/>
-          <w:sz w:val="22"/>
+          <w:rFonts w:ascii="Times New Roman" w:hAnsi="Times New Roman" w:eastAsia="SimSun"/>
+          <w:b w:val="0"/>
+          <w:color w:val="000000"/>
+          <w:sz w:val="21"/>
         </w:rPr>
         <w:t>。</w:t>
       </w:r>
@@ -3368,20 +3287,19 @@
       </w:pPr>
       <w:r>
         <w:rPr>
-          <w:rFonts w:ascii="Calibri" w:hAnsi="Calibri" w:eastAsia="Microsoft YaHei"/>
-          <w:b w:val="0"/>
-          <w:color w:val="000000"/>
-          <w:sz w:val="21"/>
-          <w:shd w:fill="EEF2F6"/>
+          <w:rFonts w:ascii="Times New Roman" w:hAnsi="Times New Roman" w:eastAsia="SimSun"/>
+          <w:b w:val="0"/>
+          <w:color w:val="000000"/>
+          <w:sz w:val="21"/>
         </w:rPr>
         <w:t>SplitCntMatched DESC</w:t>
       </w:r>
       <w:r>
         <w:rPr>
-          <w:rFonts w:ascii="Calibri" w:hAnsi="Calibri" w:eastAsia="Microsoft YaHei"/>
-          <w:b w:val="0"/>
-          <w:color w:val="000000"/>
-          <w:sz w:val="22"/>
+          <w:rFonts w:ascii="Times New Roman" w:hAnsi="Times New Roman" w:eastAsia="SimSun"/>
+          <w:b w:val="0"/>
+          <w:color w:val="000000"/>
+          <w:sz w:val="21"/>
         </w:rPr>
         <w:t>。</w:t>
       </w:r>
@@ -3396,20 +3314,19 @@
       </w:pPr>
       <w:r>
         <w:rPr>
-          <w:rFonts w:ascii="Calibri" w:hAnsi="Calibri" w:eastAsia="Microsoft YaHei"/>
-          <w:b w:val="0"/>
-          <w:color w:val="000000"/>
-          <w:sz w:val="21"/>
-          <w:shd w:fill="EEF2F6"/>
+          <w:rFonts w:ascii="Times New Roman" w:hAnsi="Times New Roman" w:eastAsia="SimSun"/>
+          <w:b w:val="0"/>
+          <w:color w:val="000000"/>
+          <w:sz w:val="21"/>
         </w:rPr>
         <w:t>RequiredChuckCount DESC</w:t>
       </w:r>
       <w:r>
         <w:rPr>
-          <w:rFonts w:ascii="Calibri" w:hAnsi="Calibri" w:eastAsia="Microsoft YaHei"/>
-          <w:b w:val="0"/>
-          <w:color w:val="000000"/>
-          <w:sz w:val="22"/>
+          <w:rFonts w:ascii="Times New Roman" w:hAnsi="Times New Roman" w:eastAsia="SimSun"/>
+          <w:b w:val="0"/>
+          <w:color w:val="000000"/>
+          <w:sz w:val="21"/>
         </w:rPr>
         <w:t>。</w:t>
       </w:r>
@@ -3424,20 +3341,19 @@
       </w:pPr>
       <w:r>
         <w:rPr>
-          <w:rFonts w:ascii="Calibri" w:hAnsi="Calibri" w:eastAsia="Microsoft YaHei"/>
-          <w:b w:val="0"/>
-          <w:color w:val="000000"/>
-          <w:sz w:val="21"/>
-          <w:shd w:fill="EEF2F6"/>
+          <w:rFonts w:ascii="Times New Roman" w:hAnsi="Times New Roman" w:eastAsia="SimSun"/>
+          <w:b w:val="0"/>
+          <w:color w:val="000000"/>
+          <w:sz w:val="21"/>
         </w:rPr>
         <w:t>BulletLot DESC</w:t>
       </w:r>
       <w:r>
         <w:rPr>
-          <w:rFonts w:ascii="Calibri" w:hAnsi="Calibri" w:eastAsia="Microsoft YaHei"/>
-          <w:b w:val="0"/>
-          <w:color w:val="000000"/>
-          <w:sz w:val="22"/>
+          <w:rFonts w:ascii="Times New Roman" w:hAnsi="Times New Roman" w:eastAsia="SimSun"/>
+          <w:b w:val="0"/>
+          <w:color w:val="000000"/>
+          <w:sz w:val="21"/>
         </w:rPr>
         <w:t>。</w:t>
       </w:r>
@@ -3452,20 +3368,19 @@
       </w:pPr>
       <w:r>
         <w:rPr>
-          <w:rFonts w:ascii="Calibri" w:hAnsi="Calibri" w:eastAsia="Microsoft YaHei"/>
-          <w:b w:val="0"/>
-          <w:color w:val="000000"/>
-          <w:sz w:val="21"/>
-          <w:shd w:fill="EEF2F6"/>
+          <w:rFonts w:ascii="Times New Roman" w:hAnsi="Times New Roman" w:eastAsia="SimSun"/>
+          <w:b w:val="0"/>
+          <w:color w:val="000000"/>
+          <w:sz w:val="21"/>
         </w:rPr>
         <w:t>RemainQ ASC</w:t>
       </w:r>
       <w:r>
         <w:rPr>
-          <w:rFonts w:ascii="Calibri" w:hAnsi="Calibri" w:eastAsia="Microsoft YaHei"/>
-          <w:b w:val="0"/>
-          <w:color w:val="000000"/>
-          <w:sz w:val="22"/>
+          <w:rFonts w:ascii="Times New Roman" w:hAnsi="Times New Roman" w:eastAsia="SimSun"/>
+          <w:b w:val="0"/>
+          <w:color w:val="000000"/>
+          <w:sz w:val="21"/>
         </w:rPr>
         <w:t>。</w:t>
       </w:r>
@@ -3480,20 +3395,19 @@
       </w:pPr>
       <w:r>
         <w:rPr>
-          <w:rFonts w:ascii="Calibri" w:hAnsi="Calibri" w:eastAsia="Microsoft YaHei"/>
-          <w:b w:val="0"/>
-          <w:color w:val="000000"/>
-          <w:sz w:val="21"/>
-          <w:shd w:fill="EEF2F6"/>
+          <w:rFonts w:ascii="Times New Roman" w:hAnsi="Times New Roman" w:eastAsia="SimSun"/>
+          <w:b w:val="0"/>
+          <w:color w:val="000000"/>
+          <w:sz w:val="21"/>
         </w:rPr>
         <w:t>KeyLot ASC</w:t>
       </w:r>
       <w:r>
         <w:rPr>
-          <w:rFonts w:ascii="Calibri" w:hAnsi="Calibri" w:eastAsia="Microsoft YaHei"/>
-          <w:b w:val="0"/>
-          <w:color w:val="000000"/>
-          <w:sz w:val="22"/>
+          <w:rFonts w:ascii="Times New Roman" w:hAnsi="Times New Roman" w:eastAsia="SimSun"/>
+          <w:b w:val="0"/>
+          <w:color w:val="000000"/>
+          <w:sz w:val="21"/>
         </w:rPr>
         <w:t>，即普通 Lot 优先于 Key Lot。</w:t>
       </w:r>
@@ -3508,20 +3422,19 @@
       </w:pPr>
       <w:r>
         <w:rPr>
-          <w:rFonts w:ascii="Calibri" w:hAnsi="Calibri" w:eastAsia="Microsoft YaHei"/>
-          <w:b w:val="0"/>
-          <w:color w:val="000000"/>
-          <w:sz w:val="21"/>
-          <w:shd w:fill="EEF2F6"/>
+          <w:rFonts w:ascii="Times New Roman" w:hAnsi="Times New Roman" w:eastAsia="SimSun"/>
+          <w:b w:val="0"/>
+          <w:color w:val="000000"/>
+          <w:sz w:val="21"/>
         </w:rPr>
         <w:t>lotid ASC</w:t>
       </w:r>
       <w:r>
         <w:rPr>
-          <w:rFonts w:ascii="Calibri" w:hAnsi="Calibri" w:eastAsia="Microsoft YaHei"/>
-          <w:b w:val="0"/>
-          <w:color w:val="000000"/>
-          <w:sz w:val="22"/>
+          <w:rFonts w:ascii="Times New Roman" w:hAnsi="Times New Roman" w:eastAsia="SimSun"/>
+          <w:b w:val="0"/>
+          <w:color w:val="000000"/>
+          <w:sz w:val="21"/>
         </w:rPr>
         <w:t>，作为最终 Tie-breaker。</w:t>
       </w:r>
@@ -3550,39 +3463,37 @@
       </w:pPr>
       <w:r>
         <w:rPr>
-          <w:rFonts w:ascii="Calibri" w:hAnsi="Calibri" w:eastAsia="Microsoft YaHei"/>
-          <w:b w:val="0"/>
-          <w:color w:val="000000"/>
-          <w:sz w:val="21"/>
-          <w:shd w:fill="EEF2F6"/>
+          <w:rFonts w:ascii="Times New Roman" w:hAnsi="Times New Roman" w:eastAsia="SimSun"/>
+          <w:b w:val="0"/>
+          <w:color w:val="000000"/>
+          <w:sz w:val="21"/>
         </w:rPr>
         <w:t>ReticleSTNRank</w:t>
       </w:r>
       <w:r>
         <w:rPr>
-          <w:rFonts w:ascii="Calibri" w:hAnsi="Calibri" w:eastAsia="Microsoft YaHei"/>
-          <w:b w:val="0"/>
-          <w:color w:val="000000"/>
-          <w:sz w:val="22"/>
+          <w:rFonts w:ascii="Times New Roman" w:hAnsi="Times New Roman" w:eastAsia="SimSun"/>
+          <w:b w:val="0"/>
+          <w:color w:val="000000"/>
+          <w:sz w:val="21"/>
         </w:rPr>
         <w:t xml:space="preserve">：第一轮优先 Reticle 当前所在 STN；后续轮次优先与上一轮相同的 </w:t>
       </w:r>
       <w:r>
         <w:rPr>
-          <w:rFonts w:ascii="Calibri" w:hAnsi="Calibri" w:eastAsia="Microsoft YaHei"/>
-          <w:b w:val="0"/>
-          <w:color w:val="000000"/>
-          <w:sz w:val="21"/>
-          <w:shd w:fill="EEF2F6"/>
+          <w:rFonts w:ascii="Times New Roman" w:hAnsi="Times New Roman" w:eastAsia="SimSun"/>
+          <w:b w:val="0"/>
+          <w:color w:val="000000"/>
+          <w:sz w:val="21"/>
         </w:rPr>
         <w:t>Reticle + STN</w:t>
       </w:r>
       <w:r>
         <w:rPr>
-          <w:rFonts w:ascii="Calibri" w:hAnsi="Calibri" w:eastAsia="Microsoft YaHei"/>
-          <w:b w:val="0"/>
-          <w:color w:val="000000"/>
-          <w:sz w:val="22"/>
+          <w:rFonts w:ascii="Times New Roman" w:hAnsi="Times New Roman" w:eastAsia="SimSun"/>
+          <w:b w:val="0"/>
+          <w:color w:val="000000"/>
+          <w:sz w:val="21"/>
         </w:rPr>
         <w:t xml:space="preserve"> 分组。</w:t>
       </w:r>
@@ -3597,20 +3508,19 @@
       </w:pPr>
       <w:r>
         <w:rPr>
-          <w:rFonts w:ascii="Calibri" w:hAnsi="Calibri" w:eastAsia="Microsoft YaHei"/>
-          <w:b w:val="0"/>
-          <w:color w:val="000000"/>
-          <w:sz w:val="21"/>
-          <w:shd w:fill="EEF2F6"/>
+          <w:rFonts w:ascii="Times New Roman" w:hAnsi="Times New Roman" w:eastAsia="SimSun"/>
+          <w:b w:val="0"/>
+          <w:color w:val="000000"/>
+          <w:sz w:val="21"/>
         </w:rPr>
         <w:t>ContextCandidateCount</w:t>
       </w:r>
       <w:r>
         <w:rPr>
-          <w:rFonts w:ascii="Calibri" w:hAnsi="Calibri" w:eastAsia="Microsoft YaHei"/>
-          <w:b w:val="0"/>
-          <w:color w:val="000000"/>
-          <w:sz w:val="22"/>
+          <w:rFonts w:ascii="Times New Roman" w:hAnsi="Times New Roman" w:eastAsia="SimSun"/>
+          <w:b w:val="0"/>
+          <w:color w:val="000000"/>
+          <w:sz w:val="21"/>
         </w:rPr>
         <w:t>：当前 Context 的候选 Lot 数量。</w:t>
       </w:r>
@@ -3625,20 +3535,19 @@
       </w:pPr>
       <w:r>
         <w:rPr>
-          <w:rFonts w:ascii="Calibri" w:hAnsi="Calibri" w:eastAsia="Microsoft YaHei"/>
-          <w:b w:val="0"/>
-          <w:color w:val="000000"/>
-          <w:sz w:val="21"/>
-          <w:shd w:fill="EEF2F6"/>
+          <w:rFonts w:ascii="Times New Roman" w:hAnsi="Times New Roman" w:eastAsia="SimSun"/>
+          <w:b w:val="0"/>
+          <w:color w:val="000000"/>
+          <w:sz w:val="21"/>
         </w:rPr>
         <w:t>ActualSTNPilotCount</w:t>
       </w:r>
       <w:r>
         <w:rPr>
-          <w:rFonts w:ascii="Calibri" w:hAnsi="Calibri" w:eastAsia="Microsoft YaHei"/>
-          <w:b w:val="0"/>
-          <w:color w:val="000000"/>
-          <w:sz w:val="22"/>
+          <w:rFonts w:ascii="Times New Roman" w:hAnsi="Times New Roman" w:eastAsia="SimSun"/>
+          <w:b w:val="0"/>
+          <w:color w:val="000000"/>
+          <w:sz w:val="21"/>
         </w:rPr>
         <w:t>：对应 STN 已选 Pilot Context 数量。</w:t>
       </w:r>
@@ -3649,86 +3558,82 @@
       </w:pPr>
       <w:r>
         <w:rPr>
-          <w:rFonts w:ascii="Calibri" w:hAnsi="Calibri" w:eastAsia="Microsoft YaHei"/>
-          <w:b w:val="0"/>
-          <w:color w:val="000000"/>
-          <w:sz w:val="22"/>
+          <w:rFonts w:ascii="Times New Roman" w:hAnsi="Times New Roman" w:eastAsia="SimSun"/>
+          <w:b w:val="0"/>
+          <w:color w:val="000000"/>
+          <w:sz w:val="21"/>
         </w:rPr>
         <w:t xml:space="preserve">最终按 </w:t>
       </w:r>
       <w:r>
         <w:rPr>
-          <w:rFonts w:ascii="Calibri" w:hAnsi="Calibri" w:eastAsia="Microsoft YaHei"/>
-          <w:b w:val="0"/>
-          <w:color w:val="000000"/>
-          <w:sz w:val="21"/>
-          <w:shd w:fill="EEF2F6"/>
+          <w:rFonts w:ascii="Times New Roman" w:hAnsi="Times New Roman" w:eastAsia="SimSun"/>
+          <w:b w:val="0"/>
+          <w:color w:val="000000"/>
+          <w:sz w:val="21"/>
         </w:rPr>
         <w:t>ReticleSTNRank DESC</w:t>
       </w:r>
       <w:r>
         <w:rPr>
-          <w:rFonts w:ascii="Calibri" w:hAnsi="Calibri" w:eastAsia="Microsoft YaHei"/>
-          <w:b w:val="0"/>
-          <w:color w:val="000000"/>
-          <w:sz w:val="22"/>
+          <w:rFonts w:ascii="Times New Roman" w:hAnsi="Times New Roman" w:eastAsia="SimSun"/>
+          <w:b w:val="0"/>
+          <w:color w:val="000000"/>
+          <w:sz w:val="21"/>
         </w:rPr>
         <w:t>、</w:t>
       </w:r>
       <w:r>
         <w:rPr>
-          <w:rFonts w:ascii="Calibri" w:hAnsi="Calibri" w:eastAsia="Microsoft YaHei"/>
-          <w:b w:val="0"/>
-          <w:color w:val="000000"/>
-          <w:sz w:val="21"/>
-          <w:shd w:fill="EEF2F6"/>
+          <w:rFonts w:ascii="Times New Roman" w:hAnsi="Times New Roman" w:eastAsia="SimSun"/>
+          <w:b w:val="0"/>
+          <w:color w:val="000000"/>
+          <w:sz w:val="21"/>
         </w:rPr>
         <w:t>ContextCandidateCount ASC</w:t>
       </w:r>
       <w:r>
         <w:rPr>
-          <w:rFonts w:ascii="Calibri" w:hAnsi="Calibri" w:eastAsia="Microsoft YaHei"/>
-          <w:b w:val="0"/>
-          <w:color w:val="000000"/>
-          <w:sz w:val="22"/>
+          <w:rFonts w:ascii="Times New Roman" w:hAnsi="Times New Roman" w:eastAsia="SimSun"/>
+          <w:b w:val="0"/>
+          <w:color w:val="000000"/>
+          <w:sz w:val="21"/>
         </w:rPr>
         <w:t>、</w:t>
       </w:r>
       <w:r>
         <w:rPr>
-          <w:rFonts w:ascii="Calibri" w:hAnsi="Calibri" w:eastAsia="Microsoft YaHei"/>
-          <w:b w:val="0"/>
-          <w:color w:val="000000"/>
-          <w:sz w:val="21"/>
-          <w:shd w:fill="EEF2F6"/>
+          <w:rFonts w:ascii="Times New Roman" w:hAnsi="Times New Roman" w:eastAsia="SimSun"/>
+          <w:b w:val="0"/>
+          <w:color w:val="000000"/>
+          <w:sz w:val="21"/>
         </w:rPr>
         <w:t>ActualSTNPilotCount ASC</w:t>
       </w:r>
       <w:r>
         <w:rPr>
-          <w:rFonts w:ascii="Calibri" w:hAnsi="Calibri" w:eastAsia="Microsoft YaHei"/>
-          <w:b w:val="0"/>
-          <w:color w:val="000000"/>
-          <w:sz w:val="22"/>
+          <w:rFonts w:ascii="Times New Roman" w:hAnsi="Times New Roman" w:eastAsia="SimSun"/>
+          <w:b w:val="0"/>
+          <w:color w:val="000000"/>
+          <w:sz w:val="21"/>
         </w:rPr>
         <w:t>、</w:t>
       </w:r>
       <w:r>
         <w:rPr>
-          <w:rFonts w:ascii="Calibri" w:hAnsi="Calibri" w:eastAsia="Microsoft YaHei"/>
-          <w:b w:val="0"/>
-          <w:color w:val="000000"/>
-          <w:sz w:val="21"/>
-          <w:shd w:fill="EEF2F6"/>
+          <w:rFonts w:ascii="Times New Roman" w:hAnsi="Times New Roman" w:eastAsia="SimSun"/>
+          <w:b w:val="0"/>
+          <w:color w:val="000000"/>
+          <w:sz w:val="21"/>
         </w:rPr>
         <w:t>RTDRank ASC</w:t>
       </w:r>
       <w:r>
         <w:rPr>
-          <w:rFonts w:ascii="Calibri" w:hAnsi="Calibri" w:eastAsia="Microsoft YaHei"/>
-          <w:b w:val="0"/>
-          <w:color w:val="000000"/>
-          <w:sz w:val="22"/>
+          <w:rFonts w:ascii="Times New Roman" w:hAnsi="Times New Roman" w:eastAsia="SimSun"/>
+          <w:b w:val="0"/>
+          <w:color w:val="000000"/>
+          <w:sz w:val="21"/>
         </w:rPr>
         <w:t xml:space="preserve"> 排序。</w:t>
       </w:r>
@@ -3739,29 +3644,28 @@
       </w:pPr>
       <w:r>
         <w:rPr>
-          <w:rFonts w:ascii="Calibri" w:hAnsi="Calibri" w:eastAsia="Microsoft YaHei"/>
-          <w:b w:val="0"/>
-          <w:color w:val="000000"/>
-          <w:sz w:val="22"/>
+          <w:rFonts w:ascii="Times New Roman" w:hAnsi="Times New Roman" w:eastAsia="SimSun"/>
+          <w:b w:val="0"/>
+          <w:color w:val="000000"/>
+          <w:sz w:val="21"/>
         </w:rPr>
         <w:t xml:space="preserve">每轮固定排序第一的 </w:t>
       </w:r>
       <w:r>
         <w:rPr>
-          <w:rFonts w:ascii="Calibri" w:hAnsi="Calibri" w:eastAsia="Microsoft YaHei"/>
-          <w:b w:val="0"/>
-          <w:color w:val="000000"/>
-          <w:sz w:val="21"/>
-          <w:shd w:fill="EEF2F6"/>
+          <w:rFonts w:ascii="Times New Roman" w:hAnsi="Times New Roman" w:eastAsia="SimSun"/>
+          <w:b w:val="0"/>
+          <w:color w:val="000000"/>
+          <w:sz w:val="21"/>
         </w:rPr>
         <w:t>Lot + Context</w:t>
       </w:r>
       <w:r>
         <w:rPr>
-          <w:rFonts w:ascii="Calibri" w:hAnsi="Calibri" w:eastAsia="Microsoft YaHei"/>
-          <w:b w:val="0"/>
-          <w:color w:val="000000"/>
-          <w:sz w:val="22"/>
+          <w:rFonts w:ascii="Times New Roman" w:hAnsi="Times New Roman" w:eastAsia="SimSun"/>
+          <w:b w:val="0"/>
+          <w:color w:val="000000"/>
+          <w:sz w:val="21"/>
         </w:rPr>
         <w:t>。每个 Context 最多选择一个 Pilot；选中后删除同一 Context 的其他候选，并重新计算排序指标，直至无可用 Context 或无可用 Lot。</w:t>
       </w:r>
@@ -3800,29 +3704,28 @@
       </w:pPr>
       <w:r>
         <w:rPr>
-          <w:rFonts w:ascii="Calibri" w:hAnsi="Calibri" w:eastAsia="Microsoft YaHei"/>
-          <w:b w:val="0"/>
-          <w:color w:val="000000"/>
-          <w:sz w:val="22"/>
+          <w:rFonts w:ascii="Times New Roman" w:hAnsi="Times New Roman" w:eastAsia="SimSun"/>
+          <w:b w:val="0"/>
+          <w:color w:val="000000"/>
+          <w:sz w:val="21"/>
         </w:rPr>
         <w:t xml:space="preserve">以下五项使用“或”关系。任意一项成立时，设置 </w:t>
       </w:r>
       <w:r>
         <w:rPr>
-          <w:rFonts w:ascii="Calibri" w:hAnsi="Calibri" w:eastAsia="Microsoft YaHei"/>
-          <w:b w:val="0"/>
-          <w:color w:val="000000"/>
-          <w:sz w:val="21"/>
-          <w:shd w:fill="EEF2F6"/>
+          <w:rFonts w:ascii="Times New Roman" w:hAnsi="Times New Roman" w:eastAsia="SimSun"/>
+          <w:b w:val="0"/>
+          <w:color w:val="000000"/>
+          <w:sz w:val="21"/>
         </w:rPr>
         <w:t>IsNeedSplit=F</w:t>
       </w:r>
       <w:r>
         <w:rPr>
-          <w:rFonts w:ascii="Calibri" w:hAnsi="Calibri" w:eastAsia="Microsoft YaHei"/>
-          <w:b w:val="0"/>
-          <w:color w:val="000000"/>
-          <w:sz w:val="22"/>
+          <w:rFonts w:ascii="Times New Roman" w:hAnsi="Times New Roman" w:eastAsia="SimSun"/>
+          <w:b w:val="0"/>
+          <w:color w:val="000000"/>
+          <w:sz w:val="21"/>
         </w:rPr>
         <w:t>，整批 Lot 作为 Pilot：</w:t>
       </w:r>
@@ -3837,39 +3740,37 @@
       </w:pPr>
       <w:r>
         <w:rPr>
-          <w:rFonts w:ascii="Calibri" w:hAnsi="Calibri" w:eastAsia="Microsoft YaHei"/>
-          <w:b w:val="0"/>
-          <w:color w:val="000000"/>
-          <w:sz w:val="21"/>
-          <w:shd w:fill="EEF2F6"/>
+          <w:rFonts w:ascii="Times New Roman" w:hAnsi="Times New Roman" w:eastAsia="SimSun"/>
+          <w:b w:val="0"/>
+          <w:color w:val="000000"/>
+          <w:sz w:val="21"/>
         </w:rPr>
         <w:t>BulletLot=1</w:t>
       </w:r>
       <w:r>
         <w:rPr>
-          <w:rFonts w:ascii="Calibri" w:hAnsi="Calibri" w:eastAsia="Microsoft YaHei"/>
-          <w:b w:val="0"/>
-          <w:color w:val="000000"/>
-          <w:sz w:val="22"/>
+          <w:rFonts w:ascii="Times New Roman" w:hAnsi="Times New Roman" w:eastAsia="SimSun"/>
+          <w:b w:val="0"/>
+          <w:color w:val="000000"/>
+          <w:sz w:val="21"/>
         </w:rPr>
         <w:t xml:space="preserve"> 或 </w:t>
       </w:r>
       <w:r>
         <w:rPr>
-          <w:rFonts w:ascii="Calibri" w:hAnsi="Calibri" w:eastAsia="Microsoft YaHei"/>
-          <w:b w:val="0"/>
-          <w:color w:val="000000"/>
-          <w:sz w:val="21"/>
-          <w:shd w:fill="EEF2F6"/>
+          <w:rFonts w:ascii="Times New Roman" w:hAnsi="Times New Roman" w:eastAsia="SimSun"/>
+          <w:b w:val="0"/>
+          <w:color w:val="000000"/>
+          <w:sz w:val="21"/>
         </w:rPr>
         <w:t>KeyLot=1</w:t>
       </w:r>
       <w:r>
         <w:rPr>
-          <w:rFonts w:ascii="Calibri" w:hAnsi="Calibri" w:eastAsia="Microsoft YaHei"/>
-          <w:b w:val="0"/>
-          <w:color w:val="000000"/>
-          <w:sz w:val="22"/>
+          <w:rFonts w:ascii="Times New Roman" w:hAnsi="Times New Roman" w:eastAsia="SimSun"/>
+          <w:b w:val="0"/>
+          <w:color w:val="000000"/>
+          <w:sz w:val="21"/>
         </w:rPr>
         <w:t>。</w:t>
       </w:r>
@@ -3884,39 +3785,37 @@
       </w:pPr>
       <w:r>
         <w:rPr>
-          <w:rFonts w:ascii="Calibri" w:hAnsi="Calibri" w:eastAsia="Microsoft YaHei"/>
-          <w:b w:val="0"/>
-          <w:color w:val="000000"/>
-          <w:sz w:val="21"/>
-          <w:shd w:fill="EEF2F6"/>
+          <w:rFonts w:ascii="Times New Roman" w:hAnsi="Times New Roman" w:eastAsia="SimSun"/>
+          <w:b w:val="0"/>
+          <w:color w:val="000000"/>
+          <w:sz w:val="21"/>
         </w:rPr>
         <w:t>CurCapability=LithoCapability</w:t>
       </w:r>
       <w:r>
         <w:rPr>
-          <w:rFonts w:ascii="Calibri" w:hAnsi="Calibri" w:eastAsia="Microsoft YaHei"/>
-          <w:b w:val="0"/>
-          <w:color w:val="000000"/>
-          <w:sz w:val="22"/>
+          <w:rFonts w:ascii="Times New Roman" w:hAnsi="Times New Roman" w:eastAsia="SimSun"/>
+          <w:b w:val="0"/>
+          <w:color w:val="000000"/>
+          <w:sz w:val="21"/>
         </w:rPr>
         <w:t xml:space="preserve"> 且 </w:t>
       </w:r>
       <w:r>
         <w:rPr>
-          <w:rFonts w:ascii="Calibri" w:hAnsi="Calibri" w:eastAsia="Microsoft YaHei"/>
-          <w:b w:val="0"/>
-          <w:color w:val="000000"/>
-          <w:sz w:val="21"/>
-          <w:shd w:fill="EEF2F6"/>
+          <w:rFonts w:ascii="Times New Roman" w:hAnsi="Times New Roman" w:eastAsia="SimSun"/>
+          <w:b w:val="0"/>
+          <w:color w:val="000000"/>
+          <w:sz w:val="21"/>
         </w:rPr>
         <w:t>FuLL(RemainQ)</w:t>
       </w:r>
       <w:r>
         <w:rPr>
-          <w:rFonts w:ascii="Calibri" w:hAnsi="Calibri" w:eastAsia="Microsoft YaHei"/>
-          <w:b w:val="0"/>
-          <w:color w:val="000000"/>
-          <w:sz w:val="22"/>
+          <w:rFonts w:ascii="Times New Roman" w:hAnsi="Times New Roman" w:eastAsia="SimSun"/>
+          <w:b w:val="0"/>
+          <w:color w:val="000000"/>
+          <w:sz w:val="21"/>
         </w:rPr>
         <w:t>。</w:t>
       </w:r>
@@ -3931,20 +3830,19 @@
       </w:pPr>
       <w:r>
         <w:rPr>
-          <w:rFonts w:ascii="Calibri" w:hAnsi="Calibri" w:eastAsia="Microsoft YaHei"/>
-          <w:b w:val="0"/>
-          <w:color w:val="000000"/>
-          <w:sz w:val="21"/>
-          <w:shd w:fill="EEF2F6"/>
+          <w:rFonts w:ascii="Times New Roman" w:hAnsi="Times New Roman" w:eastAsia="SimSun"/>
+          <w:b w:val="0"/>
+          <w:color w:val="000000"/>
+          <w:sz w:val="21"/>
         </w:rPr>
         <w:t>RequiredChuckCount=0</w:t>
       </w:r>
       <w:r>
         <w:rPr>
-          <w:rFonts w:ascii="Calibri" w:hAnsi="Calibri" w:eastAsia="Microsoft YaHei"/>
-          <w:b w:val="0"/>
-          <w:color w:val="000000"/>
-          <w:sz w:val="22"/>
+          <w:rFonts w:ascii="Times New Roman" w:hAnsi="Times New Roman" w:eastAsia="SimSun"/>
+          <w:b w:val="0"/>
+          <w:color w:val="000000"/>
+          <w:sz w:val="21"/>
         </w:rPr>
         <w:t>。</w:t>
       </w:r>
@@ -3959,20 +3857,19 @@
       </w:pPr>
       <w:r>
         <w:rPr>
-          <w:rFonts w:ascii="Calibri" w:hAnsi="Calibri" w:eastAsia="Microsoft YaHei"/>
-          <w:b w:val="0"/>
-          <w:color w:val="000000"/>
-          <w:sz w:val="21"/>
-          <w:shd w:fill="EEF2F6"/>
+          <w:rFonts w:ascii="Times New Roman" w:hAnsi="Times New Roman" w:eastAsia="SimSun"/>
+          <w:b w:val="0"/>
+          <w:color w:val="000000"/>
+          <w:sz w:val="21"/>
         </w:rPr>
         <w:t>SplitCntMatched=0</w:t>
       </w:r>
       <w:r>
         <w:rPr>
-          <w:rFonts w:ascii="Calibri" w:hAnsi="Calibri" w:eastAsia="Microsoft YaHei"/>
-          <w:b w:val="0"/>
-          <w:color w:val="000000"/>
-          <w:sz w:val="22"/>
+          <w:rFonts w:ascii="Times New Roman" w:hAnsi="Times New Roman" w:eastAsia="SimSun"/>
+          <w:b w:val="0"/>
+          <w:color w:val="000000"/>
+          <w:sz w:val="21"/>
         </w:rPr>
         <w:t>。</w:t>
       </w:r>
@@ -3987,20 +3884,19 @@
       </w:pPr>
       <w:r>
         <w:rPr>
-          <w:rFonts w:ascii="Calibri" w:hAnsi="Calibri" w:eastAsia="Microsoft YaHei"/>
-          <w:b w:val="0"/>
-          <w:color w:val="000000"/>
-          <w:sz w:val="21"/>
-          <w:shd w:fill="EEF2F6"/>
+          <w:rFonts w:ascii="Times New Roman" w:hAnsi="Times New Roman" w:eastAsia="SimSun"/>
+          <w:b w:val="0"/>
+          <w:color w:val="000000"/>
+          <w:sz w:val="21"/>
         </w:rPr>
         <w:t>componentqty&lt;=6</w:t>
       </w:r>
       <w:r>
         <w:rPr>
-          <w:rFonts w:ascii="Calibri" w:hAnsi="Calibri" w:eastAsia="Microsoft YaHei"/>
-          <w:b w:val="0"/>
-          <w:color w:val="000000"/>
-          <w:sz w:val="22"/>
+          <w:rFonts w:ascii="Times New Roman" w:hAnsi="Times New Roman" w:eastAsia="SimSun"/>
+          <w:b w:val="0"/>
+          <w:color w:val="000000"/>
+          <w:sz w:val="21"/>
         </w:rPr>
         <w:t>。</w:t>
       </w:r>
@@ -4011,20 +3907,19 @@
       </w:pPr>
       <w:r>
         <w:rPr>
-          <w:rFonts w:ascii="Calibri" w:hAnsi="Calibri" w:eastAsia="Microsoft YaHei"/>
-          <w:b w:val="0"/>
-          <w:color w:val="000000"/>
-          <w:sz w:val="21"/>
-          <w:shd w:fill="EEF2F6"/>
+          <w:rFonts w:ascii="Times New Roman" w:hAnsi="Times New Roman" w:eastAsia="SimSun"/>
+          <w:b w:val="0"/>
+          <w:color w:val="000000"/>
+          <w:sz w:val="21"/>
         </w:rPr>
         <w:t>componentqty&gt;0</w:t>
       </w:r>
       <w:r>
         <w:rPr>
-          <w:rFonts w:ascii="Calibri" w:hAnsi="Calibri" w:eastAsia="Microsoft YaHei"/>
-          <w:b w:val="0"/>
-          <w:color w:val="000000"/>
-          <w:sz w:val="22"/>
+          <w:rFonts w:ascii="Times New Roman" w:hAnsi="Times New Roman" w:eastAsia="SimSun"/>
+          <w:b w:val="0"/>
+          <w:color w:val="000000"/>
+          <w:sz w:val="21"/>
         </w:rPr>
         <w:t xml:space="preserve"> 由上游保证，本需求不增加零片判断。</w:t>
       </w:r>
@@ -4049,29 +3944,28 @@
       </w:pPr>
       <w:r>
         <w:rPr>
-          <w:rFonts w:ascii="Calibri" w:hAnsi="Calibri" w:eastAsia="Microsoft YaHei"/>
-          <w:b w:val="0"/>
-          <w:color w:val="000000"/>
-          <w:sz w:val="22"/>
+          <w:rFonts w:ascii="Times New Roman" w:hAnsi="Times New Roman" w:eastAsia="SimSun"/>
+          <w:b w:val="0"/>
+          <w:color w:val="000000"/>
+          <w:sz w:val="21"/>
         </w:rPr>
         <w:t xml:space="preserve">不满足任一整批条件时，设置 </w:t>
       </w:r>
       <w:r>
         <w:rPr>
-          <w:rFonts w:ascii="Calibri" w:hAnsi="Calibri" w:eastAsia="Microsoft YaHei"/>
-          <w:b w:val="0"/>
-          <w:color w:val="000000"/>
-          <w:sz w:val="21"/>
-          <w:shd w:fill="EEF2F6"/>
+          <w:rFonts w:ascii="Times New Roman" w:hAnsi="Times New Roman" w:eastAsia="SimSun"/>
+          <w:b w:val="0"/>
+          <w:color w:val="000000"/>
+          <w:sz w:val="21"/>
         </w:rPr>
         <w:t>IsNeedSplit=T</w:t>
       </w:r>
       <w:r>
         <w:rPr>
-          <w:rFonts w:ascii="Calibri" w:hAnsi="Calibri" w:eastAsia="Microsoft YaHei"/>
-          <w:b w:val="0"/>
-          <w:color w:val="000000"/>
-          <w:sz w:val="22"/>
+          <w:rFonts w:ascii="Times New Roman" w:hAnsi="Times New Roman" w:eastAsia="SimSun"/>
+          <w:b w:val="0"/>
+          <w:color w:val="000000"/>
+          <w:sz w:val="21"/>
         </w:rPr>
         <w:t>。Wafer ID 1～10 为 Group1，11～25 为 Group2；有 Chuck 信息时 C1/C2 对应 SubGroup1/SubGroup2，无 Chuck 信息时奇数/偶数 Slot 对应 SubGroup1/SubGroup2。</w:t>
       </w:r>
@@ -4086,29 +3980,28 @@
       </w:pPr>
       <w:r>
         <w:rPr>
-          <w:rFonts w:ascii="Calibri" w:hAnsi="Calibri" w:eastAsia="Microsoft YaHei"/>
-          <w:b w:val="0"/>
-          <w:color w:val="000000"/>
-          <w:sz w:val="22"/>
+          <w:rFonts w:ascii="Times New Roman" w:hAnsi="Times New Roman" w:eastAsia="SimSun"/>
+          <w:b w:val="0"/>
+          <w:color w:val="000000"/>
+          <w:sz w:val="21"/>
         </w:rPr>
         <w:t>Group1 + SubGroup1：</w:t>
       </w:r>
       <w:r>
         <w:rPr>
-          <w:rFonts w:ascii="Calibri" w:hAnsi="Calibri" w:eastAsia="Microsoft YaHei"/>
-          <w:b w:val="0"/>
-          <w:color w:val="000000"/>
-          <w:sz w:val="21"/>
-          <w:shd w:fill="EEF2F6"/>
+          <w:rFonts w:ascii="Times New Roman" w:hAnsi="Times New Roman" w:eastAsia="SimSun"/>
+          <w:b w:val="0"/>
+          <w:color w:val="000000"/>
+          <w:sz w:val="21"/>
         </w:rPr>
         <w:t>GroupRank=1</w:t>
       </w:r>
       <w:r>
         <w:rPr>
-          <w:rFonts w:ascii="Calibri" w:hAnsi="Calibri" w:eastAsia="Microsoft YaHei"/>
-          <w:b w:val="0"/>
-          <w:color w:val="000000"/>
-          <w:sz w:val="22"/>
+          <w:rFonts w:ascii="Times New Roman" w:hAnsi="Times New Roman" w:eastAsia="SimSun"/>
+          <w:b w:val="0"/>
+          <w:color w:val="000000"/>
+          <w:sz w:val="21"/>
         </w:rPr>
         <w:t>。</w:t>
       </w:r>
@@ -4123,29 +4016,28 @@
       </w:pPr>
       <w:r>
         <w:rPr>
-          <w:rFonts w:ascii="Calibri" w:hAnsi="Calibri" w:eastAsia="Microsoft YaHei"/>
-          <w:b w:val="0"/>
-          <w:color w:val="000000"/>
-          <w:sz w:val="22"/>
+          <w:rFonts w:ascii="Times New Roman" w:hAnsi="Times New Roman" w:eastAsia="SimSun"/>
+          <w:b w:val="0"/>
+          <w:color w:val="000000"/>
+          <w:sz w:val="21"/>
         </w:rPr>
         <w:t>Group1 + SubGroup2：</w:t>
       </w:r>
       <w:r>
         <w:rPr>
-          <w:rFonts w:ascii="Calibri" w:hAnsi="Calibri" w:eastAsia="Microsoft YaHei"/>
-          <w:b w:val="0"/>
-          <w:color w:val="000000"/>
-          <w:sz w:val="21"/>
-          <w:shd w:fill="EEF2F6"/>
+          <w:rFonts w:ascii="Times New Roman" w:hAnsi="Times New Roman" w:eastAsia="SimSun"/>
+          <w:b w:val="0"/>
+          <w:color w:val="000000"/>
+          <w:sz w:val="21"/>
         </w:rPr>
         <w:t>GroupRank=2</w:t>
       </w:r>
       <w:r>
         <w:rPr>
-          <w:rFonts w:ascii="Calibri" w:hAnsi="Calibri" w:eastAsia="Microsoft YaHei"/>
-          <w:b w:val="0"/>
-          <w:color w:val="000000"/>
-          <w:sz w:val="22"/>
+          <w:rFonts w:ascii="Times New Roman" w:hAnsi="Times New Roman" w:eastAsia="SimSun"/>
+          <w:b w:val="0"/>
+          <w:color w:val="000000"/>
+          <w:sz w:val="21"/>
         </w:rPr>
         <w:t>。</w:t>
       </w:r>
@@ -4160,29 +4052,28 @@
       </w:pPr>
       <w:r>
         <w:rPr>
-          <w:rFonts w:ascii="Calibri" w:hAnsi="Calibri" w:eastAsia="Microsoft YaHei"/>
-          <w:b w:val="0"/>
-          <w:color w:val="000000"/>
-          <w:sz w:val="22"/>
+          <w:rFonts w:ascii="Times New Roman" w:hAnsi="Times New Roman" w:eastAsia="SimSun"/>
+          <w:b w:val="0"/>
+          <w:color w:val="000000"/>
+          <w:sz w:val="21"/>
         </w:rPr>
         <w:t>Group2 + SubGroup1：</w:t>
       </w:r>
       <w:r>
         <w:rPr>
-          <w:rFonts w:ascii="Calibri" w:hAnsi="Calibri" w:eastAsia="Microsoft YaHei"/>
-          <w:b w:val="0"/>
-          <w:color w:val="000000"/>
-          <w:sz w:val="21"/>
-          <w:shd w:fill="EEF2F6"/>
+          <w:rFonts w:ascii="Times New Roman" w:hAnsi="Times New Roman" w:eastAsia="SimSun"/>
+          <w:b w:val="0"/>
+          <w:color w:val="000000"/>
+          <w:sz w:val="21"/>
         </w:rPr>
         <w:t>GroupRank=3</w:t>
       </w:r>
       <w:r>
         <w:rPr>
-          <w:rFonts w:ascii="Calibri" w:hAnsi="Calibri" w:eastAsia="Microsoft YaHei"/>
-          <w:b w:val="0"/>
-          <w:color w:val="000000"/>
-          <w:sz w:val="22"/>
+          <w:rFonts w:ascii="Times New Roman" w:hAnsi="Times New Roman" w:eastAsia="SimSun"/>
+          <w:b w:val="0"/>
+          <w:color w:val="000000"/>
+          <w:sz w:val="21"/>
         </w:rPr>
         <w:t>。</w:t>
       </w:r>
@@ -4197,29 +4088,28 @@
       </w:pPr>
       <w:r>
         <w:rPr>
-          <w:rFonts w:ascii="Calibri" w:hAnsi="Calibri" w:eastAsia="Microsoft YaHei"/>
-          <w:b w:val="0"/>
-          <w:color w:val="000000"/>
-          <w:sz w:val="22"/>
+          <w:rFonts w:ascii="Times New Roman" w:hAnsi="Times New Roman" w:eastAsia="SimSun"/>
+          <w:b w:val="0"/>
+          <w:color w:val="000000"/>
+          <w:sz w:val="21"/>
         </w:rPr>
         <w:t>Group2 + SubGroup2：</w:t>
       </w:r>
       <w:r>
         <w:rPr>
-          <w:rFonts w:ascii="Calibri" w:hAnsi="Calibri" w:eastAsia="Microsoft YaHei"/>
-          <w:b w:val="0"/>
-          <w:color w:val="000000"/>
-          <w:sz w:val="21"/>
-          <w:shd w:fill="EEF2F6"/>
+          <w:rFonts w:ascii="Times New Roman" w:hAnsi="Times New Roman" w:eastAsia="SimSun"/>
+          <w:b w:val="0"/>
+          <w:color w:val="000000"/>
+          <w:sz w:val="21"/>
         </w:rPr>
         <w:t>GroupRank=4</w:t>
       </w:r>
       <w:r>
         <w:rPr>
-          <w:rFonts w:ascii="Calibri" w:hAnsi="Calibri" w:eastAsia="Microsoft YaHei"/>
-          <w:b w:val="0"/>
-          <w:color w:val="000000"/>
-          <w:sz w:val="22"/>
+          <w:rFonts w:ascii="Times New Roman" w:hAnsi="Times New Roman" w:eastAsia="SimSun"/>
+          <w:b w:val="0"/>
+          <w:color w:val="000000"/>
+          <w:sz w:val="21"/>
         </w:rPr>
         <w:t>。</w:t>
       </w:r>
@@ -4230,86 +4120,82 @@
       </w:pPr>
       <w:r>
         <w:rPr>
-          <w:rFonts w:ascii="Calibri" w:hAnsi="Calibri" w:eastAsia="Microsoft YaHei"/>
-          <w:b w:val="0"/>
-          <w:color w:val="000000"/>
-          <w:sz w:val="22"/>
+          <w:rFonts w:ascii="Times New Roman" w:hAnsi="Times New Roman" w:eastAsia="SimSun"/>
+          <w:b w:val="0"/>
+          <w:color w:val="000000"/>
+          <w:sz w:val="21"/>
         </w:rPr>
         <w:t xml:space="preserve">在每个 </w:t>
       </w:r>
       <w:r>
         <w:rPr>
-          <w:rFonts w:ascii="Calibri" w:hAnsi="Calibri" w:eastAsia="Microsoft YaHei"/>
-          <w:b w:val="0"/>
-          <w:color w:val="000000"/>
-          <w:sz w:val="21"/>
-          <w:shd w:fill="EEF2F6"/>
+          <w:rFonts w:ascii="Times New Roman" w:hAnsi="Times New Roman" w:eastAsia="SimSun"/>
+          <w:b w:val="0"/>
+          <w:color w:val="000000"/>
+          <w:sz w:val="21"/>
         </w:rPr>
         <w:t>Group + SubGroup</w:t>
       </w:r>
       <w:r>
         <w:rPr>
-          <w:rFonts w:ascii="Calibri" w:hAnsi="Calibri" w:eastAsia="Microsoft YaHei"/>
-          <w:b w:val="0"/>
-          <w:color w:val="000000"/>
-          <w:sz w:val="22"/>
+          <w:rFonts w:ascii="Times New Roman" w:hAnsi="Times New Roman" w:eastAsia="SimSun"/>
+          <w:b w:val="0"/>
+          <w:color w:val="000000"/>
+          <w:sz w:val="21"/>
         </w:rPr>
         <w:t xml:space="preserve"> 内按 Wafer ID 升序计算 </w:t>
       </w:r>
       <w:r>
         <w:rPr>
-          <w:rFonts w:ascii="Calibri" w:hAnsi="Calibri" w:eastAsia="Microsoft YaHei"/>
-          <w:b w:val="0"/>
-          <w:color w:val="000000"/>
-          <w:sz w:val="21"/>
-          <w:shd w:fill="EEF2F6"/>
+          <w:rFonts w:ascii="Times New Roman" w:hAnsi="Times New Roman" w:eastAsia="SimSun"/>
+          <w:b w:val="0"/>
+          <w:color w:val="000000"/>
+          <w:sz w:val="21"/>
         </w:rPr>
         <w:t>WaferRank</w:t>
       </w:r>
       <w:r>
         <w:rPr>
-          <w:rFonts w:ascii="Calibri" w:hAnsi="Calibri" w:eastAsia="Microsoft YaHei"/>
-          <w:b w:val="0"/>
-          <w:color w:val="000000"/>
-          <w:sz w:val="22"/>
+          <w:rFonts w:ascii="Times New Roman" w:hAnsi="Times New Roman" w:eastAsia="SimSun"/>
+          <w:b w:val="0"/>
+          <w:color w:val="000000"/>
+          <w:sz w:val="21"/>
         </w:rPr>
         <w:t xml:space="preserve">，最终按 </w:t>
       </w:r>
       <w:r>
         <w:rPr>
-          <w:rFonts w:ascii="Calibri" w:hAnsi="Calibri" w:eastAsia="Microsoft YaHei"/>
-          <w:b w:val="0"/>
-          <w:color w:val="000000"/>
-          <w:sz w:val="21"/>
-          <w:shd w:fill="EEF2F6"/>
+          <w:rFonts w:ascii="Times New Roman" w:hAnsi="Times New Roman" w:eastAsia="SimSun"/>
+          <w:b w:val="0"/>
+          <w:color w:val="000000"/>
+          <w:sz w:val="21"/>
         </w:rPr>
         <w:t>WaferRank ASC</w:t>
       </w:r>
       <w:r>
         <w:rPr>
-          <w:rFonts w:ascii="Calibri" w:hAnsi="Calibri" w:eastAsia="Microsoft YaHei"/>
-          <w:b w:val="0"/>
-          <w:color w:val="000000"/>
-          <w:sz w:val="22"/>
+          <w:rFonts w:ascii="Times New Roman" w:hAnsi="Times New Roman" w:eastAsia="SimSun"/>
+          <w:b w:val="0"/>
+          <w:color w:val="000000"/>
+          <w:sz w:val="21"/>
         </w:rPr>
         <w:t>、</w:t>
       </w:r>
       <w:r>
         <w:rPr>
-          <w:rFonts w:ascii="Calibri" w:hAnsi="Calibri" w:eastAsia="Microsoft YaHei"/>
-          <w:b w:val="0"/>
-          <w:color w:val="000000"/>
-          <w:sz w:val="21"/>
-          <w:shd w:fill="EEF2F6"/>
+          <w:rFonts w:ascii="Times New Roman" w:hAnsi="Times New Roman" w:eastAsia="SimSun"/>
+          <w:b w:val="0"/>
+          <w:color w:val="000000"/>
+          <w:sz w:val="21"/>
         </w:rPr>
         <w:t>GroupRank ASC</w:t>
       </w:r>
       <w:r>
         <w:rPr>
-          <w:rFonts w:ascii="Calibri" w:hAnsi="Calibri" w:eastAsia="Microsoft YaHei"/>
-          <w:b w:val="0"/>
-          <w:color w:val="000000"/>
-          <w:sz w:val="22"/>
+          <w:rFonts w:ascii="Times New Roman" w:hAnsi="Times New Roman" w:eastAsia="SimSun"/>
+          <w:b w:val="0"/>
+          <w:color w:val="000000"/>
+          <w:sz w:val="21"/>
         </w:rPr>
         <w:t xml:space="preserve"> 轮流选片。</w:t>
       </w:r>
@@ -4324,20 +4210,19 @@
       </w:pPr>
       <w:r>
         <w:rPr>
-          <w:rFonts w:ascii="Calibri" w:hAnsi="Calibri" w:eastAsia="Microsoft YaHei"/>
-          <w:b w:val="0"/>
-          <w:color w:val="000000"/>
-          <w:sz w:val="21"/>
-          <w:shd w:fill="EEF2F6"/>
+          <w:rFonts w:ascii="Times New Roman" w:hAnsi="Times New Roman" w:eastAsia="SimSun"/>
+          <w:b w:val="0"/>
+          <w:color w:val="000000"/>
+          <w:sz w:val="21"/>
         </w:rPr>
         <w:t>pi_splitcnt</w:t>
       </w:r>
       <w:r>
         <w:rPr>
-          <w:rFonts w:ascii="Calibri" w:hAnsi="Calibri" w:eastAsia="Microsoft YaHei"/>
-          <w:b w:val="0"/>
-          <w:color w:val="000000"/>
-          <w:sz w:val="22"/>
+          <w:rFonts w:ascii="Times New Roman" w:hAnsi="Times New Roman" w:eastAsia="SimSun"/>
+          <w:b w:val="0"/>
+          <w:color w:val="000000"/>
+          <w:sz w:val="21"/>
         </w:rPr>
         <w:t xml:space="preserve"> 为空、等于 0、小于 0 或大于 25 时，使用默认值 4。</w:t>
       </w:r>
@@ -4352,20 +4237,19 @@
       </w:pPr>
       <w:r>
         <w:rPr>
-          <w:rFonts w:ascii="Calibri" w:hAnsi="Calibri" w:eastAsia="Microsoft YaHei"/>
-          <w:b w:val="0"/>
-          <w:color w:val="000000"/>
-          <w:sz w:val="21"/>
-          <w:shd w:fill="EEF2F6"/>
+          <w:rFonts w:ascii="Times New Roman" w:hAnsi="Times New Roman" w:eastAsia="SimSun"/>
+          <w:b w:val="0"/>
+          <w:color w:val="000000"/>
+          <w:sz w:val="21"/>
         </w:rPr>
         <w:t>pi_splitcnt</w:t>
       </w:r>
       <w:r>
         <w:rPr>
-          <w:rFonts w:ascii="Calibri" w:hAnsi="Calibri" w:eastAsia="Microsoft YaHei"/>
-          <w:b w:val="0"/>
-          <w:color w:val="000000"/>
-          <w:sz w:val="22"/>
+          <w:rFonts w:ascii="Times New Roman" w:hAnsi="Times New Roman" w:eastAsia="SimSun"/>
+          <w:b w:val="0"/>
+          <w:color w:val="000000"/>
+          <w:sz w:val="21"/>
         </w:rPr>
         <w:t xml:space="preserve"> 在 1～25 范围内时，按配置值选片。</w:t>
       </w:r>
@@ -4380,10 +4264,10 @@
       </w:pPr>
       <w:r>
         <w:rPr>
-          <w:rFonts w:ascii="Calibri" w:hAnsi="Calibri" w:eastAsia="Microsoft YaHei"/>
-          <w:b w:val="0"/>
-          <w:color w:val="000000"/>
-          <w:sz w:val="22"/>
+          <w:rFonts w:ascii="Times New Roman" w:hAnsi="Times New Roman" w:eastAsia="SimSun"/>
+          <w:b w:val="0"/>
+          <w:color w:val="000000"/>
+          <w:sz w:val="21"/>
         </w:rPr>
         <w:t>选片数大于当前可用 Wafer 数时，不执行物理分批，改为整批 Pilot。</w:t>
       </w:r>
@@ -4398,29 +4282,28 @@
       </w:pPr>
       <w:r>
         <w:rPr>
-          <w:rFonts w:ascii="Calibri" w:hAnsi="Calibri" w:eastAsia="Microsoft YaHei"/>
-          <w:b w:val="0"/>
-          <w:color w:val="000000"/>
-          <w:sz w:val="22"/>
+          <w:rFonts w:ascii="Times New Roman" w:hAnsi="Times New Roman" w:eastAsia="SimSun"/>
+          <w:b w:val="0"/>
+          <w:color w:val="000000"/>
+          <w:sz w:val="21"/>
         </w:rPr>
         <w:t xml:space="preserve">选中 Wafer 写入 </w:t>
       </w:r>
       <w:r>
         <w:rPr>
-          <w:rFonts w:ascii="Calibri" w:hAnsi="Calibri" w:eastAsia="Microsoft YaHei"/>
-          <w:b w:val="0"/>
-          <w:color w:val="000000"/>
-          <w:sz w:val="21"/>
-          <w:shd w:fill="EEF2F6"/>
+          <w:rFonts w:ascii="Times New Roman" w:hAnsi="Times New Roman" w:eastAsia="SimSun"/>
+          <w:b w:val="0"/>
+          <w:color w:val="000000"/>
+          <w:sz w:val="21"/>
         </w:rPr>
         <w:t>pi_splitwafer</w:t>
       </w:r>
       <w:r>
         <w:rPr>
-          <w:rFonts w:ascii="Calibri" w:hAnsi="Calibri" w:eastAsia="Microsoft YaHei"/>
-          <w:b w:val="0"/>
-          <w:color w:val="000000"/>
-          <w:sz w:val="22"/>
+          <w:rFonts w:ascii="Times New Roman" w:hAnsi="Times New Roman" w:eastAsia="SimSun"/>
+          <w:b w:val="0"/>
+          <w:color w:val="000000"/>
+          <w:sz w:val="21"/>
         </w:rPr>
         <w:t>。</w:t>
       </w:r>
@@ -4445,10 +4328,10 @@
       </w:pPr>
       <w:r>
         <w:rPr>
-          <w:rFonts w:ascii="Calibri" w:hAnsi="Calibri" w:eastAsia="Microsoft YaHei"/>
-          <w:b w:val="0"/>
-          <w:color w:val="000000"/>
-          <w:sz w:val="22"/>
+          <w:rFonts w:ascii="Times New Roman" w:hAnsi="Times New Roman" w:eastAsia="SimSun"/>
+          <w:b w:val="0"/>
+          <w:color w:val="000000"/>
+          <w:sz w:val="21"/>
         </w:rPr>
         <w:t>若 Lot 存在不包含 SRC 的 ADI 站点，则取第一道符合条件的 ADI 作为 Merge 站点；否则取最后一道 CD。有效 Merge 站点由现有流程保证，本需求不增加两者均不存在时的处理。</w:t>
       </w:r>
@@ -4487,10 +4370,10 @@
       </w:pPr>
       <w:r>
         <w:rPr>
-          <w:rFonts w:ascii="Calibri" w:hAnsi="Calibri" w:eastAsia="Microsoft YaHei"/>
-          <w:b w:val="0"/>
-          <w:color w:val="000000"/>
-          <w:sz w:val="22"/>
+          <w:rFonts w:ascii="Times New Roman" w:hAnsi="Times New Roman" w:eastAsia="SimSun"/>
+          <w:b w:val="0"/>
+          <w:color w:val="000000"/>
+          <w:sz w:val="21"/>
         </w:rPr>
         <w:t>修改现有 Pilot 选择和选片逻辑，输出字段包括：</w:t>
       </w:r>
@@ -4505,86 +4388,82 @@
       </w:pPr>
       <w:r>
         <w:rPr>
-          <w:rFonts w:ascii="Calibri" w:hAnsi="Calibri" w:eastAsia="Microsoft YaHei"/>
-          <w:b w:val="0"/>
-          <w:color w:val="000000"/>
-          <w:sz w:val="22"/>
+          <w:rFonts w:ascii="Times New Roman" w:hAnsi="Times New Roman" w:eastAsia="SimSun"/>
+          <w:b w:val="0"/>
+          <w:color w:val="000000"/>
+          <w:sz w:val="21"/>
         </w:rPr>
         <w:t>Lot、</w:t>
       </w:r>
       <w:r>
         <w:rPr>
-          <w:rFonts w:ascii="Calibri" w:hAnsi="Calibri" w:eastAsia="Microsoft YaHei"/>
-          <w:b w:val="0"/>
-          <w:color w:val="000000"/>
-          <w:sz w:val="21"/>
-          <w:shd w:fill="EEF2F6"/>
+          <w:rFonts w:ascii="Times New Roman" w:hAnsi="Times New Roman" w:eastAsia="SimSun"/>
+          <w:b w:val="0"/>
+          <w:color w:val="000000"/>
+          <w:sz w:val="21"/>
         </w:rPr>
         <w:t>toolid</w:t>
       </w:r>
       <w:r>
         <w:rPr>
-          <w:rFonts w:ascii="Calibri" w:hAnsi="Calibri" w:eastAsia="Microsoft YaHei"/>
-          <w:b w:val="0"/>
-          <w:color w:val="000000"/>
-          <w:sz w:val="22"/>
+          <w:rFonts w:ascii="Times New Roman" w:hAnsi="Times New Roman" w:eastAsia="SimSun"/>
+          <w:b w:val="0"/>
+          <w:color w:val="000000"/>
+          <w:sz w:val="21"/>
         </w:rPr>
         <w:t>、</w:t>
       </w:r>
       <w:r>
         <w:rPr>
-          <w:rFonts w:ascii="Calibri" w:hAnsi="Calibri" w:eastAsia="Microsoft YaHei"/>
-          <w:b w:val="0"/>
-          <w:color w:val="000000"/>
-          <w:sz w:val="21"/>
-          <w:shd w:fill="EEF2F6"/>
+          <w:rFonts w:ascii="Times New Roman" w:hAnsi="Times New Roman" w:eastAsia="SimSun"/>
+          <w:b w:val="0"/>
+          <w:color w:val="000000"/>
+          <w:sz w:val="21"/>
         </w:rPr>
         <w:t>productid</w:t>
       </w:r>
       <w:r>
         <w:rPr>
-          <w:rFonts w:ascii="Calibri" w:hAnsi="Calibri" w:eastAsia="Microsoft YaHei"/>
-          <w:b w:val="0"/>
-          <w:color w:val="000000"/>
-          <w:sz w:val="22"/>
+          <w:rFonts w:ascii="Times New Roman" w:hAnsi="Times New Roman" w:eastAsia="SimSun"/>
+          <w:b w:val="0"/>
+          <w:color w:val="000000"/>
+          <w:sz w:val="21"/>
         </w:rPr>
         <w:t>、</w:t>
       </w:r>
       <w:r>
         <w:rPr>
-          <w:rFonts w:ascii="Calibri" w:hAnsi="Calibri" w:eastAsia="Microsoft YaHei"/>
-          <w:b w:val="0"/>
-          <w:color w:val="000000"/>
-          <w:sz w:val="21"/>
-          <w:shd w:fill="EEF2F6"/>
+          <w:rFonts w:ascii="Times New Roman" w:hAnsi="Times New Roman" w:eastAsia="SimSun"/>
+          <w:b w:val="0"/>
+          <w:color w:val="000000"/>
+          <w:sz w:val="21"/>
         </w:rPr>
         <w:t>layerid</w:t>
       </w:r>
       <w:r>
         <w:rPr>
-          <w:rFonts w:ascii="Calibri" w:hAnsi="Calibri" w:eastAsia="Microsoft YaHei"/>
-          <w:b w:val="0"/>
-          <w:color w:val="000000"/>
-          <w:sz w:val="22"/>
+          <w:rFonts w:ascii="Times New Roman" w:hAnsi="Times New Roman" w:eastAsia="SimSun"/>
+          <w:b w:val="0"/>
+          <w:color w:val="000000"/>
+          <w:sz w:val="21"/>
         </w:rPr>
         <w:t>、</w:t>
       </w:r>
       <w:r>
         <w:rPr>
-          <w:rFonts w:ascii="Calibri" w:hAnsi="Calibri" w:eastAsia="Microsoft YaHei"/>
-          <w:b w:val="0"/>
-          <w:color w:val="000000"/>
-          <w:sz w:val="21"/>
-          <w:shd w:fill="EEF2F6"/>
+          <w:rFonts w:ascii="Times New Roman" w:hAnsi="Times New Roman" w:eastAsia="SimSun"/>
+          <w:b w:val="0"/>
+          <w:color w:val="000000"/>
+          <w:sz w:val="21"/>
         </w:rPr>
         <w:t>reticleid</w:t>
       </w:r>
       <w:r>
         <w:rPr>
-          <w:rFonts w:ascii="Calibri" w:hAnsi="Calibri" w:eastAsia="Microsoft YaHei"/>
-          <w:b w:val="0"/>
-          <w:color w:val="000000"/>
-          <w:sz w:val="22"/>
+          <w:rFonts w:ascii="Times New Roman" w:hAnsi="Times New Roman" w:eastAsia="SimSun"/>
+          <w:b w:val="0"/>
+          <w:color w:val="000000"/>
+          <w:sz w:val="21"/>
         </w:rPr>
         <w:t>。</w:t>
       </w:r>
@@ -4599,58 +4478,55 @@
       </w:pPr>
       <w:r>
         <w:rPr>
-          <w:rFonts w:ascii="Calibri" w:hAnsi="Calibri" w:eastAsia="Microsoft YaHei"/>
-          <w:b w:val="0"/>
-          <w:color w:val="000000"/>
-          <w:sz w:val="21"/>
-          <w:shd w:fill="EEF2F6"/>
+          <w:rFonts w:ascii="Times New Roman" w:hAnsi="Times New Roman" w:eastAsia="SimSun"/>
+          <w:b w:val="0"/>
+          <w:color w:val="000000"/>
+          <w:sz w:val="21"/>
         </w:rPr>
         <w:t>prereticle</w:t>
       </w:r>
       <w:r>
         <w:rPr>
-          <w:rFonts w:ascii="Calibri" w:hAnsi="Calibri" w:eastAsia="Microsoft YaHei"/>
-          <w:b w:val="0"/>
-          <w:color w:val="000000"/>
-          <w:sz w:val="22"/>
+          <w:rFonts w:ascii="Times New Roman" w:hAnsi="Times New Roman" w:eastAsia="SimSun"/>
+          <w:b w:val="0"/>
+          <w:color w:val="000000"/>
+          <w:sz w:val="21"/>
         </w:rPr>
         <w:t>、</w:t>
       </w:r>
       <w:r>
         <w:rPr>
-          <w:rFonts w:ascii="Calibri" w:hAnsi="Calibri" w:eastAsia="Microsoft YaHei"/>
-          <w:b w:val="0"/>
-          <w:color w:val="000000"/>
-          <w:sz w:val="21"/>
-          <w:shd w:fill="EEF2F6"/>
+          <w:rFonts w:ascii="Times New Roman" w:hAnsi="Times New Roman" w:eastAsia="SimSun"/>
+          <w:b w:val="0"/>
+          <w:color w:val="000000"/>
+          <w:sz w:val="21"/>
         </w:rPr>
         <w:t>pretool</w:t>
       </w:r>
       <w:r>
         <w:rPr>
-          <w:rFonts w:ascii="Calibri" w:hAnsi="Calibri" w:eastAsia="Microsoft YaHei"/>
-          <w:b w:val="0"/>
-          <w:color w:val="000000"/>
-          <w:sz w:val="22"/>
+          <w:rFonts w:ascii="Times New Roman" w:hAnsi="Times New Roman" w:eastAsia="SimSun"/>
+          <w:b w:val="0"/>
+          <w:color w:val="000000"/>
+          <w:sz w:val="21"/>
         </w:rPr>
         <w:t>、</w:t>
       </w:r>
       <w:r>
         <w:rPr>
-          <w:rFonts w:ascii="Calibri" w:hAnsi="Calibri" w:eastAsia="Microsoft YaHei"/>
-          <w:b w:val="0"/>
-          <w:color w:val="000000"/>
-          <w:sz w:val="21"/>
-          <w:shd w:fill="EEF2F6"/>
+          <w:rFonts w:ascii="Times New Roman" w:hAnsi="Times New Roman" w:eastAsia="SimSun"/>
+          <w:b w:val="0"/>
+          <w:color w:val="000000"/>
+          <w:sz w:val="21"/>
         </w:rPr>
         <w:t>custom_context_value</w:t>
       </w:r>
       <w:r>
         <w:rPr>
-          <w:rFonts w:ascii="Calibri" w:hAnsi="Calibri" w:eastAsia="Microsoft YaHei"/>
-          <w:b w:val="0"/>
-          <w:color w:val="000000"/>
-          <w:sz w:val="22"/>
+          <w:rFonts w:ascii="Times New Roman" w:hAnsi="Times New Roman" w:eastAsia="SimSun"/>
+          <w:b w:val="0"/>
+          <w:color w:val="000000"/>
+          <w:sz w:val="21"/>
         </w:rPr>
         <w:t>。</w:t>
       </w:r>
@@ -4665,58 +4541,55 @@
       </w:pPr>
       <w:r>
         <w:rPr>
-          <w:rFonts w:ascii="Calibri" w:hAnsi="Calibri" w:eastAsia="Microsoft YaHei"/>
-          <w:b w:val="0"/>
-          <w:color w:val="000000"/>
-          <w:sz w:val="21"/>
-          <w:shd w:fill="EEF2F6"/>
+          <w:rFonts w:ascii="Times New Roman" w:hAnsi="Times New Roman" w:eastAsia="SimSun"/>
+          <w:b w:val="0"/>
+          <w:color w:val="000000"/>
+          <w:sz w:val="21"/>
         </w:rPr>
         <w:t>pi_splitwafer</w:t>
       </w:r>
       <w:r>
         <w:rPr>
-          <w:rFonts w:ascii="Calibri" w:hAnsi="Calibri" w:eastAsia="Microsoft YaHei"/>
-          <w:b w:val="0"/>
-          <w:color w:val="000000"/>
-          <w:sz w:val="22"/>
+          <w:rFonts w:ascii="Times New Roman" w:hAnsi="Times New Roman" w:eastAsia="SimSun"/>
+          <w:b w:val="0"/>
+          <w:color w:val="000000"/>
+          <w:sz w:val="21"/>
         </w:rPr>
         <w:t>、</w:t>
       </w:r>
       <w:r>
         <w:rPr>
-          <w:rFonts w:ascii="Calibri" w:hAnsi="Calibri" w:eastAsia="Microsoft YaHei"/>
-          <w:b w:val="0"/>
-          <w:color w:val="000000"/>
-          <w:sz w:val="21"/>
-          <w:shd w:fill="EEF2F6"/>
+          <w:rFonts w:ascii="Times New Roman" w:hAnsi="Times New Roman" w:eastAsia="SimSun"/>
+          <w:b w:val="0"/>
+          <w:color w:val="000000"/>
+          <w:sz w:val="21"/>
         </w:rPr>
         <w:t>IsNeedSplit</w:t>
       </w:r>
       <w:r>
         <w:rPr>
-          <w:rFonts w:ascii="Calibri" w:hAnsi="Calibri" w:eastAsia="Microsoft YaHei"/>
-          <w:b w:val="0"/>
-          <w:color w:val="000000"/>
-          <w:sz w:val="22"/>
+          <w:rFonts w:ascii="Times New Roman" w:hAnsi="Times New Roman" w:eastAsia="SimSun"/>
+          <w:b w:val="0"/>
+          <w:color w:val="000000"/>
+          <w:sz w:val="21"/>
         </w:rPr>
         <w:t>、</w:t>
       </w:r>
       <w:r>
         <w:rPr>
-          <w:rFonts w:ascii="Calibri" w:hAnsi="Calibri" w:eastAsia="Microsoft YaHei"/>
-          <w:b w:val="0"/>
-          <w:color w:val="000000"/>
-          <w:sz w:val="21"/>
-          <w:shd w:fill="EEF2F6"/>
+          <w:rFonts w:ascii="Times New Roman" w:hAnsi="Times New Roman" w:eastAsia="SimSun"/>
+          <w:b w:val="0"/>
+          <w:color w:val="000000"/>
+          <w:sz w:val="21"/>
         </w:rPr>
         <w:t>isSTNSite</w:t>
       </w:r>
       <w:r>
         <w:rPr>
-          <w:rFonts w:ascii="Calibri" w:hAnsi="Calibri" w:eastAsia="Microsoft YaHei"/>
-          <w:b w:val="0"/>
-          <w:color w:val="000000"/>
-          <w:sz w:val="22"/>
+          <w:rFonts w:ascii="Times New Roman" w:hAnsi="Times New Roman" w:eastAsia="SimSun"/>
+          <w:b w:val="0"/>
+          <w:color w:val="000000"/>
+          <w:sz w:val="21"/>
         </w:rPr>
         <w:t>。</w:t>
       </w:r>
@@ -4727,10 +4600,10 @@
       </w:pPr>
       <w:r>
         <w:rPr>
-          <w:rFonts w:ascii="Calibri" w:hAnsi="Calibri" w:eastAsia="Microsoft YaHei"/>
-          <w:b w:val="0"/>
-          <w:color w:val="000000"/>
-          <w:sz w:val="22"/>
+          <w:rFonts w:ascii="Times New Roman" w:hAnsi="Times New Roman" w:eastAsia="SimSun"/>
+          <w:b w:val="0"/>
+          <w:color w:val="000000"/>
+          <w:sz w:val="21"/>
         </w:rPr>
         <w:t>保持现有输出范围和记录方式，不新增请求追踪或执行状态字段。</w:t>
       </w:r>
@@ -4755,10 +4628,10 @@
       </w:pPr>
       <w:r>
         <w:rPr>
-          <w:rFonts w:ascii="Calibri" w:hAnsi="Calibri" w:eastAsia="Microsoft YaHei"/>
-          <w:b w:val="0"/>
-          <w:color w:val="000000"/>
-          <w:sz w:val="22"/>
+          <w:rFonts w:ascii="Times New Roman" w:hAnsi="Times New Roman" w:eastAsia="SimSun"/>
+          <w:b w:val="0"/>
+          <w:color w:val="000000"/>
+          <w:sz w:val="21"/>
         </w:rPr>
         <w:t>新增 Report，用于取得需要 Transfer FOUP 的 Litho Pilot。</w:t>
       </w:r>
@@ -4773,67 +4646,64 @@
       </w:pPr>
       <w:r>
         <w:rPr>
-          <w:rFonts w:ascii="Calibri" w:hAnsi="Calibri" w:eastAsia="Microsoft YaHei"/>
-          <w:b w:val="0"/>
-          <w:color w:val="000000"/>
-          <w:sz w:val="22"/>
+          <w:rFonts w:ascii="Times New Roman" w:hAnsi="Times New Roman" w:eastAsia="SimSun"/>
+          <w:b w:val="0"/>
+          <w:color w:val="000000"/>
+          <w:sz w:val="21"/>
         </w:rPr>
         <w:t xml:space="preserve">从 </w:t>
       </w:r>
       <w:r>
         <w:rPr>
-          <w:rFonts w:ascii="Calibri" w:hAnsi="Calibri" w:eastAsia="Microsoft YaHei"/>
-          <w:b w:val="0"/>
-          <w:color w:val="000000"/>
-          <w:sz w:val="21"/>
-          <w:shd w:fill="EEF2F6"/>
+          <w:rFonts w:ascii="Times New Roman" w:hAnsi="Times New Roman" w:eastAsia="SimSun"/>
+          <w:b w:val="0"/>
+          <w:color w:val="000000"/>
+          <w:sz w:val="21"/>
         </w:rPr>
         <w:t>r2r_litho_context_ovl</w:t>
       </w:r>
       <w:r>
         <w:rPr>
-          <w:rFonts w:ascii="Calibri" w:hAnsi="Calibri" w:eastAsia="Microsoft YaHei"/>
-          <w:b w:val="0"/>
-          <w:color w:val="000000"/>
-          <w:sz w:val="22"/>
+          <w:rFonts w:ascii="Times New Roman" w:hAnsi="Times New Roman" w:eastAsia="SimSun"/>
+          <w:b w:val="0"/>
+          <w:color w:val="000000"/>
+          <w:sz w:val="21"/>
         </w:rPr>
         <w:t xml:space="preserve"> 读取 </w:t>
       </w:r>
       <w:r>
         <w:rPr>
-          <w:rFonts w:ascii="Calibri" w:hAnsi="Calibri" w:eastAsia="Microsoft YaHei"/>
-          <w:b w:val="0"/>
-          <w:color w:val="000000"/>
-          <w:sz w:val="21"/>
-          <w:shd w:fill="EEF2F6"/>
+          <w:rFonts w:ascii="Times New Roman" w:hAnsi="Times New Roman" w:eastAsia="SimSun"/>
+          <w:b w:val="0"/>
+          <w:color w:val="000000"/>
+          <w:sz w:val="21"/>
         </w:rPr>
         <w:t>ovl_status</w:t>
       </w:r>
       <w:r>
         <w:rPr>
-          <w:rFonts w:ascii="Calibri" w:hAnsi="Calibri" w:eastAsia="Microsoft YaHei"/>
-          <w:b w:val="0"/>
-          <w:color w:val="000000"/>
-          <w:sz w:val="22"/>
+          <w:rFonts w:ascii="Times New Roman" w:hAnsi="Times New Roman" w:eastAsia="SimSun"/>
+          <w:b w:val="0"/>
+          <w:color w:val="000000"/>
+          <w:sz w:val="21"/>
         </w:rPr>
         <w:t>、</w:t>
       </w:r>
       <w:r>
         <w:rPr>
-          <w:rFonts w:ascii="Calibri" w:hAnsi="Calibri" w:eastAsia="Microsoft YaHei"/>
-          <w:b w:val="0"/>
-          <w:color w:val="000000"/>
-          <w:sz w:val="21"/>
-          <w:shd w:fill="EEF2F6"/>
+          <w:rFonts w:ascii="Times New Roman" w:hAnsi="Times New Roman" w:eastAsia="SimSun"/>
+          <w:b w:val="0"/>
+          <w:color w:val="000000"/>
+          <w:sz w:val="21"/>
         </w:rPr>
         <w:t>pilot</w:t>
       </w:r>
       <w:r>
         <w:rPr>
-          <w:rFonts w:ascii="Calibri" w:hAnsi="Calibri" w:eastAsia="Microsoft YaHei"/>
-          <w:b w:val="0"/>
-          <w:color w:val="000000"/>
-          <w:sz w:val="22"/>
+          <w:rFonts w:ascii="Times New Roman" w:hAnsi="Times New Roman" w:eastAsia="SimSun"/>
+          <w:b w:val="0"/>
+          <w:color w:val="000000"/>
+          <w:sz w:val="21"/>
         </w:rPr>
         <w:t>。</w:t>
       </w:r>
@@ -4848,67 +4718,64 @@
       </w:pPr>
       <w:r>
         <w:rPr>
-          <w:rFonts w:ascii="Calibri" w:hAnsi="Calibri" w:eastAsia="Microsoft YaHei"/>
-          <w:b w:val="0"/>
-          <w:color w:val="000000"/>
-          <w:sz w:val="22"/>
+          <w:rFonts w:ascii="Times New Roman" w:hAnsi="Times New Roman" w:eastAsia="SimSun"/>
+          <w:b w:val="0"/>
+          <w:color w:val="000000"/>
+          <w:sz w:val="21"/>
         </w:rPr>
         <w:t xml:space="preserve">从 </w:t>
       </w:r>
       <w:r>
         <w:rPr>
-          <w:rFonts w:ascii="Calibri" w:hAnsi="Calibri" w:eastAsia="Microsoft YaHei"/>
-          <w:b w:val="0"/>
-          <w:color w:val="000000"/>
-          <w:sz w:val="21"/>
-          <w:shd w:fill="EEF2F6"/>
+          <w:rFonts w:ascii="Times New Roman" w:hAnsi="Times New Roman" w:eastAsia="SimSun"/>
+          <w:b w:val="0"/>
+          <w:color w:val="000000"/>
+          <w:sz w:val="21"/>
         </w:rPr>
         <w:t>r2r_litho_context_cd</w:t>
       </w:r>
       <w:r>
         <w:rPr>
-          <w:rFonts w:ascii="Calibri" w:hAnsi="Calibri" w:eastAsia="Microsoft YaHei"/>
-          <w:b w:val="0"/>
-          <w:color w:val="000000"/>
-          <w:sz w:val="22"/>
+          <w:rFonts w:ascii="Times New Roman" w:hAnsi="Times New Roman" w:eastAsia="SimSun"/>
+          <w:b w:val="0"/>
+          <w:color w:val="000000"/>
+          <w:sz w:val="21"/>
         </w:rPr>
         <w:t xml:space="preserve"> 读取 </w:t>
       </w:r>
       <w:r>
         <w:rPr>
-          <w:rFonts w:ascii="Calibri" w:hAnsi="Calibri" w:eastAsia="Microsoft YaHei"/>
-          <w:b w:val="0"/>
-          <w:color w:val="000000"/>
-          <w:sz w:val="21"/>
-          <w:shd w:fill="EEF2F6"/>
+          <w:rFonts w:ascii="Times New Roman" w:hAnsi="Times New Roman" w:eastAsia="SimSun"/>
+          <w:b w:val="0"/>
+          <w:color w:val="000000"/>
+          <w:sz w:val="21"/>
         </w:rPr>
         <w:t>cd_status</w:t>
       </w:r>
       <w:r>
         <w:rPr>
-          <w:rFonts w:ascii="Calibri" w:hAnsi="Calibri" w:eastAsia="Microsoft YaHei"/>
-          <w:b w:val="0"/>
-          <w:color w:val="000000"/>
-          <w:sz w:val="22"/>
+          <w:rFonts w:ascii="Times New Roman" w:hAnsi="Times New Roman" w:eastAsia="SimSun"/>
+          <w:b w:val="0"/>
+          <w:color w:val="000000"/>
+          <w:sz w:val="21"/>
         </w:rPr>
         <w:t>、</w:t>
       </w:r>
       <w:r>
         <w:rPr>
-          <w:rFonts w:ascii="Calibri" w:hAnsi="Calibri" w:eastAsia="Microsoft YaHei"/>
-          <w:b w:val="0"/>
-          <w:color w:val="000000"/>
-          <w:sz w:val="21"/>
-          <w:shd w:fill="EEF2F6"/>
+          <w:rFonts w:ascii="Times New Roman" w:hAnsi="Times New Roman" w:eastAsia="SimSun"/>
+          <w:b w:val="0"/>
+          <w:color w:val="000000"/>
+          <w:sz w:val="21"/>
         </w:rPr>
         <w:t>pilot</w:t>
       </w:r>
       <w:r>
         <w:rPr>
-          <w:rFonts w:ascii="Calibri" w:hAnsi="Calibri" w:eastAsia="Microsoft YaHei"/>
-          <w:b w:val="0"/>
-          <w:color w:val="000000"/>
-          <w:sz w:val="22"/>
+          <w:rFonts w:ascii="Times New Roman" w:hAnsi="Times New Roman" w:eastAsia="SimSun"/>
+          <w:b w:val="0"/>
+          <w:color w:val="000000"/>
+          <w:sz w:val="21"/>
         </w:rPr>
         <w:t>。</w:t>
       </w:r>
@@ -4923,86 +4790,82 @@
       </w:pPr>
       <w:r>
         <w:rPr>
-          <w:rFonts w:ascii="Calibri" w:hAnsi="Calibri" w:eastAsia="Microsoft YaHei"/>
-          <w:b w:val="0"/>
-          <w:color w:val="000000"/>
-          <w:sz w:val="22"/>
+          <w:rFonts w:ascii="Times New Roman" w:hAnsi="Times New Roman" w:eastAsia="SimSun"/>
+          <w:b w:val="0"/>
+          <w:color w:val="000000"/>
+          <w:sz w:val="21"/>
         </w:rPr>
         <w:t xml:space="preserve">从 </w:t>
       </w:r>
       <w:r>
         <w:rPr>
-          <w:rFonts w:ascii="Calibri" w:hAnsi="Calibri" w:eastAsia="Microsoft YaHei"/>
-          <w:b w:val="0"/>
-          <w:color w:val="000000"/>
-          <w:sz w:val="21"/>
-          <w:shd w:fill="EEF2F6"/>
+          <w:rFonts w:ascii="Times New Roman" w:hAnsi="Times New Roman" w:eastAsia="SimSun"/>
+          <w:b w:val="0"/>
+          <w:color w:val="000000"/>
+          <w:sz w:val="21"/>
         </w:rPr>
         <w:t>fwlot</w:t>
       </w:r>
       <w:r>
         <w:rPr>
-          <w:rFonts w:ascii="Calibri" w:hAnsi="Calibri" w:eastAsia="Microsoft YaHei"/>
-          <w:b w:val="0"/>
-          <w:color w:val="000000"/>
-          <w:sz w:val="22"/>
+          <w:rFonts w:ascii="Times New Roman" w:hAnsi="Times New Roman" w:eastAsia="SimSun"/>
+          <w:b w:val="0"/>
+          <w:color w:val="000000"/>
+          <w:sz w:val="21"/>
         </w:rPr>
         <w:t xml:space="preserve"> 读取 </w:t>
       </w:r>
       <w:r>
         <w:rPr>
-          <w:rFonts w:ascii="Calibri" w:hAnsi="Calibri" w:eastAsia="Microsoft YaHei"/>
-          <w:b w:val="0"/>
-          <w:color w:val="000000"/>
-          <w:sz w:val="21"/>
-          <w:shd w:fill="EEF2F6"/>
+          <w:rFonts w:ascii="Times New Roman" w:hAnsi="Times New Roman" w:eastAsia="SimSun"/>
+          <w:b w:val="0"/>
+          <w:color w:val="000000"/>
+          <w:sz w:val="21"/>
         </w:rPr>
         <w:t>appid</w:t>
       </w:r>
       <w:r>
         <w:rPr>
-          <w:rFonts w:ascii="Calibri" w:hAnsi="Calibri" w:eastAsia="Microsoft YaHei"/>
-          <w:b w:val="0"/>
-          <w:color w:val="000000"/>
-          <w:sz w:val="22"/>
+          <w:rFonts w:ascii="Times New Roman" w:hAnsi="Times New Roman" w:eastAsia="SimSun"/>
+          <w:b w:val="0"/>
+          <w:color w:val="000000"/>
+          <w:sz w:val="21"/>
         </w:rPr>
         <w:t>、</w:t>
       </w:r>
       <w:r>
         <w:rPr>
-          <w:rFonts w:ascii="Calibri" w:hAnsi="Calibri" w:eastAsia="Microsoft YaHei"/>
-          <w:b w:val="0"/>
-          <w:color w:val="000000"/>
-          <w:sz w:val="21"/>
-          <w:shd w:fill="EEF2F6"/>
+          <w:rFonts w:ascii="Times New Roman" w:hAnsi="Times New Roman" w:eastAsia="SimSun"/>
+          <w:b w:val="0"/>
+          <w:color w:val="000000"/>
+          <w:sz w:val="21"/>
         </w:rPr>
         <w:t>lottype</w:t>
       </w:r>
       <w:r>
         <w:rPr>
-          <w:rFonts w:ascii="Calibri" w:hAnsi="Calibri" w:eastAsia="Microsoft YaHei"/>
-          <w:b w:val="0"/>
-          <w:color w:val="000000"/>
-          <w:sz w:val="22"/>
+          <w:rFonts w:ascii="Times New Roman" w:hAnsi="Times New Roman" w:eastAsia="SimSun"/>
+          <w:b w:val="0"/>
+          <w:color w:val="000000"/>
+          <w:sz w:val="21"/>
         </w:rPr>
         <w:t>、</w:t>
       </w:r>
       <w:r>
         <w:rPr>
-          <w:rFonts w:ascii="Calibri" w:hAnsi="Calibri" w:eastAsia="Microsoft YaHei"/>
-          <w:b w:val="0"/>
-          <w:color w:val="000000"/>
-          <w:sz w:val="21"/>
-          <w:shd w:fill="EEF2F6"/>
+          <w:rFonts w:ascii="Times New Roman" w:hAnsi="Times New Roman" w:eastAsia="SimSun"/>
+          <w:b w:val="0"/>
+          <w:color w:val="000000"/>
+          <w:sz w:val="21"/>
         </w:rPr>
         <w:t>priority</w:t>
       </w:r>
       <w:r>
         <w:rPr>
-          <w:rFonts w:ascii="Calibri" w:hAnsi="Calibri" w:eastAsia="Microsoft YaHei"/>
-          <w:b w:val="0"/>
-          <w:color w:val="000000"/>
-          <w:sz w:val="22"/>
+          <w:rFonts w:ascii="Times New Roman" w:hAnsi="Times New Roman" w:eastAsia="SimSun"/>
+          <w:b w:val="0"/>
+          <w:color w:val="000000"/>
+          <w:sz w:val="21"/>
         </w:rPr>
         <w:t>。</w:t>
       </w:r>
@@ -5017,67 +4880,64 @@
       </w:pPr>
       <w:r>
         <w:rPr>
-          <w:rFonts w:ascii="Calibri" w:hAnsi="Calibri" w:eastAsia="Microsoft YaHei"/>
-          <w:b w:val="0"/>
-          <w:color w:val="000000"/>
-          <w:sz w:val="22"/>
+          <w:rFonts w:ascii="Times New Roman" w:hAnsi="Times New Roman" w:eastAsia="SimSun"/>
+          <w:b w:val="0"/>
+          <w:color w:val="000000"/>
+          <w:sz w:val="21"/>
         </w:rPr>
         <w:t xml:space="preserve">从 </w:t>
       </w:r>
       <w:r>
         <w:rPr>
-          <w:rFonts w:ascii="Calibri" w:hAnsi="Calibri" w:eastAsia="Microsoft YaHei"/>
-          <w:b w:val="0"/>
-          <w:color w:val="000000"/>
-          <w:sz w:val="21"/>
-          <w:shd w:fill="EEF2F6"/>
+          <w:rFonts w:ascii="Times New Roman" w:hAnsi="Times New Roman" w:eastAsia="SimSun"/>
+          <w:b w:val="0"/>
+          <w:color w:val="000000"/>
+          <w:sz w:val="21"/>
         </w:rPr>
         <w:t>fabcategorymap</w:t>
       </w:r>
       <w:r>
         <w:rPr>
-          <w:rFonts w:ascii="Calibri" w:hAnsi="Calibri" w:eastAsia="Microsoft YaHei"/>
-          <w:b w:val="0"/>
-          <w:color w:val="000000"/>
-          <w:sz w:val="22"/>
+          <w:rFonts w:ascii="Times New Roman" w:hAnsi="Times New Roman" w:eastAsia="SimSun"/>
+          <w:b w:val="0"/>
+          <w:color w:val="000000"/>
+          <w:sz w:val="21"/>
         </w:rPr>
         <w:t xml:space="preserve"> 读取 </w:t>
       </w:r>
       <w:r>
         <w:rPr>
-          <w:rFonts w:ascii="Calibri" w:hAnsi="Calibri" w:eastAsia="Microsoft YaHei"/>
-          <w:b w:val="0"/>
-          <w:color w:val="000000"/>
-          <w:sz w:val="21"/>
-          <w:shd w:fill="EEF2F6"/>
+          <w:rFonts w:ascii="Times New Roman" w:hAnsi="Times New Roman" w:eastAsia="SimSun"/>
+          <w:b w:val="0"/>
+          <w:color w:val="000000"/>
+          <w:sz w:val="21"/>
         </w:rPr>
         <w:t>lottype</w:t>
       </w:r>
       <w:r>
         <w:rPr>
-          <w:rFonts w:ascii="Calibri" w:hAnsi="Calibri" w:eastAsia="Microsoft YaHei"/>
-          <w:b w:val="0"/>
-          <w:color w:val="000000"/>
-          <w:sz w:val="22"/>
+          <w:rFonts w:ascii="Times New Roman" w:hAnsi="Times New Roman" w:eastAsia="SimSun"/>
+          <w:b w:val="0"/>
+          <w:color w:val="000000"/>
+          <w:sz w:val="21"/>
         </w:rPr>
         <w:t>、</w:t>
       </w:r>
       <w:r>
         <w:rPr>
-          <w:rFonts w:ascii="Calibri" w:hAnsi="Calibri" w:eastAsia="Microsoft YaHei"/>
-          <w:b w:val="0"/>
-          <w:color w:val="000000"/>
-          <w:sz w:val="21"/>
-          <w:shd w:fill="EEF2F6"/>
+          <w:rFonts w:ascii="Times New Roman" w:hAnsi="Times New Roman" w:eastAsia="SimSun"/>
+          <w:b w:val="0"/>
+          <w:color w:val="000000"/>
+          <w:sz w:val="21"/>
         </w:rPr>
         <w:t>category</w:t>
       </w:r>
       <w:r>
         <w:rPr>
-          <w:rFonts w:ascii="Calibri" w:hAnsi="Calibri" w:eastAsia="Microsoft YaHei"/>
-          <w:b w:val="0"/>
-          <w:color w:val="000000"/>
-          <w:sz w:val="22"/>
+          <w:rFonts w:ascii="Times New Roman" w:hAnsi="Times New Roman" w:eastAsia="SimSun"/>
+          <w:b w:val="0"/>
+          <w:color w:val="000000"/>
+          <w:sz w:val="21"/>
         </w:rPr>
         <w:t>。</w:t>
       </w:r>
@@ -5088,86 +4948,82 @@
       </w:pPr>
       <w:r>
         <w:rPr>
-          <w:rFonts w:ascii="Calibri" w:hAnsi="Calibri" w:eastAsia="Microsoft YaHei"/>
-          <w:b w:val="0"/>
-          <w:color w:val="000000"/>
-          <w:sz w:val="22"/>
+          <w:rFonts w:ascii="Times New Roman" w:hAnsi="Times New Roman" w:eastAsia="SimSun"/>
+          <w:b w:val="0"/>
+          <w:color w:val="000000"/>
+          <w:sz w:val="21"/>
         </w:rPr>
         <w:t xml:space="preserve">保留 </w:t>
       </w:r>
       <w:r>
         <w:rPr>
-          <w:rFonts w:ascii="Calibri" w:hAnsi="Calibri" w:eastAsia="Microsoft YaHei"/>
-          <w:b w:val="0"/>
-          <w:color w:val="000000"/>
-          <w:sz w:val="21"/>
-          <w:shd w:fill="EEF2F6"/>
+          <w:rFonts w:ascii="Times New Roman" w:hAnsi="Times New Roman" w:eastAsia="SimSun"/>
+          <w:b w:val="0"/>
+          <w:color w:val="000000"/>
+          <w:sz w:val="21"/>
         </w:rPr>
         <w:t>priority&lt;5</w:t>
       </w:r>
       <w:r>
         <w:rPr>
-          <w:rFonts w:ascii="Calibri" w:hAnsi="Calibri" w:eastAsia="Microsoft YaHei"/>
-          <w:b w:val="0"/>
-          <w:color w:val="000000"/>
-          <w:sz w:val="22"/>
+          <w:rFonts w:ascii="Times New Roman" w:hAnsi="Times New Roman" w:eastAsia="SimSun"/>
+          <w:b w:val="0"/>
+          <w:color w:val="000000"/>
+          <w:sz w:val="21"/>
         </w:rPr>
         <w:t>、</w:t>
       </w:r>
       <w:r>
         <w:rPr>
-          <w:rFonts w:ascii="Calibri" w:hAnsi="Calibri" w:eastAsia="Microsoft YaHei"/>
-          <w:b w:val="0"/>
-          <w:color w:val="000000"/>
-          <w:sz w:val="21"/>
-          <w:shd w:fill="EEF2F6"/>
+          <w:rFonts w:ascii="Times New Roman" w:hAnsi="Times New Roman" w:eastAsia="SimSun"/>
+          <w:b w:val="0"/>
+          <w:color w:val="000000"/>
+          <w:sz w:val="21"/>
         </w:rPr>
         <w:t>category='Production'</w:t>
       </w:r>
       <w:r>
         <w:rPr>
-          <w:rFonts w:ascii="Calibri" w:hAnsi="Calibri" w:eastAsia="Microsoft YaHei"/>
-          <w:b w:val="0"/>
-          <w:color w:val="000000"/>
-          <w:sz w:val="22"/>
+          <w:rFonts w:ascii="Times New Roman" w:hAnsi="Times New Roman" w:eastAsia="SimSun"/>
+          <w:b w:val="0"/>
+          <w:color w:val="000000"/>
+          <w:sz w:val="21"/>
         </w:rPr>
         <w:t xml:space="preserve">，且 OVL 或 CD 状态为 </w:t>
       </w:r>
       <w:r>
         <w:rPr>
-          <w:rFonts w:ascii="Calibri" w:hAnsi="Calibri" w:eastAsia="Microsoft YaHei"/>
-          <w:b w:val="0"/>
-          <w:color w:val="000000"/>
-          <w:sz w:val="21"/>
-          <w:shd w:fill="EEF2F6"/>
+          <w:rFonts w:ascii="Times New Roman" w:hAnsi="Times New Roman" w:eastAsia="SimSun"/>
+          <w:b w:val="0"/>
+          <w:color w:val="000000"/>
+          <w:sz w:val="21"/>
         </w:rPr>
         <w:t>PIRUNON</w:t>
       </w:r>
       <w:r>
         <w:rPr>
-          <w:rFonts w:ascii="Calibri" w:hAnsi="Calibri" w:eastAsia="Microsoft YaHei"/>
-          <w:b w:val="0"/>
-          <w:color w:val="000000"/>
-          <w:sz w:val="22"/>
+          <w:rFonts w:ascii="Times New Roman" w:hAnsi="Times New Roman" w:eastAsia="SimSun"/>
+          <w:b w:val="0"/>
+          <w:color w:val="000000"/>
+          <w:sz w:val="21"/>
         </w:rPr>
         <w:t xml:space="preserve"> 的记录。按 Carrier 获取同 FOUP 所有 Lot，并保留 </w:t>
       </w:r>
       <w:r>
         <w:rPr>
-          <w:rFonts w:ascii="Calibri" w:hAnsi="Calibri" w:eastAsia="Microsoft YaHei"/>
-          <w:b w:val="0"/>
-          <w:color w:val="000000"/>
-          <w:sz w:val="21"/>
-          <w:shd w:fill="EEF2F6"/>
+          <w:rFonts w:ascii="Times New Roman" w:hAnsi="Times New Roman" w:eastAsia="SimSun"/>
+          <w:b w:val="0"/>
+          <w:color w:val="000000"/>
+          <w:sz w:val="21"/>
         </w:rPr>
         <w:t>extrastatus='WaitForJobPrep'</w:t>
       </w:r>
       <w:r>
         <w:rPr>
-          <w:rFonts w:ascii="Calibri" w:hAnsi="Calibri" w:eastAsia="Microsoft YaHei"/>
-          <w:b w:val="0"/>
-          <w:color w:val="000000"/>
-          <w:sz w:val="22"/>
+          <w:rFonts w:ascii="Times New Roman" w:hAnsi="Times New Roman" w:eastAsia="SimSun"/>
+          <w:b w:val="0"/>
+          <w:color w:val="000000"/>
+          <w:sz w:val="21"/>
         </w:rPr>
         <w:t xml:space="preserve"> 的记录；若 Carrier 中存在 Other Lot，则该 Pilot 需要 Change FOUP。</w:t>
       </w:r>
@@ -5178,105 +5034,100 @@
       </w:pPr>
       <w:r>
         <w:rPr>
-          <w:rFonts w:ascii="Calibri" w:hAnsi="Calibri" w:eastAsia="Microsoft YaHei"/>
-          <w:b w:val="0"/>
-          <w:color w:val="000000"/>
-          <w:sz w:val="22"/>
+          <w:rFonts w:ascii="Times New Roman" w:hAnsi="Times New Roman" w:eastAsia="SimSun"/>
+          <w:b w:val="0"/>
+          <w:color w:val="000000"/>
+          <w:sz w:val="21"/>
         </w:rPr>
         <w:t xml:space="preserve">Carrier 按 </w:t>
       </w:r>
       <w:r>
         <w:rPr>
-          <w:rFonts w:ascii="Calibri" w:hAnsi="Calibri" w:eastAsia="Microsoft YaHei"/>
-          <w:b w:val="0"/>
-          <w:color w:val="000000"/>
-          <w:sz w:val="21"/>
-          <w:shd w:fill="EEF2F6"/>
+          <w:rFonts w:ascii="Times New Roman" w:hAnsi="Times New Roman" w:eastAsia="SimSun"/>
+          <w:b w:val="0"/>
+          <w:color w:val="000000"/>
+          <w:sz w:val="21"/>
         </w:rPr>
         <w:t>RemainQ ASC</w:t>
       </w:r>
       <w:r>
         <w:rPr>
-          <w:rFonts w:ascii="Calibri" w:hAnsi="Calibri" w:eastAsia="Microsoft YaHei"/>
-          <w:b w:val="0"/>
-          <w:color w:val="000000"/>
-          <w:sz w:val="22"/>
+          <w:rFonts w:ascii="Times New Roman" w:hAnsi="Times New Roman" w:eastAsia="SimSun"/>
+          <w:b w:val="0"/>
+          <w:color w:val="000000"/>
+          <w:sz w:val="21"/>
         </w:rPr>
         <w:t>、</w:t>
       </w:r>
       <w:r>
         <w:rPr>
-          <w:rFonts w:ascii="Calibri" w:hAnsi="Calibri" w:eastAsia="Microsoft YaHei"/>
-          <w:b w:val="0"/>
-          <w:color w:val="000000"/>
-          <w:sz w:val="21"/>
-          <w:shd w:fill="EEF2F6"/>
+          <w:rFonts w:ascii="Times New Roman" w:hAnsi="Times New Roman" w:eastAsia="SimSun"/>
+          <w:b w:val="0"/>
+          <w:color w:val="000000"/>
+          <w:sz w:val="21"/>
         </w:rPr>
         <w:t>Priority ASC</w:t>
       </w:r>
       <w:r>
         <w:rPr>
-          <w:rFonts w:ascii="Calibri" w:hAnsi="Calibri" w:eastAsia="Microsoft YaHei"/>
-          <w:b w:val="0"/>
-          <w:color w:val="000000"/>
-          <w:sz w:val="22"/>
+          <w:rFonts w:ascii="Times New Roman" w:hAnsi="Times New Roman" w:eastAsia="SimSun"/>
+          <w:b w:val="0"/>
+          <w:color w:val="000000"/>
+          <w:sz w:val="21"/>
         </w:rPr>
         <w:t>、</w:t>
       </w:r>
       <w:r>
         <w:rPr>
-          <w:rFonts w:ascii="Calibri" w:hAnsi="Calibri" w:eastAsia="Microsoft YaHei"/>
-          <w:b w:val="0"/>
-          <w:color w:val="000000"/>
-          <w:sz w:val="21"/>
-          <w:shd w:fill="EEF2F6"/>
+          <w:rFonts w:ascii="Times New Roman" w:hAnsi="Times New Roman" w:eastAsia="SimSun"/>
+          <w:b w:val="0"/>
+          <w:color w:val="000000"/>
+          <w:sz w:val="21"/>
         </w:rPr>
         <w:t>componentqty DESC</w:t>
       </w:r>
       <w:r>
         <w:rPr>
-          <w:rFonts w:ascii="Calibri" w:hAnsi="Calibri" w:eastAsia="Microsoft YaHei"/>
-          <w:b w:val="0"/>
-          <w:color w:val="000000"/>
-          <w:sz w:val="22"/>
+          <w:rFonts w:ascii="Times New Roman" w:hAnsi="Times New Roman" w:eastAsia="SimSun"/>
+          <w:b w:val="0"/>
+          <w:color w:val="000000"/>
+          <w:sz w:val="21"/>
         </w:rPr>
         <w:t>、</w:t>
       </w:r>
       <w:r>
         <w:rPr>
-          <w:rFonts w:ascii="Calibri" w:hAnsi="Calibri" w:eastAsia="Microsoft YaHei"/>
-          <w:b w:val="0"/>
-          <w:color w:val="000000"/>
-          <w:sz w:val="21"/>
-          <w:shd w:fill="EEF2F6"/>
+          <w:rFonts w:ascii="Times New Roman" w:hAnsi="Times New Roman" w:eastAsia="SimSun"/>
+          <w:b w:val="0"/>
+          <w:color w:val="000000"/>
+          <w:sz w:val="21"/>
         </w:rPr>
         <w:t>lotid ASC</w:t>
       </w:r>
       <w:r>
         <w:rPr>
-          <w:rFonts w:ascii="Calibri" w:hAnsi="Calibri" w:eastAsia="Microsoft YaHei"/>
-          <w:b w:val="0"/>
-          <w:color w:val="000000"/>
-          <w:sz w:val="22"/>
+          <w:rFonts w:ascii="Times New Roman" w:hAnsi="Times New Roman" w:eastAsia="SimSun"/>
+          <w:b w:val="0"/>
+          <w:color w:val="000000"/>
+          <w:sz w:val="21"/>
         </w:rPr>
         <w:t xml:space="preserve"> 排序并建立 </w:t>
       </w:r>
       <w:r>
         <w:rPr>
-          <w:rFonts w:ascii="Calibri" w:hAnsi="Calibri" w:eastAsia="Microsoft YaHei"/>
-          <w:b w:val="0"/>
-          <w:color w:val="000000"/>
-          <w:sz w:val="21"/>
-          <w:shd w:fill="EEF2F6"/>
+          <w:rFonts w:ascii="Times New Roman" w:hAnsi="Times New Roman" w:eastAsia="SimSun"/>
+          <w:b w:val="0"/>
+          <w:color w:val="000000"/>
+          <w:sz w:val="21"/>
         </w:rPr>
         <w:t>AdhocSorterJob</w:t>
       </w:r>
       <w:r>
         <w:rPr>
-          <w:rFonts w:ascii="Calibri" w:hAnsi="Calibri" w:eastAsia="Microsoft YaHei"/>
-          <w:b w:val="0"/>
-          <w:color w:val="000000"/>
-          <w:sz w:val="22"/>
+          <w:rFonts w:ascii="Times New Roman" w:hAnsi="Times New Roman" w:eastAsia="SimSun"/>
+          <w:b w:val="0"/>
+          <w:color w:val="000000"/>
+          <w:sz w:val="21"/>
         </w:rPr>
         <w:t>。</w:t>
       </w:r>
@@ -5287,67 +5138,64 @@
       </w:pPr>
       <w:r>
         <w:rPr>
-          <w:rFonts w:ascii="Calibri" w:hAnsi="Calibri" w:eastAsia="Microsoft YaHei"/>
-          <w:b w:val="0"/>
-          <w:color w:val="000000"/>
-          <w:sz w:val="22"/>
+          <w:rFonts w:ascii="Times New Roman" w:hAnsi="Times New Roman" w:eastAsia="SimSun"/>
+          <w:b w:val="0"/>
+          <w:color w:val="000000"/>
+          <w:sz w:val="21"/>
         </w:rPr>
         <w:t xml:space="preserve">当 </w:t>
       </w:r>
       <w:r>
         <w:rPr>
-          <w:rFonts w:ascii="Calibri" w:hAnsi="Calibri" w:eastAsia="Microsoft YaHei"/>
-          <w:b w:val="0"/>
-          <w:color w:val="000000"/>
-          <w:sz w:val="21"/>
-          <w:shd w:fill="EEF2F6"/>
+          <w:rFonts w:ascii="Times New Roman" w:hAnsi="Times New Roman" w:eastAsia="SimSun"/>
+          <w:b w:val="0"/>
+          <w:color w:val="000000"/>
+          <w:sz w:val="21"/>
         </w:rPr>
         <w:t>AMA.TriggerConfig-WatchDog_LithoPilotAutoDoAdhocSorter.Switch='Y'</w:t>
       </w:r>
       <w:r>
         <w:rPr>
-          <w:rFonts w:ascii="Calibri" w:hAnsi="Calibri" w:eastAsia="Microsoft YaHei"/>
-          <w:b w:val="0"/>
-          <w:color w:val="000000"/>
-          <w:sz w:val="22"/>
+          <w:rFonts w:ascii="Times New Roman" w:hAnsi="Times New Roman" w:eastAsia="SimSun"/>
+          <w:b w:val="0"/>
+          <w:color w:val="000000"/>
+          <w:sz w:val="21"/>
         </w:rPr>
         <w:t xml:space="preserve"> 且当前时间位于现有 Trigger Time Slot 时，按 </w:t>
       </w:r>
       <w:r>
         <w:rPr>
-          <w:rFonts w:ascii="Calibri" w:hAnsi="Calibri" w:eastAsia="Microsoft YaHei"/>
-          <w:b w:val="0"/>
-          <w:color w:val="000000"/>
-          <w:sz w:val="21"/>
-          <w:shd w:fill="EEF2F6"/>
+          <w:rFonts w:ascii="Times New Roman" w:hAnsi="Times New Roman" w:eastAsia="SimSun"/>
+          <w:b w:val="0"/>
+          <w:color w:val="000000"/>
+          <w:sz w:val="21"/>
         </w:rPr>
         <w:t>TriggerCount/Time</w:t>
       </w:r>
       <w:r>
         <w:rPr>
-          <w:rFonts w:ascii="Calibri" w:hAnsi="Calibri" w:eastAsia="Microsoft YaHei"/>
-          <w:b w:val="0"/>
-          <w:color w:val="000000"/>
-          <w:sz w:val="22"/>
+          <w:rFonts w:ascii="Times New Roman" w:hAnsi="Times New Roman" w:eastAsia="SimSun"/>
+          <w:b w:val="0"/>
+          <w:color w:val="000000"/>
+          <w:sz w:val="21"/>
         </w:rPr>
         <w:t xml:space="preserve"> 选择 Carrier。输出字段包括 Carrier、Pilot、</w:t>
       </w:r>
       <w:r>
         <w:rPr>
-          <w:rFonts w:ascii="Calibri" w:hAnsi="Calibri" w:eastAsia="Microsoft YaHei"/>
-          <w:b w:val="0"/>
-          <w:color w:val="000000"/>
-          <w:sz w:val="21"/>
-          <w:shd w:fill="EEF2F6"/>
+          <w:rFonts w:ascii="Times New Roman" w:hAnsi="Times New Roman" w:eastAsia="SimSun"/>
+          <w:b w:val="0"/>
+          <w:color w:val="000000"/>
+          <w:sz w:val="21"/>
         </w:rPr>
         <w:t>extrastatus</w:t>
       </w:r>
       <w:r>
         <w:rPr>
-          <w:rFonts w:ascii="Calibri" w:hAnsi="Calibri" w:eastAsia="Microsoft YaHei"/>
-          <w:b w:val="0"/>
-          <w:color w:val="000000"/>
-          <w:sz w:val="22"/>
+          <w:rFonts w:ascii="Times New Roman" w:hAnsi="Times New Roman" w:eastAsia="SimSun"/>
+          <w:b w:val="0"/>
+          <w:color w:val="000000"/>
+          <w:sz w:val="21"/>
         </w:rPr>
         <w:t>、Status、RemainQ、Pieces、Prod、Priority。</w:t>
       </w:r>
@@ -5386,48 +5234,46 @@
       </w:pPr>
       <w:r>
         <w:rPr>
-          <w:rFonts w:ascii="Calibri" w:hAnsi="Calibri" w:eastAsia="Microsoft YaHei"/>
-          <w:b w:val="0"/>
-          <w:color w:val="000000"/>
-          <w:sz w:val="22"/>
+          <w:rFonts w:ascii="Times New Roman" w:hAnsi="Times New Roman" w:eastAsia="SimSun"/>
+          <w:b w:val="0"/>
+          <w:color w:val="000000"/>
+          <w:sz w:val="21"/>
         </w:rPr>
         <w:t xml:space="preserve">WatchDog 开启并位于 Trigger Time Slot 时，按 Pilot 是否位于 </w:t>
       </w:r>
       <w:r>
         <w:rPr>
-          <w:rFonts w:ascii="Calibri" w:hAnsi="Calibri" w:eastAsia="Microsoft YaHei"/>
-          <w:b w:val="0"/>
-          <w:color w:val="000000"/>
-          <w:sz w:val="21"/>
-          <w:shd w:fill="EEF2F6"/>
+          <w:rFonts w:ascii="Times New Roman" w:hAnsi="Times New Roman" w:eastAsia="SimSun"/>
+          <w:b w:val="0"/>
+          <w:color w:val="000000"/>
+          <w:sz w:val="21"/>
         </w:rPr>
         <w:t>UnscheduledSorter</w:t>
       </w:r>
       <w:r>
         <w:rPr>
-          <w:rFonts w:ascii="Calibri" w:hAnsi="Calibri" w:eastAsia="Microsoft YaHei"/>
-          <w:b w:val="0"/>
-          <w:color w:val="000000"/>
-          <w:sz w:val="22"/>
+          <w:rFonts w:ascii="Times New Roman" w:hAnsi="Times New Roman" w:eastAsia="SimSun"/>
+          <w:b w:val="0"/>
+          <w:color w:val="000000"/>
+          <w:sz w:val="21"/>
         </w:rPr>
         <w:t xml:space="preserve"> 决定需要卡控的同 FOUP Other Lot。符合范围的 Other Lot 增加 </w:t>
       </w:r>
       <w:r>
         <w:rPr>
-          <w:rFonts w:ascii="Calibri" w:hAnsi="Calibri" w:eastAsia="Microsoft YaHei"/>
-          <w:b w:val="0"/>
-          <w:color w:val="000000"/>
-          <w:sz w:val="21"/>
-          <w:shd w:fill="EEF2F6"/>
+          <w:rFonts w:ascii="Times New Roman" w:hAnsi="Times New Roman" w:eastAsia="SimSun"/>
+          <w:b w:val="0"/>
+          <w:color w:val="000000"/>
+          <w:sz w:val="21"/>
         </w:rPr>
         <w:t>Reason=WaitPilotChangeFOUP</w:t>
       </w:r>
       <w:r>
         <w:rPr>
-          <w:rFonts w:ascii="Calibri" w:hAnsi="Calibri" w:eastAsia="Microsoft YaHei"/>
-          <w:b w:val="0"/>
-          <w:color w:val="000000"/>
-          <w:sz w:val="22"/>
+          <w:rFonts w:ascii="Times New Roman" w:hAnsi="Times New Roman" w:eastAsia="SimSun"/>
+          <w:b w:val="0"/>
+          <w:color w:val="000000"/>
+          <w:sz w:val="21"/>
         </w:rPr>
         <w:t>。</w:t>
       </w:r>
@@ -5442,10 +5288,10 @@
       </w:pPr>
       <w:r>
         <w:rPr>
-          <w:rFonts w:ascii="Calibri" w:hAnsi="Calibri" w:eastAsia="Microsoft YaHei"/>
-          <w:b w:val="0"/>
-          <w:color w:val="000000"/>
-          <w:sz w:val="22"/>
+          <w:rFonts w:ascii="Times New Roman" w:hAnsi="Times New Roman" w:eastAsia="SimSun"/>
+          <w:b w:val="0"/>
+          <w:color w:val="000000"/>
+          <w:sz w:val="21"/>
         </w:rPr>
         <w:t>Other Lot 位于 Litho 站点：不解除卡控。</w:t>
       </w:r>
@@ -5460,48 +5306,46 @@
       </w:pPr>
       <w:r>
         <w:rPr>
-          <w:rFonts w:ascii="Calibri" w:hAnsi="Calibri" w:eastAsia="Microsoft YaHei"/>
-          <w:b w:val="0"/>
-          <w:color w:val="000000"/>
-          <w:sz w:val="22"/>
+          <w:rFonts w:ascii="Times New Roman" w:hAnsi="Times New Roman" w:eastAsia="SimSun"/>
+          <w:b w:val="0"/>
+          <w:color w:val="000000"/>
+          <w:sz w:val="21"/>
         </w:rPr>
         <w:t>Other Lot 位于 BARCO 站点：</w:t>
       </w:r>
       <w:r>
         <w:rPr>
-          <w:rFonts w:ascii="Calibri" w:hAnsi="Calibri" w:eastAsia="Microsoft YaHei"/>
-          <w:b w:val="0"/>
-          <w:color w:val="000000"/>
-          <w:sz w:val="21"/>
-          <w:shd w:fill="EEF2F6"/>
+          <w:rFonts w:ascii="Times New Roman" w:hAnsi="Times New Roman" w:eastAsia="SimSun"/>
+          <w:b w:val="0"/>
+          <w:color w:val="000000"/>
+          <w:sz w:val="21"/>
         </w:rPr>
         <w:t>RemainQ&lt;4 h</w:t>
       </w:r>
       <w:r>
         <w:rPr>
-          <w:rFonts w:ascii="Calibri" w:hAnsi="Calibri" w:eastAsia="Microsoft YaHei"/>
-          <w:b w:val="0"/>
-          <w:color w:val="000000"/>
-          <w:sz w:val="22"/>
+          <w:rFonts w:ascii="Times New Roman" w:hAnsi="Times New Roman" w:eastAsia="SimSun"/>
+          <w:b w:val="0"/>
+          <w:color w:val="000000"/>
+          <w:sz w:val="21"/>
         </w:rPr>
         <w:t xml:space="preserve"> 或触发 </w:t>
       </w:r>
       <w:r>
         <w:rPr>
-          <w:rFonts w:ascii="Calibri" w:hAnsi="Calibri" w:eastAsia="Microsoft YaHei"/>
-          <w:b w:val="0"/>
-          <w:color w:val="000000"/>
-          <w:sz w:val="21"/>
-          <w:shd w:fill="EEF2F6"/>
+          <w:rFonts w:ascii="Times New Roman" w:hAnsi="Times New Roman" w:eastAsia="SimSun"/>
+          <w:b w:val="0"/>
+          <w:color w:val="000000"/>
+          <w:sz w:val="21"/>
         </w:rPr>
         <w:t>Qu_0</w:t>
       </w:r>
       <w:r>
         <w:rPr>
-          <w:rFonts w:ascii="Calibri" w:hAnsi="Calibri" w:eastAsia="Microsoft YaHei"/>
-          <w:b w:val="0"/>
-          <w:color w:val="000000"/>
-          <w:sz w:val="22"/>
+          <w:rFonts w:ascii="Times New Roman" w:hAnsi="Times New Roman" w:eastAsia="SimSun"/>
+          <w:b w:val="0"/>
+          <w:color w:val="000000"/>
+          <w:sz w:val="21"/>
         </w:rPr>
         <w:t xml:space="preserve"> 时解除。</w:t>
       </w:r>
@@ -5516,29 +5360,28 @@
       </w:pPr>
       <w:r>
         <w:rPr>
-          <w:rFonts w:ascii="Calibri" w:hAnsi="Calibri" w:eastAsia="Microsoft YaHei"/>
-          <w:b w:val="0"/>
-          <w:color w:val="000000"/>
-          <w:sz w:val="22"/>
+          <w:rFonts w:ascii="Times New Roman" w:hAnsi="Times New Roman" w:eastAsia="SimSun"/>
+          <w:b w:val="0"/>
+          <w:color w:val="000000"/>
+          <w:sz w:val="21"/>
         </w:rPr>
         <w:t xml:space="preserve">Other Lot 位于其他站点：仅触发 </w:t>
       </w:r>
       <w:r>
         <w:rPr>
-          <w:rFonts w:ascii="Calibri" w:hAnsi="Calibri" w:eastAsia="Microsoft YaHei"/>
-          <w:b w:val="0"/>
-          <w:color w:val="000000"/>
-          <w:sz w:val="21"/>
-          <w:shd w:fill="EEF2F6"/>
+          <w:rFonts w:ascii="Times New Roman" w:hAnsi="Times New Roman" w:eastAsia="SimSun"/>
+          <w:b w:val="0"/>
+          <w:color w:val="000000"/>
+          <w:sz w:val="21"/>
         </w:rPr>
         <w:t>Qu_0</w:t>
       </w:r>
       <w:r>
         <w:rPr>
-          <w:rFonts w:ascii="Calibri" w:hAnsi="Calibri" w:eastAsia="Microsoft YaHei"/>
-          <w:b w:val="0"/>
-          <w:color w:val="000000"/>
-          <w:sz w:val="22"/>
+          <w:rFonts w:ascii="Times New Roman" w:hAnsi="Times New Roman" w:eastAsia="SimSun"/>
+          <w:b w:val="0"/>
+          <w:color w:val="000000"/>
+          <w:sz w:val="21"/>
         </w:rPr>
         <w:t xml:space="preserve"> 时解除。</w:t>
       </w:r>
@@ -5553,48 +5396,46 @@
       </w:pPr>
       <w:r>
         <w:rPr>
-          <w:rFonts w:ascii="Calibri" w:hAnsi="Calibri" w:eastAsia="Microsoft YaHei"/>
-          <w:b w:val="0"/>
-          <w:color w:val="000000"/>
-          <w:sz w:val="22"/>
+          <w:rFonts w:ascii="Times New Roman" w:hAnsi="Times New Roman" w:eastAsia="SimSun"/>
+          <w:b w:val="0"/>
+          <w:color w:val="000000"/>
+          <w:sz w:val="21"/>
         </w:rPr>
         <w:t xml:space="preserve">Pilot 的 </w:t>
       </w:r>
       <w:r>
         <w:rPr>
-          <w:rFonts w:ascii="Calibri" w:hAnsi="Calibri" w:eastAsia="Microsoft YaHei"/>
-          <w:b w:val="0"/>
-          <w:color w:val="000000"/>
-          <w:sz w:val="21"/>
-          <w:shd w:fill="EEF2F6"/>
+          <w:rFonts w:ascii="Times New Roman" w:hAnsi="Times New Roman" w:eastAsia="SimSun"/>
+          <w:b w:val="0"/>
+          <w:color w:val="000000"/>
+          <w:sz w:val="21"/>
         </w:rPr>
         <w:t>RemainQ&lt;4 h</w:t>
       </w:r>
       <w:r>
         <w:rPr>
-          <w:rFonts w:ascii="Calibri" w:hAnsi="Calibri" w:eastAsia="Microsoft YaHei"/>
-          <w:b w:val="0"/>
-          <w:color w:val="000000"/>
-          <w:sz w:val="22"/>
+          <w:rFonts w:ascii="Times New Roman" w:hAnsi="Times New Roman" w:eastAsia="SimSun"/>
+          <w:b w:val="0"/>
+          <w:color w:val="000000"/>
+          <w:sz w:val="21"/>
         </w:rPr>
         <w:t xml:space="preserve"> 或 Pilot 触发 </w:t>
       </w:r>
       <w:r>
         <w:rPr>
-          <w:rFonts w:ascii="Calibri" w:hAnsi="Calibri" w:eastAsia="Microsoft YaHei"/>
-          <w:b w:val="0"/>
-          <w:color w:val="000000"/>
-          <w:sz w:val="21"/>
-          <w:shd w:fill="EEF2F6"/>
+          <w:rFonts w:ascii="Times New Roman" w:hAnsi="Times New Roman" w:eastAsia="SimSun"/>
+          <w:b w:val="0"/>
+          <w:color w:val="000000"/>
+          <w:sz w:val="21"/>
         </w:rPr>
         <w:t>Qu_0</w:t>
       </w:r>
       <w:r>
         <w:rPr>
-          <w:rFonts w:ascii="Calibri" w:hAnsi="Calibri" w:eastAsia="Microsoft YaHei"/>
-          <w:b w:val="0"/>
-          <w:color w:val="000000"/>
-          <w:sz w:val="22"/>
+          <w:rFonts w:ascii="Times New Roman" w:hAnsi="Times New Roman" w:eastAsia="SimSun"/>
+          <w:b w:val="0"/>
+          <w:color w:val="000000"/>
+          <w:sz w:val="21"/>
         </w:rPr>
         <w:t xml:space="preserve"> 时，解除相关卡控。</w:t>
       </w:r>
@@ -5619,67 +5460,64 @@
       </w:pPr>
       <w:r>
         <w:rPr>
-          <w:rFonts w:ascii="Calibri" w:hAnsi="Calibri" w:eastAsia="Microsoft YaHei"/>
-          <w:b w:val="0"/>
-          <w:color w:val="000000"/>
-          <w:sz w:val="22"/>
+          <w:rFonts w:ascii="Times New Roman" w:hAnsi="Times New Roman" w:eastAsia="SimSun"/>
+          <w:b w:val="0"/>
+          <w:color w:val="000000"/>
+          <w:sz w:val="21"/>
         </w:rPr>
         <w:t xml:space="preserve">针对非 Specify Lot，若 </w:t>
       </w:r>
       <w:r>
         <w:rPr>
-          <w:rFonts w:ascii="Calibri" w:hAnsi="Calibri" w:eastAsia="Microsoft YaHei"/>
-          <w:b w:val="0"/>
-          <w:color w:val="000000"/>
-          <w:sz w:val="21"/>
-          <w:shd w:fill="EEF2F6"/>
+          <w:rFonts w:ascii="Times New Roman" w:hAnsi="Times New Roman" w:eastAsia="SimSun"/>
+          <w:b w:val="0"/>
+          <w:color w:val="000000"/>
+          <w:sz w:val="21"/>
         </w:rPr>
         <w:t>Pi_split_flag='Y'</w:t>
       </w:r>
       <w:r>
         <w:rPr>
-          <w:rFonts w:ascii="Calibri" w:hAnsi="Calibri" w:eastAsia="Microsoft YaHei"/>
-          <w:b w:val="0"/>
-          <w:color w:val="000000"/>
-          <w:sz w:val="22"/>
+          <w:rFonts w:ascii="Times New Roman" w:hAnsi="Times New Roman" w:eastAsia="SimSun"/>
+          <w:b w:val="0"/>
+          <w:color w:val="000000"/>
+          <w:sz w:val="21"/>
         </w:rPr>
         <w:t xml:space="preserve">，R2R CD 或 OVL Status 为 </w:t>
       </w:r>
       <w:r>
         <w:rPr>
-          <w:rFonts w:ascii="Calibri" w:hAnsi="Calibri" w:eastAsia="Microsoft YaHei"/>
-          <w:b w:val="0"/>
-          <w:color w:val="000000"/>
-          <w:sz w:val="21"/>
-          <w:shd w:fill="EEF2F6"/>
+          <w:rFonts w:ascii="Times New Roman" w:hAnsi="Times New Roman" w:eastAsia="SimSun"/>
+          <w:b w:val="0"/>
+          <w:color w:val="000000"/>
+          <w:sz w:val="21"/>
         </w:rPr>
         <w:t>PIRUNON</w:t>
       </w:r>
       <w:r>
         <w:rPr>
-          <w:rFonts w:ascii="Calibri" w:hAnsi="Calibri" w:eastAsia="Microsoft YaHei"/>
-          <w:b w:val="0"/>
-          <w:color w:val="000000"/>
-          <w:sz w:val="22"/>
+          <w:rFonts w:ascii="Times New Roman" w:hAnsi="Times New Roman" w:eastAsia="SimSun"/>
+          <w:b w:val="0"/>
+          <w:color w:val="000000"/>
+          <w:sz w:val="21"/>
         </w:rPr>
         <w:t xml:space="preserve">，且 Pilot 不为空，则增加 </w:t>
       </w:r>
       <w:r>
         <w:rPr>
-          <w:rFonts w:ascii="Calibri" w:hAnsi="Calibri" w:eastAsia="Microsoft YaHei"/>
-          <w:b w:val="0"/>
-          <w:color w:val="000000"/>
-          <w:sz w:val="21"/>
-          <w:shd w:fill="EEF2F6"/>
+          <w:rFonts w:ascii="Times New Roman" w:hAnsi="Times New Roman" w:eastAsia="SimSun"/>
+          <w:b w:val="0"/>
+          <w:color w:val="000000"/>
+          <w:sz w:val="21"/>
         </w:rPr>
         <w:t>Reason=R2RAutoPirunControl</w:t>
       </w:r>
       <w:r>
         <w:rPr>
-          <w:rFonts w:ascii="Calibri" w:hAnsi="Calibri" w:eastAsia="Microsoft YaHei"/>
-          <w:b w:val="0"/>
-          <w:color w:val="000000"/>
-          <w:sz w:val="22"/>
+          <w:rFonts w:ascii="Times New Roman" w:hAnsi="Times New Roman" w:eastAsia="SimSun"/>
+          <w:b w:val="0"/>
+          <w:color w:val="000000"/>
+          <w:sz w:val="21"/>
         </w:rPr>
         <w:t>；否则不增加。</w:t>
       </w:r>
@@ -5704,181 +5542,172 @@
       </w:pPr>
       <w:r>
         <w:rPr>
-          <w:rFonts w:ascii="Calibri" w:hAnsi="Calibri" w:eastAsia="Microsoft YaHei"/>
-          <w:b w:val="0"/>
-          <w:color w:val="000000"/>
-          <w:sz w:val="22"/>
+          <w:rFonts w:ascii="Times New Roman" w:hAnsi="Times New Roman" w:eastAsia="SimSun"/>
+          <w:b w:val="0"/>
+          <w:color w:val="000000"/>
+          <w:sz w:val="21"/>
         </w:rPr>
         <w:t xml:space="preserve">从 </w:t>
       </w:r>
       <w:r>
         <w:rPr>
-          <w:rFonts w:ascii="Calibri" w:hAnsi="Calibri" w:eastAsia="Microsoft YaHei"/>
-          <w:b w:val="0"/>
-          <w:color w:val="000000"/>
-          <w:sz w:val="21"/>
-          <w:shd w:fill="EEF2F6"/>
+          <w:rFonts w:ascii="Times New Roman" w:hAnsi="Times New Roman" w:eastAsia="SimSun"/>
+          <w:b w:val="0"/>
+          <w:color w:val="000000"/>
+          <w:sz w:val="21"/>
         </w:rPr>
         <w:t>r2r_litho_context_relation</w:t>
       </w:r>
       <w:r>
         <w:rPr>
-          <w:rFonts w:ascii="Calibri" w:hAnsi="Calibri" w:eastAsia="Microsoft YaHei"/>
-          <w:b w:val="0"/>
-          <w:color w:val="000000"/>
-          <w:sz w:val="22"/>
+          <w:rFonts w:ascii="Times New Roman" w:hAnsi="Times New Roman" w:eastAsia="SimSun"/>
+          <w:b w:val="0"/>
+          <w:color w:val="000000"/>
+          <w:sz w:val="21"/>
         </w:rPr>
         <w:t xml:space="preserve"> 获取 </w:t>
       </w:r>
       <w:r>
         <w:rPr>
-          <w:rFonts w:ascii="Calibri" w:hAnsi="Calibri" w:eastAsia="Microsoft YaHei"/>
-          <w:b w:val="0"/>
-          <w:color w:val="000000"/>
-          <w:sz w:val="21"/>
-          <w:shd w:fill="EEF2F6"/>
+          <w:rFonts w:ascii="Times New Roman" w:hAnsi="Times New Roman" w:eastAsia="SimSun"/>
+          <w:b w:val="0"/>
+          <w:color w:val="000000"/>
+          <w:sz w:val="21"/>
         </w:rPr>
         <w:t>productid</w:t>
       </w:r>
       <w:r>
         <w:rPr>
-          <w:rFonts w:ascii="Calibri" w:hAnsi="Calibri" w:eastAsia="Microsoft YaHei"/>
-          <w:b w:val="0"/>
-          <w:color w:val="000000"/>
-          <w:sz w:val="22"/>
+          <w:rFonts w:ascii="Times New Roman" w:hAnsi="Times New Roman" w:eastAsia="SimSun"/>
+          <w:b w:val="0"/>
+          <w:color w:val="000000"/>
+          <w:sz w:val="21"/>
         </w:rPr>
         <w:t>、</w:t>
       </w:r>
       <w:r>
         <w:rPr>
-          <w:rFonts w:ascii="Calibri" w:hAnsi="Calibri" w:eastAsia="Microsoft YaHei"/>
-          <w:b w:val="0"/>
-          <w:color w:val="000000"/>
-          <w:sz w:val="21"/>
-          <w:shd w:fill="EEF2F6"/>
+          <w:rFonts w:ascii="Times New Roman" w:hAnsi="Times New Roman" w:eastAsia="SimSun"/>
+          <w:b w:val="0"/>
+          <w:color w:val="000000"/>
+          <w:sz w:val="21"/>
         </w:rPr>
         <w:t>curr_layer</w:t>
       </w:r>
       <w:r>
         <w:rPr>
-          <w:rFonts w:ascii="Calibri" w:hAnsi="Calibri" w:eastAsia="Microsoft YaHei"/>
-          <w:b w:val="0"/>
-          <w:color w:val="000000"/>
-          <w:sz w:val="22"/>
+          <w:rFonts w:ascii="Times New Roman" w:hAnsi="Times New Roman" w:eastAsia="SimSun"/>
+          <w:b w:val="0"/>
+          <w:color w:val="000000"/>
+          <w:sz w:val="21"/>
         </w:rPr>
         <w:t>、</w:t>
       </w:r>
       <w:r>
         <w:rPr>
-          <w:rFonts w:ascii="Calibri" w:hAnsi="Calibri" w:eastAsia="Microsoft YaHei"/>
-          <w:b w:val="0"/>
-          <w:color w:val="000000"/>
-          <w:sz w:val="21"/>
-          <w:shd w:fill="EEF2F6"/>
+          <w:rFonts w:ascii="Times New Roman" w:hAnsi="Times New Roman" w:eastAsia="SimSun"/>
+          <w:b w:val="0"/>
+          <w:color w:val="000000"/>
+          <w:sz w:val="21"/>
         </w:rPr>
         <w:t>pre_layer</w:t>
       </w:r>
       <w:r>
         <w:rPr>
-          <w:rFonts w:ascii="Calibri" w:hAnsi="Calibri" w:eastAsia="Microsoft YaHei"/>
-          <w:b w:val="0"/>
-          <w:color w:val="000000"/>
-          <w:sz w:val="22"/>
+          <w:rFonts w:ascii="Times New Roman" w:hAnsi="Times New Roman" w:eastAsia="SimSun"/>
+          <w:b w:val="0"/>
+          <w:color w:val="000000"/>
+          <w:sz w:val="21"/>
         </w:rPr>
         <w:t xml:space="preserve">，从 </w:t>
       </w:r>
       <w:r>
         <w:rPr>
-          <w:rFonts w:ascii="Calibri" w:hAnsi="Calibri" w:eastAsia="Microsoft YaHei"/>
-          <w:b w:val="0"/>
-          <w:color w:val="000000"/>
-          <w:sz w:val="21"/>
-          <w:shd w:fill="EEF2F6"/>
+          <w:rFonts w:ascii="Times New Roman" w:hAnsi="Times New Roman" w:eastAsia="SimSun"/>
+          <w:b w:val="0"/>
+          <w:color w:val="000000"/>
+          <w:sz w:val="21"/>
         </w:rPr>
         <w:t>r2r_litho_context_ovl</w:t>
       </w:r>
       <w:r>
         <w:rPr>
-          <w:rFonts w:ascii="Calibri" w:hAnsi="Calibri" w:eastAsia="Microsoft YaHei"/>
-          <w:b w:val="0"/>
-          <w:color w:val="000000"/>
-          <w:sz w:val="22"/>
+          <w:rFonts w:ascii="Times New Roman" w:hAnsi="Times New Roman" w:eastAsia="SimSun"/>
+          <w:b w:val="0"/>
+          <w:color w:val="000000"/>
+          <w:sz w:val="21"/>
         </w:rPr>
         <w:t xml:space="preserve"> 获取 </w:t>
       </w:r>
       <w:r>
         <w:rPr>
-          <w:rFonts w:ascii="Calibri" w:hAnsi="Calibri" w:eastAsia="Microsoft YaHei"/>
-          <w:b w:val="0"/>
-          <w:color w:val="000000"/>
-          <w:sz w:val="21"/>
-          <w:shd w:fill="EEF2F6"/>
+          <w:rFonts w:ascii="Times New Roman" w:hAnsi="Times New Roman" w:eastAsia="SimSun"/>
+          <w:b w:val="0"/>
+          <w:color w:val="000000"/>
+          <w:sz w:val="21"/>
         </w:rPr>
         <w:t>productid</w:t>
       </w:r>
       <w:r>
         <w:rPr>
-          <w:rFonts w:ascii="Calibri" w:hAnsi="Calibri" w:eastAsia="Microsoft YaHei"/>
-          <w:b w:val="0"/>
-          <w:color w:val="000000"/>
-          <w:sz w:val="22"/>
+          <w:rFonts w:ascii="Times New Roman" w:hAnsi="Times New Roman" w:eastAsia="SimSun"/>
+          <w:b w:val="0"/>
+          <w:color w:val="000000"/>
+          <w:sz w:val="21"/>
         </w:rPr>
         <w:t>、</w:t>
       </w:r>
       <w:r>
         <w:rPr>
-          <w:rFonts w:ascii="Calibri" w:hAnsi="Calibri" w:eastAsia="Microsoft YaHei"/>
-          <w:b w:val="0"/>
-          <w:color w:val="000000"/>
-          <w:sz w:val="21"/>
-          <w:shd w:fill="EEF2F6"/>
+          <w:rFonts w:ascii="Times New Roman" w:hAnsi="Times New Roman" w:eastAsia="SimSun"/>
+          <w:b w:val="0"/>
+          <w:color w:val="000000"/>
+          <w:sz w:val="21"/>
         </w:rPr>
         <w:t>layerid</w:t>
       </w:r>
       <w:r>
         <w:rPr>
-          <w:rFonts w:ascii="Calibri" w:hAnsi="Calibri" w:eastAsia="Microsoft YaHei"/>
-          <w:b w:val="0"/>
-          <w:color w:val="000000"/>
-          <w:sz w:val="22"/>
+          <w:rFonts w:ascii="Times New Roman" w:hAnsi="Times New Roman" w:eastAsia="SimSun"/>
+          <w:b w:val="0"/>
+          <w:color w:val="000000"/>
+          <w:sz w:val="21"/>
         </w:rPr>
         <w:t>、</w:t>
       </w:r>
       <w:r>
         <w:rPr>
-          <w:rFonts w:ascii="Calibri" w:hAnsi="Calibri" w:eastAsia="Microsoft YaHei"/>
-          <w:b w:val="0"/>
-          <w:color w:val="000000"/>
-          <w:sz w:val="21"/>
-          <w:shd w:fill="EEF2F6"/>
+          <w:rFonts w:ascii="Times New Roman" w:hAnsi="Times New Roman" w:eastAsia="SimSun"/>
+          <w:b w:val="0"/>
+          <w:color w:val="000000"/>
+          <w:sz w:val="21"/>
         </w:rPr>
         <w:t>pretool</w:t>
       </w:r>
       <w:r>
         <w:rPr>
-          <w:rFonts w:ascii="Calibri" w:hAnsi="Calibri" w:eastAsia="Microsoft YaHei"/>
-          <w:b w:val="0"/>
-          <w:color w:val="000000"/>
-          <w:sz w:val="22"/>
+          <w:rFonts w:ascii="Times New Roman" w:hAnsi="Times New Roman" w:eastAsia="SimSun"/>
+          <w:b w:val="0"/>
+          <w:color w:val="000000"/>
+          <w:sz w:val="21"/>
         </w:rPr>
         <w:t xml:space="preserve">。只有 </w:t>
       </w:r>
       <w:r>
         <w:rPr>
-          <w:rFonts w:ascii="Calibri" w:hAnsi="Calibri" w:eastAsia="Microsoft YaHei"/>
-          <w:b w:val="0"/>
-          <w:color w:val="000000"/>
-          <w:sz w:val="21"/>
-          <w:shd w:fill="EEF2F6"/>
+          <w:rFonts w:ascii="Times New Roman" w:hAnsi="Times New Roman" w:eastAsia="SimSun"/>
+          <w:b w:val="0"/>
+          <w:color w:val="000000"/>
+          <w:sz w:val="21"/>
         </w:rPr>
         <w:t>pretool</w:t>
       </w:r>
       <w:r>
         <w:rPr>
-          <w:rFonts w:ascii="Calibri" w:hAnsi="Calibri" w:eastAsia="Microsoft YaHei"/>
-          <w:b w:val="0"/>
-          <w:color w:val="000000"/>
-          <w:sz w:val="22"/>
+          <w:rFonts w:ascii="Times New Roman" w:hAnsi="Times New Roman" w:eastAsia="SimSun"/>
+          <w:b w:val="0"/>
+          <w:color w:val="000000"/>
+          <w:sz w:val="21"/>
         </w:rPr>
         <w:t xml:space="preserve"> 不为空时继续判断。</w:t>
       </w:r>
@@ -5889,86 +5718,82 @@
       </w:pPr>
       <w:r>
         <w:rPr>
-          <w:rFonts w:ascii="Calibri" w:hAnsi="Calibri" w:eastAsia="Microsoft YaHei"/>
-          <w:b w:val="0"/>
-          <w:color w:val="000000"/>
-          <w:sz w:val="22"/>
+          <w:rFonts w:ascii="Times New Roman" w:hAnsi="Times New Roman" w:eastAsia="SimSun"/>
+          <w:b w:val="0"/>
+          <w:color w:val="000000"/>
+          <w:sz w:val="21"/>
         </w:rPr>
         <w:t xml:space="preserve">通过 </w:t>
       </w:r>
       <w:r>
         <w:rPr>
-          <w:rFonts w:ascii="Calibri" w:hAnsi="Calibri" w:eastAsia="Microsoft YaHei"/>
-          <w:b w:val="0"/>
-          <w:color w:val="000000"/>
-          <w:sz w:val="21"/>
-          <w:shd w:fill="EEF2F6"/>
+          <w:rFonts w:ascii="Times New Roman" w:hAnsi="Times New Roman" w:eastAsia="SimSun"/>
+          <w:b w:val="0"/>
+          <w:color w:val="000000"/>
+          <w:sz w:val="21"/>
         </w:rPr>
         <w:t>fabfutureaction</w:t>
       </w:r>
       <w:r>
         <w:rPr>
-          <w:rFonts w:ascii="Calibri" w:hAnsi="Calibri" w:eastAsia="Microsoft YaHei"/>
-          <w:b w:val="0"/>
-          <w:color w:val="000000"/>
-          <w:sz w:val="22"/>
+          <w:rFonts w:ascii="Times New Roman" w:hAnsi="Times New Roman" w:eastAsia="SimSun"/>
+          <w:b w:val="0"/>
+          <w:color w:val="000000"/>
+          <w:sz w:val="21"/>
         </w:rPr>
         <w:t xml:space="preserve"> 取得 FutureMerge 关系的子批或母批；关系范围沿用现有返回结果。从 </w:t>
       </w:r>
       <w:r>
         <w:rPr>
-          <w:rFonts w:ascii="Calibri" w:hAnsi="Calibri" w:eastAsia="Microsoft YaHei"/>
-          <w:b w:val="0"/>
-          <w:color w:val="000000"/>
-          <w:sz w:val="21"/>
-          <w:shd w:fill="EEF2F6"/>
+          <w:rFonts w:ascii="Times New Roman" w:hAnsi="Times New Roman" w:eastAsia="SimSun"/>
+          <w:b w:val="0"/>
+          <w:color w:val="000000"/>
+          <w:sz w:val="21"/>
         </w:rPr>
         <w:t>r2r_lot_history</w:t>
       </w:r>
       <w:r>
         <w:rPr>
-          <w:rFonts w:ascii="Calibri" w:hAnsi="Calibri" w:eastAsia="Microsoft YaHei"/>
-          <w:b w:val="0"/>
-          <w:color w:val="000000"/>
-          <w:sz w:val="22"/>
+          <w:rFonts w:ascii="Times New Roman" w:hAnsi="Times New Roman" w:eastAsia="SimSun"/>
+          <w:b w:val="0"/>
+          <w:color w:val="000000"/>
+          <w:sz w:val="21"/>
         </w:rPr>
         <w:t xml:space="preserve"> 按 </w:t>
       </w:r>
       <w:r>
         <w:rPr>
-          <w:rFonts w:ascii="Calibri" w:hAnsi="Calibri" w:eastAsia="Microsoft YaHei"/>
-          <w:b w:val="0"/>
-          <w:color w:val="000000"/>
-          <w:sz w:val="21"/>
-          <w:shd w:fill="EEF2F6"/>
+          <w:rFonts w:ascii="Times New Roman" w:hAnsi="Times New Roman" w:eastAsia="SimSun"/>
+          <w:b w:val="0"/>
+          <w:color w:val="000000"/>
+          <w:sz w:val="21"/>
         </w:rPr>
         <w:t>lotid + productid + layerid</w:t>
       </w:r>
       <w:r>
         <w:rPr>
-          <w:rFonts w:ascii="Calibri" w:hAnsi="Calibri" w:eastAsia="Microsoft YaHei"/>
-          <w:b w:val="0"/>
-          <w:color w:val="000000"/>
-          <w:sz w:val="22"/>
+          <w:rFonts w:ascii="Times New Roman" w:hAnsi="Times New Roman" w:eastAsia="SimSun"/>
+          <w:b w:val="0"/>
+          <w:color w:val="000000"/>
+          <w:sz w:val="21"/>
         </w:rPr>
         <w:t xml:space="preserve"> 获取对应 Layer 的 </w:t>
       </w:r>
       <w:r>
         <w:rPr>
-          <w:rFonts w:ascii="Calibri" w:hAnsi="Calibri" w:eastAsia="Microsoft YaHei"/>
-          <w:b w:val="0"/>
-          <w:color w:val="000000"/>
-          <w:sz w:val="21"/>
-          <w:shd w:fill="EEF2F6"/>
+          <w:rFonts w:ascii="Times New Roman" w:hAnsi="Times New Roman" w:eastAsia="SimSun"/>
+          <w:b w:val="0"/>
+          <w:color w:val="000000"/>
+          <w:sz w:val="21"/>
         </w:rPr>
         <w:t>toolid</w:t>
       </w:r>
       <w:r>
         <w:rPr>
-          <w:rFonts w:ascii="Calibri" w:hAnsi="Calibri" w:eastAsia="Microsoft YaHei"/>
-          <w:b w:val="0"/>
-          <w:color w:val="000000"/>
-          <w:sz w:val="22"/>
+          <w:rFonts w:ascii="Times New Roman" w:hAnsi="Times New Roman" w:eastAsia="SimSun"/>
+          <w:b w:val="0"/>
+          <w:color w:val="000000"/>
+          <w:sz w:val="21"/>
         </w:rPr>
         <w:t>，以实际作业完成时间降序、记录 ID 降序取得最新记录。</w:t>
       </w:r>
@@ -5979,48 +5804,46 @@
       </w:pPr>
       <w:r>
         <w:rPr>
-          <w:rFonts w:ascii="Calibri" w:hAnsi="Calibri" w:eastAsia="Microsoft YaHei"/>
-          <w:b w:val="0"/>
-          <w:color w:val="000000"/>
-          <w:sz w:val="22"/>
+          <w:rFonts w:ascii="Times New Roman" w:hAnsi="Times New Roman" w:eastAsia="SimSun"/>
+          <w:b w:val="0"/>
+          <w:color w:val="000000"/>
+          <w:sz w:val="21"/>
         </w:rPr>
         <w:t xml:space="preserve">针对非 Specify Lot，若当前 Lot 与子批或母批的 </w:t>
       </w:r>
       <w:r>
         <w:rPr>
-          <w:rFonts w:ascii="Calibri" w:hAnsi="Calibri" w:eastAsia="Microsoft YaHei"/>
-          <w:b w:val="0"/>
-          <w:color w:val="000000"/>
-          <w:sz w:val="21"/>
-          <w:shd w:fill="EEF2F6"/>
+          <w:rFonts w:ascii="Times New Roman" w:hAnsi="Times New Roman" w:eastAsia="SimSun"/>
+          <w:b w:val="0"/>
+          <w:color w:val="000000"/>
+          <w:sz w:val="21"/>
         </w:rPr>
         <w:t>toolid</w:t>
       </w:r>
       <w:r>
         <w:rPr>
-          <w:rFonts w:ascii="Calibri" w:hAnsi="Calibri" w:eastAsia="Microsoft YaHei"/>
-          <w:b w:val="0"/>
-          <w:color w:val="000000"/>
-          <w:sz w:val="22"/>
+          <w:rFonts w:ascii="Times New Roman" w:hAnsi="Times New Roman" w:eastAsia="SimSun"/>
+          <w:b w:val="0"/>
+          <w:color w:val="000000"/>
+          <w:sz w:val="21"/>
         </w:rPr>
         <w:t xml:space="preserve"> 不一致，则增加 </w:t>
       </w:r>
       <w:r>
         <w:rPr>
-          <w:rFonts w:ascii="Calibri" w:hAnsi="Calibri" w:eastAsia="Microsoft YaHei"/>
-          <w:b w:val="0"/>
-          <w:color w:val="000000"/>
-          <w:sz w:val="21"/>
-          <w:shd w:fill="EEF2F6"/>
+          <w:rFonts w:ascii="Times New Roman" w:hAnsi="Times New Roman" w:eastAsia="SimSun"/>
+          <w:b w:val="0"/>
+          <w:color w:val="000000"/>
+          <w:sz w:val="21"/>
         </w:rPr>
         <w:t>Reason=Parent&amp;ChildLotNeedRunSameTool</w:t>
       </w:r>
       <w:r>
         <w:rPr>
-          <w:rFonts w:ascii="Calibri" w:hAnsi="Calibri" w:eastAsia="Microsoft YaHei"/>
-          <w:b w:val="0"/>
-          <w:color w:val="000000"/>
-          <w:sz w:val="22"/>
+          <w:rFonts w:ascii="Times New Roman" w:hAnsi="Times New Roman" w:eastAsia="SimSun"/>
+          <w:b w:val="0"/>
+          <w:color w:val="000000"/>
+          <w:sz w:val="21"/>
         </w:rPr>
         <w:t>；否则继续现有逻辑。</w:t>
       </w:r>
@@ -6045,67 +5868,64 @@
       </w:pPr>
       <w:r>
         <w:rPr>
-          <w:rFonts w:ascii="Calibri" w:hAnsi="Calibri" w:eastAsia="Microsoft YaHei"/>
-          <w:b w:val="0"/>
-          <w:color w:val="000000"/>
-          <w:sz w:val="22"/>
+          <w:rFonts w:ascii="Times New Roman" w:hAnsi="Times New Roman" w:eastAsia="SimSun"/>
+          <w:b w:val="0"/>
+          <w:color w:val="000000"/>
+          <w:sz w:val="21"/>
         </w:rPr>
         <w:t xml:space="preserve">LithoAssign 保留 </w:t>
       </w:r>
       <w:r>
         <w:rPr>
-          <w:rFonts w:ascii="Calibri" w:hAnsi="Calibri" w:eastAsia="Microsoft YaHei"/>
-          <w:b w:val="0"/>
-          <w:color w:val="000000"/>
-          <w:sz w:val="21"/>
-          <w:shd w:fill="EEF2F6"/>
+          <w:rFonts w:ascii="Times New Roman" w:hAnsi="Times New Roman" w:eastAsia="SimSun"/>
+          <w:b w:val="0"/>
+          <w:color w:val="000000"/>
+          <w:sz w:val="21"/>
         </w:rPr>
         <w:t>R2RAutoPirunControl</w:t>
       </w:r>
       <w:r>
         <w:rPr>
-          <w:rFonts w:ascii="Calibri" w:hAnsi="Calibri" w:eastAsia="Microsoft YaHei"/>
-          <w:b w:val="0"/>
-          <w:color w:val="000000"/>
-          <w:sz w:val="22"/>
+          <w:rFonts w:ascii="Times New Roman" w:hAnsi="Times New Roman" w:eastAsia="SimSun"/>
+          <w:b w:val="0"/>
+          <w:color w:val="000000"/>
+          <w:sz w:val="21"/>
         </w:rPr>
         <w:t xml:space="preserve">，并新增 </w:t>
       </w:r>
       <w:r>
         <w:rPr>
-          <w:rFonts w:ascii="Calibri" w:hAnsi="Calibri" w:eastAsia="Microsoft YaHei"/>
-          <w:b w:val="0"/>
-          <w:color w:val="000000"/>
-          <w:sz w:val="21"/>
-          <w:shd w:fill="EEF2F6"/>
+          <w:rFonts w:ascii="Times New Roman" w:hAnsi="Times New Roman" w:eastAsia="SimSun"/>
+          <w:b w:val="0"/>
+          <w:color w:val="000000"/>
+          <w:sz w:val="21"/>
         </w:rPr>
         <w:t>Parent&amp;ChildLotNeedRunSameTool</w:t>
       </w:r>
       <w:r>
         <w:rPr>
-          <w:rFonts w:ascii="Calibri" w:hAnsi="Calibri" w:eastAsia="Microsoft YaHei"/>
-          <w:b w:val="0"/>
-          <w:color w:val="000000"/>
-          <w:sz w:val="22"/>
+          <w:rFonts w:ascii="Times New Roman" w:hAnsi="Times New Roman" w:eastAsia="SimSun"/>
+          <w:b w:val="0"/>
+          <w:color w:val="000000"/>
+          <w:sz w:val="21"/>
         </w:rPr>
         <w:t>。判断逻辑与 LithoRule 一致，</w:t>
       </w:r>
       <w:r>
         <w:rPr>
-          <w:rFonts w:ascii="Calibri" w:hAnsi="Calibri" w:eastAsia="Microsoft YaHei"/>
-          <w:b w:val="0"/>
-          <w:color w:val="000000"/>
-          <w:sz w:val="21"/>
-          <w:shd w:fill="EEF2F6"/>
+          <w:rFonts w:ascii="Times New Roman" w:hAnsi="Times New Roman" w:eastAsia="SimSun"/>
+          <w:b w:val="0"/>
+          <w:color w:val="000000"/>
+          <w:sz w:val="21"/>
         </w:rPr>
         <w:t>pretool</w:t>
       </w:r>
       <w:r>
         <w:rPr>
-          <w:rFonts w:ascii="Calibri" w:hAnsi="Calibri" w:eastAsia="Microsoft YaHei"/>
-          <w:b w:val="0"/>
-          <w:color w:val="000000"/>
-          <w:sz w:val="22"/>
+          <w:rFonts w:ascii="Times New Roman" w:hAnsi="Times New Roman" w:eastAsia="SimSun"/>
+          <w:b w:val="0"/>
+          <w:color w:val="000000"/>
+          <w:sz w:val="21"/>
         </w:rPr>
         <w:t xml:space="preserve"> 及子母批作业机台信息由 Central 获取。</w:t>
       </w:r>
@@ -6134,39 +5954,37 @@
       </w:pPr>
       <w:r>
         <w:rPr>
-          <w:rFonts w:ascii="Calibri" w:hAnsi="Calibri" w:eastAsia="Microsoft YaHei"/>
-          <w:b w:val="0"/>
-          <w:color w:val="000000"/>
-          <w:sz w:val="21"/>
-          <w:shd w:fill="EEF2F6"/>
+          <w:rFonts w:ascii="Times New Roman" w:hAnsi="Times New Roman" w:eastAsia="SimSun"/>
+          <w:b w:val="0"/>
+          <w:color w:val="000000"/>
+          <w:sz w:val="21"/>
         </w:rPr>
         <w:t>rtd_r2r_litho_add_setting.Pi_split_flag</w:t>
       </w:r>
       <w:r>
         <w:rPr>
-          <w:rFonts w:ascii="Calibri" w:hAnsi="Calibri" w:eastAsia="Microsoft YaHei"/>
-          <w:b w:val="0"/>
-          <w:color w:val="000000"/>
-          <w:sz w:val="22"/>
+          <w:rFonts w:ascii="Times New Roman" w:hAnsi="Times New Roman" w:eastAsia="SimSun"/>
+          <w:b w:val="0"/>
+          <w:color w:val="000000"/>
+          <w:sz w:val="21"/>
         </w:rPr>
         <w:t>：</w:t>
       </w:r>
       <w:r>
         <w:rPr>
-          <w:rFonts w:ascii="Calibri" w:hAnsi="Calibri" w:eastAsia="Microsoft YaHei"/>
-          <w:b w:val="0"/>
-          <w:color w:val="000000"/>
-          <w:sz w:val="21"/>
-          <w:shd w:fill="EEF2F6"/>
+          <w:rFonts w:ascii="Times New Roman" w:hAnsi="Times New Roman" w:eastAsia="SimSun"/>
+          <w:b w:val="0"/>
+          <w:color w:val="000000"/>
+          <w:sz w:val="21"/>
         </w:rPr>
         <w:t>Y</w:t>
       </w:r>
       <w:r>
         <w:rPr>
-          <w:rFonts w:ascii="Calibri" w:hAnsi="Calibri" w:eastAsia="Microsoft YaHei"/>
-          <w:b w:val="0"/>
-          <w:color w:val="000000"/>
-          <w:sz w:val="22"/>
+          <w:rFonts w:ascii="Times New Roman" w:hAnsi="Times New Roman" w:eastAsia="SimSun"/>
+          <w:b w:val="0"/>
+          <w:color w:val="000000"/>
+          <w:sz w:val="21"/>
         </w:rPr>
         <w:t xml:space="preserve"> 表示机台允许物理分批。</w:t>
       </w:r>
@@ -6181,20 +5999,19 @@
       </w:pPr>
       <w:r>
         <w:rPr>
-          <w:rFonts w:ascii="Calibri" w:hAnsi="Calibri" w:eastAsia="Microsoft YaHei"/>
-          <w:b w:val="0"/>
-          <w:color w:val="000000"/>
-          <w:sz w:val="21"/>
-          <w:shd w:fill="EEF2F6"/>
+          <w:rFonts w:ascii="Times New Roman" w:hAnsi="Times New Roman" w:eastAsia="SimSun"/>
+          <w:b w:val="0"/>
+          <w:color w:val="000000"/>
+          <w:sz w:val="21"/>
         </w:rPr>
         <w:t>rtd_r2r_litho_add_setting.pi_splitcnt</w:t>
       </w:r>
       <w:r>
         <w:rPr>
-          <w:rFonts w:ascii="Calibri" w:hAnsi="Calibri" w:eastAsia="Microsoft YaHei"/>
-          <w:b w:val="0"/>
-          <w:color w:val="000000"/>
-          <w:sz w:val="22"/>
+          <w:rFonts w:ascii="Times New Roman" w:hAnsi="Times New Roman" w:eastAsia="SimSun"/>
+          <w:b w:val="0"/>
+          <w:color w:val="000000"/>
+          <w:sz w:val="21"/>
         </w:rPr>
         <w:t>：有效范围 1～25；为空、0、负数或大于 25 时使用默认值 4。</w:t>
       </w:r>
@@ -6209,77 +6026,73 @@
       </w:pPr>
       <w:r>
         <w:rPr>
-          <w:rFonts w:ascii="Calibri" w:hAnsi="Calibri" w:eastAsia="Microsoft YaHei"/>
-          <w:b w:val="0"/>
-          <w:color w:val="000000"/>
-          <w:sz w:val="21"/>
-          <w:shd w:fill="EEF2F6"/>
+          <w:rFonts w:ascii="Times New Roman" w:hAnsi="Times New Roman" w:eastAsia="SimSun"/>
+          <w:b w:val="0"/>
+          <w:color w:val="000000"/>
+          <w:sz w:val="21"/>
         </w:rPr>
         <w:t>AMA.TriggerConfig-WatchDog_LithoPilotAutoDoAdhocSorter</w:t>
       </w:r>
       <w:r>
         <w:rPr>
-          <w:rFonts w:ascii="Calibri" w:hAnsi="Calibri" w:eastAsia="Microsoft YaHei"/>
-          <w:b w:val="0"/>
-          <w:color w:val="000000"/>
-          <w:sz w:val="22"/>
+          <w:rFonts w:ascii="Times New Roman" w:hAnsi="Times New Roman" w:eastAsia="SimSun"/>
+          <w:b w:val="0"/>
+          <w:color w:val="000000"/>
+          <w:sz w:val="21"/>
         </w:rPr>
         <w:t xml:space="preserve">：沿用 </w:t>
       </w:r>
       <w:r>
         <w:rPr>
-          <w:rFonts w:ascii="Calibri" w:hAnsi="Calibri" w:eastAsia="Microsoft YaHei"/>
-          <w:b w:val="0"/>
-          <w:color w:val="000000"/>
-          <w:sz w:val="21"/>
-          <w:shd w:fill="EEF2F6"/>
+          <w:rFonts w:ascii="Times New Roman" w:hAnsi="Times New Roman" w:eastAsia="SimSun"/>
+          <w:b w:val="0"/>
+          <w:color w:val="000000"/>
+          <w:sz w:val="21"/>
         </w:rPr>
         <w:t>Switch</w:t>
       </w:r>
       <w:r>
         <w:rPr>
-          <w:rFonts w:ascii="Calibri" w:hAnsi="Calibri" w:eastAsia="Microsoft YaHei"/>
-          <w:b w:val="0"/>
-          <w:color w:val="000000"/>
-          <w:sz w:val="22"/>
+          <w:rFonts w:ascii="Times New Roman" w:hAnsi="Times New Roman" w:eastAsia="SimSun"/>
+          <w:b w:val="0"/>
+          <w:color w:val="000000"/>
+          <w:sz w:val="21"/>
         </w:rPr>
         <w:t>、</w:t>
       </w:r>
       <w:r>
         <w:rPr>
-          <w:rFonts w:ascii="Calibri" w:hAnsi="Calibri" w:eastAsia="Microsoft YaHei"/>
-          <w:b w:val="0"/>
-          <w:color w:val="000000"/>
-          <w:sz w:val="21"/>
-          <w:shd w:fill="EEF2F6"/>
+          <w:rFonts w:ascii="Times New Roman" w:hAnsi="Times New Roman" w:eastAsia="SimSun"/>
+          <w:b w:val="0"/>
+          <w:color w:val="000000"/>
+          <w:sz w:val="21"/>
         </w:rPr>
         <w:t>Trigger Time Slot</w:t>
       </w:r>
       <w:r>
         <w:rPr>
-          <w:rFonts w:ascii="Calibri" w:hAnsi="Calibri" w:eastAsia="Microsoft YaHei"/>
-          <w:b w:val="0"/>
-          <w:color w:val="000000"/>
-          <w:sz w:val="22"/>
+          <w:rFonts w:ascii="Times New Roman" w:hAnsi="Times New Roman" w:eastAsia="SimSun"/>
+          <w:b w:val="0"/>
+          <w:color w:val="000000"/>
+          <w:sz w:val="21"/>
         </w:rPr>
         <w:t>、</w:t>
       </w:r>
       <w:r>
         <w:rPr>
-          <w:rFonts w:ascii="Calibri" w:hAnsi="Calibri" w:eastAsia="Microsoft YaHei"/>
-          <w:b w:val="0"/>
-          <w:color w:val="000000"/>
-          <w:sz w:val="21"/>
-          <w:shd w:fill="EEF2F6"/>
+          <w:rFonts w:ascii="Times New Roman" w:hAnsi="Times New Roman" w:eastAsia="SimSun"/>
+          <w:b w:val="0"/>
+          <w:color w:val="000000"/>
+          <w:sz w:val="21"/>
         </w:rPr>
         <w:t>TriggerCount/Time</w:t>
       </w:r>
       <w:r>
         <w:rPr>
-          <w:rFonts w:ascii="Calibri" w:hAnsi="Calibri" w:eastAsia="Microsoft YaHei"/>
-          <w:b w:val="0"/>
-          <w:color w:val="000000"/>
-          <w:sz w:val="22"/>
+          <w:rFonts w:ascii="Times New Roman" w:hAnsi="Times New Roman" w:eastAsia="SimSun"/>
+          <w:b w:val="0"/>
+          <w:color w:val="000000"/>
+          <w:sz w:val="21"/>
         </w:rPr>
         <w:t>。</w:t>
       </w:r>
@@ -6319,48 +6132,46 @@
       </w:pPr>
       <w:r>
         <w:rPr>
-          <w:rFonts w:ascii="Calibri" w:hAnsi="Calibri" w:eastAsia="Microsoft YaHei"/>
-          <w:b w:val="0"/>
-          <w:color w:val="000000"/>
-          <w:sz w:val="22"/>
+          <w:rFonts w:ascii="Times New Roman" w:hAnsi="Times New Roman" w:eastAsia="SimSun"/>
+          <w:b w:val="0"/>
+          <w:color w:val="000000"/>
+          <w:sz w:val="21"/>
         </w:rPr>
         <w:t xml:space="preserve">Pilot 设置沿用现有 AMA 触发方式和执行周期，本需求不新增 Trigger。AMA 读取 </w:t>
       </w:r>
       <w:r>
         <w:rPr>
-          <w:rFonts w:ascii="Calibri" w:hAnsi="Calibri" w:eastAsia="Microsoft YaHei"/>
-          <w:b w:val="0"/>
-          <w:color w:val="000000"/>
-          <w:sz w:val="21"/>
-          <w:shd w:fill="EEF2F6"/>
+          <w:rFonts w:ascii="Times New Roman" w:hAnsi="Times New Roman" w:eastAsia="SimSun"/>
+          <w:b w:val="0"/>
+          <w:color w:val="000000"/>
+          <w:sz w:val="21"/>
         </w:rPr>
         <w:t>Central_GetLithoR2RAutoPirunInfo</w:t>
       </w:r>
       <w:r>
         <w:rPr>
-          <w:rFonts w:ascii="Calibri" w:hAnsi="Calibri" w:eastAsia="Microsoft YaHei"/>
-          <w:b w:val="0"/>
-          <w:color w:val="000000"/>
-          <w:sz w:val="22"/>
+          <w:rFonts w:ascii="Times New Roman" w:hAnsi="Times New Roman" w:eastAsia="SimSun"/>
+          <w:b w:val="0"/>
+          <w:color w:val="000000"/>
+          <w:sz w:val="21"/>
         </w:rPr>
         <w:t xml:space="preserve"> 执行 Pilot 设置；Transfer FOUP 按 WatchDog 配置读取 </w:t>
       </w:r>
       <w:r>
         <w:rPr>
-          <w:rFonts w:ascii="Calibri" w:hAnsi="Calibri" w:eastAsia="Microsoft YaHei"/>
-          <w:b w:val="0"/>
-          <w:color w:val="000000"/>
-          <w:sz w:val="21"/>
-          <w:shd w:fill="EEF2F6"/>
+          <w:rFonts w:ascii="Times New Roman" w:hAnsi="Times New Roman" w:eastAsia="SimSun"/>
+          <w:b w:val="0"/>
+          <w:color w:val="000000"/>
+          <w:sz w:val="21"/>
         </w:rPr>
         <w:t>LithoPilotAutoDoAdhocSorter</w:t>
       </w:r>
       <w:r>
         <w:rPr>
-          <w:rFonts w:ascii="Calibri" w:hAnsi="Calibri" w:eastAsia="Microsoft YaHei"/>
-          <w:b w:val="0"/>
-          <w:color w:val="000000"/>
-          <w:sz w:val="22"/>
+          <w:rFonts w:ascii="Times New Roman" w:hAnsi="Times New Roman" w:eastAsia="SimSun"/>
+          <w:b w:val="0"/>
+          <w:color w:val="000000"/>
+          <w:sz w:val="21"/>
         </w:rPr>
         <w:t>。</w:t>
       </w:r>
@@ -6371,200 +6182,190 @@
       </w:pPr>
       <w:r>
         <w:rPr>
-          <w:rFonts w:ascii="Calibri" w:hAnsi="Calibri" w:eastAsia="Microsoft YaHei"/>
-          <w:b w:val="0"/>
-          <w:color w:val="000000"/>
-          <w:sz w:val="22"/>
+          <w:rFonts w:ascii="Times New Roman" w:hAnsi="Times New Roman" w:eastAsia="SimSun"/>
+          <w:b w:val="0"/>
+          <w:color w:val="000000"/>
+          <w:sz w:val="21"/>
         </w:rPr>
         <w:t>设置 Pilot 时读取 Lot、</w:t>
       </w:r>
       <w:r>
         <w:rPr>
-          <w:rFonts w:ascii="Calibri" w:hAnsi="Calibri" w:eastAsia="Microsoft YaHei"/>
-          <w:b w:val="0"/>
-          <w:color w:val="000000"/>
-          <w:sz w:val="21"/>
-          <w:shd w:fill="EEF2F6"/>
+          <w:rFonts w:ascii="Times New Roman" w:hAnsi="Times New Roman" w:eastAsia="SimSun"/>
+          <w:b w:val="0"/>
+          <w:color w:val="000000"/>
+          <w:sz w:val="21"/>
         </w:rPr>
         <w:t>toolid</w:t>
       </w:r>
       <w:r>
         <w:rPr>
-          <w:rFonts w:ascii="Calibri" w:hAnsi="Calibri" w:eastAsia="Microsoft YaHei"/>
-          <w:b w:val="0"/>
-          <w:color w:val="000000"/>
-          <w:sz w:val="22"/>
+          <w:rFonts w:ascii="Times New Roman" w:hAnsi="Times New Roman" w:eastAsia="SimSun"/>
+          <w:b w:val="0"/>
+          <w:color w:val="000000"/>
+          <w:sz w:val="21"/>
         </w:rPr>
         <w:t>、</w:t>
       </w:r>
       <w:r>
         <w:rPr>
-          <w:rFonts w:ascii="Calibri" w:hAnsi="Calibri" w:eastAsia="Microsoft YaHei"/>
-          <w:b w:val="0"/>
-          <w:color w:val="000000"/>
-          <w:sz w:val="21"/>
-          <w:shd w:fill="EEF2F6"/>
+          <w:rFonts w:ascii="Times New Roman" w:hAnsi="Times New Roman" w:eastAsia="SimSun"/>
+          <w:b w:val="0"/>
+          <w:color w:val="000000"/>
+          <w:sz w:val="21"/>
         </w:rPr>
         <w:t>productid</w:t>
       </w:r>
       <w:r>
         <w:rPr>
-          <w:rFonts w:ascii="Calibri" w:hAnsi="Calibri" w:eastAsia="Microsoft YaHei"/>
-          <w:b w:val="0"/>
-          <w:color w:val="000000"/>
-          <w:sz w:val="22"/>
+          <w:rFonts w:ascii="Times New Roman" w:hAnsi="Times New Roman" w:eastAsia="SimSun"/>
+          <w:b w:val="0"/>
+          <w:color w:val="000000"/>
+          <w:sz w:val="21"/>
         </w:rPr>
         <w:t>、</w:t>
       </w:r>
       <w:r>
         <w:rPr>
-          <w:rFonts w:ascii="Calibri" w:hAnsi="Calibri" w:eastAsia="Microsoft YaHei"/>
-          <w:b w:val="0"/>
-          <w:color w:val="000000"/>
-          <w:sz w:val="21"/>
-          <w:shd w:fill="EEF2F6"/>
+          <w:rFonts w:ascii="Times New Roman" w:hAnsi="Times New Roman" w:eastAsia="SimSun"/>
+          <w:b w:val="0"/>
+          <w:color w:val="000000"/>
+          <w:sz w:val="21"/>
         </w:rPr>
         <w:t>layerid</w:t>
       </w:r>
       <w:r>
         <w:rPr>
-          <w:rFonts w:ascii="Calibri" w:hAnsi="Calibri" w:eastAsia="Microsoft YaHei"/>
-          <w:b w:val="0"/>
-          <w:color w:val="000000"/>
-          <w:sz w:val="22"/>
+          <w:rFonts w:ascii="Times New Roman" w:hAnsi="Times New Roman" w:eastAsia="SimSun"/>
+          <w:b w:val="0"/>
+          <w:color w:val="000000"/>
+          <w:sz w:val="21"/>
         </w:rPr>
         <w:t>、</w:t>
       </w:r>
       <w:r>
         <w:rPr>
-          <w:rFonts w:ascii="Calibri" w:hAnsi="Calibri" w:eastAsia="Microsoft YaHei"/>
-          <w:b w:val="0"/>
-          <w:color w:val="000000"/>
-          <w:sz w:val="21"/>
-          <w:shd w:fill="EEF2F6"/>
+          <w:rFonts w:ascii="Times New Roman" w:hAnsi="Times New Roman" w:eastAsia="SimSun"/>
+          <w:b w:val="0"/>
+          <w:color w:val="000000"/>
+          <w:sz w:val="21"/>
         </w:rPr>
         <w:t>reticleid</w:t>
       </w:r>
       <w:r>
         <w:rPr>
-          <w:rFonts w:ascii="Calibri" w:hAnsi="Calibri" w:eastAsia="Microsoft YaHei"/>
-          <w:b w:val="0"/>
-          <w:color w:val="000000"/>
-          <w:sz w:val="22"/>
+          <w:rFonts w:ascii="Times New Roman" w:hAnsi="Times New Roman" w:eastAsia="SimSun"/>
+          <w:b w:val="0"/>
+          <w:color w:val="000000"/>
+          <w:sz w:val="21"/>
         </w:rPr>
         <w:t>、</w:t>
       </w:r>
       <w:r>
         <w:rPr>
-          <w:rFonts w:ascii="Calibri" w:hAnsi="Calibri" w:eastAsia="Microsoft YaHei"/>
-          <w:b w:val="0"/>
-          <w:color w:val="000000"/>
-          <w:sz w:val="21"/>
-          <w:shd w:fill="EEF2F6"/>
+          <w:rFonts w:ascii="Times New Roman" w:hAnsi="Times New Roman" w:eastAsia="SimSun"/>
+          <w:b w:val="0"/>
+          <w:color w:val="000000"/>
+          <w:sz w:val="21"/>
         </w:rPr>
         <w:t>prereticle</w:t>
       </w:r>
       <w:r>
         <w:rPr>
-          <w:rFonts w:ascii="Calibri" w:hAnsi="Calibri" w:eastAsia="Microsoft YaHei"/>
-          <w:b w:val="0"/>
-          <w:color w:val="000000"/>
-          <w:sz w:val="22"/>
+          <w:rFonts w:ascii="Times New Roman" w:hAnsi="Times New Roman" w:eastAsia="SimSun"/>
+          <w:b w:val="0"/>
+          <w:color w:val="000000"/>
+          <w:sz w:val="21"/>
         </w:rPr>
         <w:t>、</w:t>
       </w:r>
       <w:r>
         <w:rPr>
-          <w:rFonts w:ascii="Calibri" w:hAnsi="Calibri" w:eastAsia="Microsoft YaHei"/>
-          <w:b w:val="0"/>
-          <w:color w:val="000000"/>
-          <w:sz w:val="21"/>
-          <w:shd w:fill="EEF2F6"/>
+          <w:rFonts w:ascii="Times New Roman" w:hAnsi="Times New Roman" w:eastAsia="SimSun"/>
+          <w:b w:val="0"/>
+          <w:color w:val="000000"/>
+          <w:sz w:val="21"/>
         </w:rPr>
         <w:t>pretool</w:t>
       </w:r>
       <w:r>
         <w:rPr>
-          <w:rFonts w:ascii="Calibri" w:hAnsi="Calibri" w:eastAsia="Microsoft YaHei"/>
-          <w:b w:val="0"/>
-          <w:color w:val="000000"/>
-          <w:sz w:val="22"/>
+          <w:rFonts w:ascii="Times New Roman" w:hAnsi="Times New Roman" w:eastAsia="SimSun"/>
+          <w:b w:val="0"/>
+          <w:color w:val="000000"/>
+          <w:sz w:val="21"/>
         </w:rPr>
         <w:t>、</w:t>
       </w:r>
       <w:r>
         <w:rPr>
-          <w:rFonts w:ascii="Calibri" w:hAnsi="Calibri" w:eastAsia="Microsoft YaHei"/>
-          <w:b w:val="0"/>
-          <w:color w:val="000000"/>
-          <w:sz w:val="21"/>
-          <w:shd w:fill="EEF2F6"/>
+          <w:rFonts w:ascii="Times New Roman" w:hAnsi="Times New Roman" w:eastAsia="SimSun"/>
+          <w:b w:val="0"/>
+          <w:color w:val="000000"/>
+          <w:sz w:val="21"/>
         </w:rPr>
         <w:t>custom_context_value</w:t>
       </w:r>
       <w:r>
         <w:rPr>
-          <w:rFonts w:ascii="Calibri" w:hAnsi="Calibri" w:eastAsia="Microsoft YaHei"/>
-          <w:b w:val="0"/>
-          <w:color w:val="000000"/>
-          <w:sz w:val="22"/>
+          <w:rFonts w:ascii="Times New Roman" w:hAnsi="Times New Roman" w:eastAsia="SimSun"/>
+          <w:b w:val="0"/>
+          <w:color w:val="000000"/>
+          <w:sz w:val="21"/>
         </w:rPr>
         <w:t>、</w:t>
       </w:r>
       <w:r>
         <w:rPr>
-          <w:rFonts w:ascii="Calibri" w:hAnsi="Calibri" w:eastAsia="Microsoft YaHei"/>
-          <w:b w:val="0"/>
-          <w:color w:val="000000"/>
-          <w:sz w:val="21"/>
-          <w:shd w:fill="EEF2F6"/>
+          <w:rFonts w:ascii="Times New Roman" w:hAnsi="Times New Roman" w:eastAsia="SimSun"/>
+          <w:b w:val="0"/>
+          <w:color w:val="000000"/>
+          <w:sz w:val="21"/>
         </w:rPr>
         <w:t>pi_splitwafer</w:t>
       </w:r>
       <w:r>
         <w:rPr>
-          <w:rFonts w:ascii="Calibri" w:hAnsi="Calibri" w:eastAsia="Microsoft YaHei"/>
-          <w:b w:val="0"/>
-          <w:color w:val="000000"/>
-          <w:sz w:val="22"/>
+          <w:rFonts w:ascii="Times New Roman" w:hAnsi="Times New Roman" w:eastAsia="SimSun"/>
+          <w:b w:val="0"/>
+          <w:color w:val="000000"/>
+          <w:sz w:val="21"/>
         </w:rPr>
         <w:t>、</w:t>
       </w:r>
       <w:r>
         <w:rPr>
-          <w:rFonts w:ascii="Calibri" w:hAnsi="Calibri" w:eastAsia="Microsoft YaHei"/>
-          <w:b w:val="0"/>
-          <w:color w:val="000000"/>
-          <w:sz w:val="21"/>
-          <w:shd w:fill="EEF2F6"/>
+          <w:rFonts w:ascii="Times New Roman" w:hAnsi="Times New Roman" w:eastAsia="SimSun"/>
+          <w:b w:val="0"/>
+          <w:color w:val="000000"/>
+          <w:sz w:val="21"/>
         </w:rPr>
         <w:t>IsNeedSplit</w:t>
       </w:r>
       <w:r>
         <w:rPr>
-          <w:rFonts w:ascii="Calibri" w:hAnsi="Calibri" w:eastAsia="Microsoft YaHei"/>
-          <w:b w:val="0"/>
-          <w:color w:val="000000"/>
-          <w:sz w:val="22"/>
+          <w:rFonts w:ascii="Times New Roman" w:hAnsi="Times New Roman" w:eastAsia="SimSun"/>
+          <w:b w:val="0"/>
+          <w:color w:val="000000"/>
+          <w:sz w:val="21"/>
         </w:rPr>
         <w:t>、</w:t>
       </w:r>
       <w:r>
         <w:rPr>
-          <w:rFonts w:ascii="Calibri" w:hAnsi="Calibri" w:eastAsia="Microsoft YaHei"/>
-          <w:b w:val="0"/>
-          <w:color w:val="000000"/>
-          <w:sz w:val="21"/>
-          <w:shd w:fill="EEF2F6"/>
+          <w:rFonts w:ascii="Times New Roman" w:hAnsi="Times New Roman" w:eastAsia="SimSun"/>
+          <w:b w:val="0"/>
+          <w:color w:val="000000"/>
+          <w:sz w:val="21"/>
         </w:rPr>
         <w:t>isSTNSite</w:t>
       </w:r>
       <w:r>
         <w:rPr>
-          <w:rFonts w:ascii="Calibri" w:hAnsi="Calibri" w:eastAsia="Microsoft YaHei"/>
-          <w:b w:val="0"/>
-          <w:color w:val="000000"/>
-          <w:sz w:val="22"/>
+          <w:rFonts w:ascii="Times New Roman" w:hAnsi="Times New Roman" w:eastAsia="SimSun"/>
+          <w:b w:val="0"/>
+          <w:color w:val="000000"/>
+          <w:sz w:val="21"/>
         </w:rPr>
         <w:t>。</w:t>
       </w:r>
@@ -6589,29 +6390,28 @@
       </w:pPr>
       <w:r>
         <w:rPr>
-          <w:rFonts w:ascii="Calibri" w:hAnsi="Calibri" w:eastAsia="Microsoft YaHei"/>
-          <w:b w:val="0"/>
-          <w:color w:val="000000"/>
-          <w:sz w:val="22"/>
+          <w:rFonts w:ascii="Times New Roman" w:hAnsi="Times New Roman" w:eastAsia="SimSun"/>
+          <w:b w:val="0"/>
+          <w:color w:val="000000"/>
+          <w:sz w:val="21"/>
         </w:rPr>
         <w:t xml:space="preserve">若 </w:t>
       </w:r>
       <w:r>
         <w:rPr>
-          <w:rFonts w:ascii="Calibri" w:hAnsi="Calibri" w:eastAsia="Microsoft YaHei"/>
-          <w:b w:val="0"/>
-          <w:color w:val="000000"/>
-          <w:sz w:val="21"/>
-          <w:shd w:fill="EEF2F6"/>
+          <w:rFonts w:ascii="Times New Roman" w:hAnsi="Times New Roman" w:eastAsia="SimSun"/>
+          <w:b w:val="0"/>
+          <w:color w:val="000000"/>
+          <w:sz w:val="21"/>
         </w:rPr>
         <w:t>IsNeedSplit=F</w:t>
       </w:r>
       <w:r>
         <w:rPr>
-          <w:rFonts w:ascii="Calibri" w:hAnsi="Calibri" w:eastAsia="Microsoft YaHei"/>
-          <w:b w:val="0"/>
-          <w:color w:val="000000"/>
-          <w:sz w:val="22"/>
+          <w:rFonts w:ascii="Times New Roman" w:hAnsi="Times New Roman" w:eastAsia="SimSun"/>
+          <w:b w:val="0"/>
+          <w:color w:val="000000"/>
+          <w:sz w:val="21"/>
         </w:rPr>
         <w:t>，则直接将整批 Lot 传给 R2R。</w:t>
       </w:r>
@@ -6650,29 +6450,28 @@
       </w:pPr>
       <w:r>
         <w:rPr>
-          <w:rFonts w:ascii="Calibri" w:hAnsi="Calibri" w:eastAsia="Microsoft YaHei"/>
-          <w:b w:val="0"/>
-          <w:color w:val="000000"/>
-          <w:sz w:val="22"/>
+          <w:rFonts w:ascii="Times New Roman" w:hAnsi="Times New Roman" w:eastAsia="SimSun"/>
+          <w:b w:val="0"/>
+          <w:color w:val="000000"/>
+          <w:sz w:val="21"/>
         </w:rPr>
         <w:t xml:space="preserve">若 </w:t>
       </w:r>
       <w:r>
         <w:rPr>
-          <w:rFonts w:ascii="Calibri" w:hAnsi="Calibri" w:eastAsia="Microsoft YaHei"/>
-          <w:b w:val="0"/>
-          <w:color w:val="000000"/>
-          <w:sz w:val="21"/>
-          <w:shd w:fill="EEF2F6"/>
+          <w:rFonts w:ascii="Times New Roman" w:hAnsi="Times New Roman" w:eastAsia="SimSun"/>
+          <w:b w:val="0"/>
+          <w:color w:val="000000"/>
+          <w:sz w:val="21"/>
         </w:rPr>
         <w:t>IsNeedSplit=T</w:t>
       </w:r>
       <w:r>
         <w:rPr>
-          <w:rFonts w:ascii="Calibri" w:hAnsi="Calibri" w:eastAsia="Microsoft YaHei"/>
-          <w:b w:val="0"/>
-          <w:color w:val="000000"/>
-          <w:sz w:val="22"/>
+          <w:rFonts w:ascii="Times New Roman" w:hAnsi="Times New Roman" w:eastAsia="SimSun"/>
+          <w:b w:val="0"/>
+          <w:color w:val="000000"/>
+          <w:sz w:val="21"/>
         </w:rPr>
         <w:t>，AMA 必须重新检查以下六项：</w:t>
       </w:r>
@@ -6687,10 +6486,10 @@
       </w:pPr>
       <w:r>
         <w:rPr>
-          <w:rFonts w:ascii="Calibri" w:hAnsi="Calibri" w:eastAsia="Microsoft YaHei"/>
-          <w:b w:val="0"/>
-          <w:color w:val="000000"/>
-          <w:sz w:val="22"/>
+          <w:rFonts w:ascii="Times New Roman" w:hAnsi="Times New Roman" w:eastAsia="SimSun"/>
+          <w:b w:val="0"/>
+          <w:color w:val="000000"/>
+          <w:sz w:val="21"/>
         </w:rPr>
         <w:t>Lot 属于当前执行工厂，即 FAB6 或 FAB8。</w:t>
       </w:r>
@@ -6705,20 +6504,19 @@
       </w:pPr>
       <w:r>
         <w:rPr>
-          <w:rFonts w:ascii="Calibri" w:hAnsi="Calibri" w:eastAsia="Microsoft YaHei"/>
-          <w:b w:val="0"/>
-          <w:color w:val="000000"/>
-          <w:sz w:val="21"/>
-          <w:shd w:fill="EEF2F6"/>
+          <w:rFonts w:ascii="Times New Roman" w:hAnsi="Times New Roman" w:eastAsia="SimSun"/>
+          <w:b w:val="0"/>
+          <w:color w:val="000000"/>
+          <w:sz w:val="21"/>
         </w:rPr>
         <w:t>fwlot.extrastatus='WaitForJobPrep'</w:t>
       </w:r>
       <w:r>
         <w:rPr>
-          <w:rFonts w:ascii="Calibri" w:hAnsi="Calibri" w:eastAsia="Microsoft YaHei"/>
-          <w:b w:val="0"/>
-          <w:color w:val="000000"/>
-          <w:sz w:val="22"/>
+          <w:rFonts w:ascii="Times New Roman" w:hAnsi="Times New Roman" w:eastAsia="SimSun"/>
+          <w:b w:val="0"/>
+          <w:color w:val="000000"/>
+          <w:sz w:val="21"/>
         </w:rPr>
         <w:t>。</w:t>
       </w:r>
@@ -6733,29 +6531,28 @@
       </w:pPr>
       <w:r>
         <w:rPr>
-          <w:rFonts w:ascii="Calibri" w:hAnsi="Calibri" w:eastAsia="Microsoft YaHei"/>
-          <w:b w:val="0"/>
-          <w:color w:val="000000"/>
-          <w:sz w:val="22"/>
+          <w:rFonts w:ascii="Times New Roman" w:hAnsi="Times New Roman" w:eastAsia="SimSun"/>
+          <w:b w:val="0"/>
+          <w:color w:val="000000"/>
+          <w:sz w:val="21"/>
         </w:rPr>
         <w:t xml:space="preserve">Lot 当前站点的 </w:t>
       </w:r>
       <w:r>
         <w:rPr>
-          <w:rFonts w:ascii="Calibri" w:hAnsi="Calibri" w:eastAsia="Microsoft YaHei"/>
-          <w:b w:val="0"/>
-          <w:color w:val="000000"/>
-          <w:sz w:val="21"/>
-          <w:shd w:fill="EEF2F6"/>
+          <w:rFonts w:ascii="Times New Roman" w:hAnsi="Times New Roman" w:eastAsia="SimSun"/>
+          <w:b w:val="0"/>
+          <w:color w:val="000000"/>
+          <w:sz w:val="21"/>
         </w:rPr>
         <w:t>runcardid</w:t>
       </w:r>
       <w:r>
         <w:rPr>
-          <w:rFonts w:ascii="Calibri" w:hAnsi="Calibri" w:eastAsia="Microsoft YaHei"/>
-          <w:b w:val="0"/>
-          <w:color w:val="000000"/>
-          <w:sz w:val="22"/>
+          <w:rFonts w:ascii="Times New Roman" w:hAnsi="Times New Roman" w:eastAsia="SimSun"/>
+          <w:b w:val="0"/>
+          <w:color w:val="000000"/>
+          <w:sz w:val="21"/>
         </w:rPr>
         <w:t xml:space="preserve"> 为空。</w:t>
       </w:r>
@@ -6770,67 +6567,64 @@
       </w:pPr>
       <w:r>
         <w:rPr>
-          <w:rFonts w:ascii="Calibri" w:hAnsi="Calibri" w:eastAsia="Microsoft YaHei"/>
-          <w:b w:val="0"/>
-          <w:color w:val="000000"/>
-          <w:sz w:val="22"/>
+          <w:rFonts w:ascii="Times New Roman" w:hAnsi="Times New Roman" w:eastAsia="SimSun"/>
+          <w:b w:val="0"/>
+          <w:color w:val="000000"/>
+          <w:sz w:val="21"/>
         </w:rPr>
         <w:t xml:space="preserve">当前 Capability 为 </w:t>
       </w:r>
       <w:r>
         <w:rPr>
-          <w:rFonts w:ascii="Calibri" w:hAnsi="Calibri" w:eastAsia="Microsoft YaHei"/>
-          <w:b w:val="0"/>
-          <w:color w:val="000000"/>
-          <w:sz w:val="21"/>
-          <w:shd w:fill="EEF2F6"/>
+          <w:rFonts w:ascii="Times New Roman" w:hAnsi="Times New Roman" w:eastAsia="SimSun"/>
+          <w:b w:val="0"/>
+          <w:color w:val="000000"/>
+          <w:sz w:val="21"/>
         </w:rPr>
         <w:t>LithoCapability</w:t>
       </w:r>
       <w:r>
         <w:rPr>
-          <w:rFonts w:ascii="Calibri" w:hAnsi="Calibri" w:eastAsia="Microsoft YaHei"/>
-          <w:b w:val="0"/>
-          <w:color w:val="000000"/>
-          <w:sz w:val="22"/>
+          <w:rFonts w:ascii="Times New Roman" w:hAnsi="Times New Roman" w:eastAsia="SimSun"/>
+          <w:b w:val="0"/>
+          <w:color w:val="000000"/>
+          <w:sz w:val="21"/>
         </w:rPr>
         <w:t>、</w:t>
       </w:r>
       <w:r>
         <w:rPr>
-          <w:rFonts w:ascii="Calibri" w:hAnsi="Calibri" w:eastAsia="Microsoft YaHei"/>
-          <w:b w:val="0"/>
-          <w:color w:val="000000"/>
-          <w:sz w:val="21"/>
-          <w:shd w:fill="EEF2F6"/>
+          <w:rFonts w:ascii="Times New Roman" w:hAnsi="Times New Roman" w:eastAsia="SimSun"/>
+          <w:b w:val="0"/>
+          <w:color w:val="000000"/>
+          <w:sz w:val="21"/>
         </w:rPr>
         <w:t>L-BARCO-L</w:t>
       </w:r>
       <w:r>
         <w:rPr>
-          <w:rFonts w:ascii="Calibri" w:hAnsi="Calibri" w:eastAsia="Microsoft YaHei"/>
-          <w:b w:val="0"/>
-          <w:color w:val="000000"/>
-          <w:sz w:val="22"/>
+          <w:rFonts w:ascii="Times New Roman" w:hAnsi="Times New Roman" w:eastAsia="SimSun"/>
+          <w:b w:val="0"/>
+          <w:color w:val="000000"/>
+          <w:sz w:val="21"/>
         </w:rPr>
         <w:t xml:space="preserve"> 或 </w:t>
       </w:r>
       <w:r>
         <w:rPr>
-          <w:rFonts w:ascii="Calibri" w:hAnsi="Calibri" w:eastAsia="Microsoft YaHei"/>
-          <w:b w:val="0"/>
-          <w:color w:val="000000"/>
-          <w:sz w:val="21"/>
-          <w:shd w:fill="EEF2F6"/>
+          <w:rFonts w:ascii="Times New Roman" w:hAnsi="Times New Roman" w:eastAsia="SimSun"/>
+          <w:b w:val="0"/>
+          <w:color w:val="000000"/>
+          <w:sz w:val="21"/>
         </w:rPr>
         <w:t>L-BARCO-S</w:t>
       </w:r>
       <w:r>
         <w:rPr>
-          <w:rFonts w:ascii="Calibri" w:hAnsi="Calibri" w:eastAsia="Microsoft YaHei"/>
-          <w:b w:val="0"/>
-          <w:color w:val="000000"/>
-          <w:sz w:val="22"/>
+          <w:rFonts w:ascii="Times New Roman" w:hAnsi="Times New Roman" w:eastAsia="SimSun"/>
+          <w:b w:val="0"/>
+          <w:color w:val="000000"/>
+          <w:sz w:val="21"/>
         </w:rPr>
         <w:t>。</w:t>
       </w:r>
@@ -6845,20 +6639,19 @@
       </w:pPr>
       <w:r>
         <w:rPr>
-          <w:rFonts w:ascii="Calibri" w:hAnsi="Calibri" w:eastAsia="Microsoft YaHei"/>
-          <w:b w:val="0"/>
-          <w:color w:val="000000"/>
-          <w:sz w:val="21"/>
-          <w:shd w:fill="EEF2F6"/>
+          <w:rFonts w:ascii="Times New Roman" w:hAnsi="Times New Roman" w:eastAsia="SimSun"/>
+          <w:b w:val="0"/>
+          <w:color w:val="000000"/>
+          <w:sz w:val="21"/>
         </w:rPr>
         <w:t>CarrierKind='FOUP'</w:t>
       </w:r>
       <w:r>
         <w:rPr>
-          <w:rFonts w:ascii="Calibri" w:hAnsi="Calibri" w:eastAsia="Microsoft YaHei"/>
-          <w:b w:val="0"/>
-          <w:color w:val="000000"/>
-          <w:sz w:val="22"/>
+          <w:rFonts w:ascii="Times New Roman" w:hAnsi="Times New Roman" w:eastAsia="SimSun"/>
+          <w:b w:val="0"/>
+          <w:color w:val="000000"/>
+          <w:sz w:val="21"/>
         </w:rPr>
         <w:t>。</w:t>
       </w:r>
@@ -6873,10 +6666,10 @@
       </w:pPr>
       <w:r>
         <w:rPr>
-          <w:rFonts w:ascii="Calibri" w:hAnsi="Calibri" w:eastAsia="Microsoft YaHei"/>
-          <w:b w:val="0"/>
-          <w:color w:val="000000"/>
-          <w:sz w:val="22"/>
+          <w:rFonts w:ascii="Times New Roman" w:hAnsi="Times New Roman" w:eastAsia="SimSun"/>
+          <w:b w:val="0"/>
+          <w:color w:val="000000"/>
+          <w:sz w:val="21"/>
         </w:rPr>
         <w:t>Report 选中的 Wafer 当前仍归属于该 Lot；不额外检查 Wafer 状态、Slot 或 Chuck。</w:t>
       </w:r>
@@ -6887,10 +6680,10 @@
       </w:pPr>
       <w:r>
         <w:rPr>
-          <w:rFonts w:ascii="Calibri" w:hAnsi="Calibri" w:eastAsia="Microsoft YaHei"/>
-          <w:b w:val="0"/>
-          <w:color w:val="000000"/>
-          <w:sz w:val="22"/>
+          <w:rFonts w:ascii="Times New Roman" w:hAnsi="Times New Roman" w:eastAsia="SimSun"/>
+          <w:b w:val="0"/>
+          <w:color w:val="000000"/>
+          <w:sz w:val="21"/>
         </w:rPr>
         <w:t>若任一项不满足，则停止处理该 Lot，记录失败原因，等待下一轮重新计算；不回退为整批 Pilot。现有系统负责避免同一 Lot 重复物理分批，本需求不新增幂等防护。</w:t>
       </w:r>
@@ -6915,10 +6708,10 @@
       </w:pPr>
       <w:r>
         <w:rPr>
-          <w:rFonts w:ascii="Calibri" w:hAnsi="Calibri" w:eastAsia="Microsoft YaHei"/>
-          <w:b w:val="0"/>
-          <w:color w:val="000000"/>
-          <w:sz w:val="22"/>
+          <w:rFonts w:ascii="Times New Roman" w:hAnsi="Times New Roman" w:eastAsia="SimSun"/>
+          <w:b w:val="0"/>
+          <w:color w:val="000000"/>
+          <w:sz w:val="21"/>
         </w:rPr>
         <w:t>六项复核通过后，先获取并预占空 FOUP，再调用 MES 物理分批接口。</w:t>
       </w:r>
@@ -6933,10 +6726,10 @@
       </w:pPr>
       <w:r>
         <w:rPr>
-          <w:rFonts w:ascii="Calibri" w:hAnsi="Calibri" w:eastAsia="Microsoft YaHei"/>
-          <w:b w:val="0"/>
-          <w:color w:val="000000"/>
-          <w:sz w:val="22"/>
+          <w:rFonts w:ascii="Times New Roman" w:hAnsi="Times New Roman" w:eastAsia="SimSun"/>
+          <w:b w:val="0"/>
+          <w:color w:val="000000"/>
+          <w:sz w:val="21"/>
         </w:rPr>
         <w:t>未取得空 FOUP：不执行物理分批，将整批 Lot 传给 R2R。</w:t>
       </w:r>
@@ -6951,29 +6744,28 @@
       </w:pPr>
       <w:r>
         <w:rPr>
-          <w:rFonts w:ascii="Calibri" w:hAnsi="Calibri" w:eastAsia="Microsoft YaHei"/>
-          <w:b w:val="0"/>
-          <w:color w:val="000000"/>
-          <w:sz w:val="22"/>
+          <w:rFonts w:ascii="Times New Roman" w:hAnsi="Times New Roman" w:eastAsia="SimSun"/>
+          <w:b w:val="0"/>
+          <w:color w:val="000000"/>
+          <w:sz w:val="21"/>
         </w:rPr>
         <w:t xml:space="preserve">接口成功：将 </w:t>
       </w:r>
       <w:r>
         <w:rPr>
-          <w:rFonts w:ascii="Calibri" w:hAnsi="Calibri" w:eastAsia="Microsoft YaHei"/>
-          <w:b w:val="0"/>
-          <w:color w:val="000000"/>
-          <w:sz w:val="21"/>
-          <w:shd w:fill="EEF2F6"/>
+          <w:rFonts w:ascii="Times New Roman" w:hAnsi="Times New Roman" w:eastAsia="SimSun"/>
+          <w:b w:val="0"/>
+          <w:color w:val="000000"/>
+          <w:sz w:val="21"/>
         </w:rPr>
         <w:t>pi_splitwafer</w:t>
       </w:r>
       <w:r>
         <w:rPr>
-          <w:rFonts w:ascii="Calibri" w:hAnsi="Calibri" w:eastAsia="Microsoft YaHei"/>
-          <w:b w:val="0"/>
-          <w:color w:val="000000"/>
-          <w:sz w:val="22"/>
+          <w:rFonts w:ascii="Times New Roman" w:hAnsi="Times New Roman" w:eastAsia="SimSun"/>
+          <w:b w:val="0"/>
+          <w:color w:val="000000"/>
+          <w:sz w:val="21"/>
         </w:rPr>
         <w:t xml:space="preserve"> 分出，生成子批并设置为 Pilot，再按现有顺序传给 R2R、执行 Transfer FOUP。</w:t>
       </w:r>
@@ -6988,48 +6780,46 @@
       </w:pPr>
       <w:r>
         <w:rPr>
-          <w:rFonts w:ascii="Calibri" w:hAnsi="Calibri" w:eastAsia="Microsoft YaHei"/>
-          <w:b w:val="0"/>
-          <w:color w:val="000000"/>
-          <w:sz w:val="22"/>
+          <w:rFonts w:ascii="Times New Roman" w:hAnsi="Times New Roman" w:eastAsia="SimSun"/>
+          <w:b w:val="0"/>
+          <w:color w:val="000000"/>
+          <w:sz w:val="21"/>
         </w:rPr>
         <w:t>接口失败：立即释放预占 FOUP，将整批 Lot 作为 Pilot 传给 R2R；</w:t>
       </w:r>
       <w:r>
         <w:rPr>
-          <w:rFonts w:ascii="Calibri" w:hAnsi="Calibri" w:eastAsia="Microsoft YaHei"/>
-          <w:b w:val="0"/>
-          <w:color w:val="000000"/>
-          <w:sz w:val="21"/>
-          <w:shd w:fill="EEF2F6"/>
+          <w:rFonts w:ascii="Times New Roman" w:hAnsi="Times New Roman" w:eastAsia="SimSun"/>
+          <w:b w:val="0"/>
+          <w:color w:val="000000"/>
+          <w:sz w:val="21"/>
         </w:rPr>
         <w:t>IsNeedSplit</w:t>
       </w:r>
       <w:r>
         <w:rPr>
-          <w:rFonts w:ascii="Calibri" w:hAnsi="Calibri" w:eastAsia="Microsoft YaHei"/>
-          <w:b w:val="0"/>
-          <w:color w:val="000000"/>
-          <w:sz w:val="22"/>
+          <w:rFonts w:ascii="Times New Roman" w:hAnsi="Times New Roman" w:eastAsia="SimSun"/>
+          <w:b w:val="0"/>
+          <w:color w:val="000000"/>
+          <w:sz w:val="21"/>
         </w:rPr>
         <w:t>、</w:t>
       </w:r>
       <w:r>
         <w:rPr>
-          <w:rFonts w:ascii="Calibri" w:hAnsi="Calibri" w:eastAsia="Microsoft YaHei"/>
-          <w:b w:val="0"/>
-          <w:color w:val="000000"/>
-          <w:sz w:val="21"/>
-          <w:shd w:fill="EEF2F6"/>
+          <w:rFonts w:ascii="Times New Roman" w:hAnsi="Times New Roman" w:eastAsia="SimSun"/>
+          <w:b w:val="0"/>
+          <w:color w:val="000000"/>
+          <w:sz w:val="21"/>
         </w:rPr>
         <w:t>pi_splitwafer</w:t>
       </w:r>
       <w:r>
         <w:rPr>
-          <w:rFonts w:ascii="Calibri" w:hAnsi="Calibri" w:eastAsia="Microsoft YaHei"/>
-          <w:b w:val="0"/>
-          <w:color w:val="000000"/>
-          <w:sz w:val="22"/>
+          <w:rFonts w:ascii="Times New Roman" w:hAnsi="Times New Roman" w:eastAsia="SimSun"/>
+          <w:b w:val="0"/>
+          <w:color w:val="000000"/>
+          <w:sz w:val="21"/>
         </w:rPr>
         <w:t xml:space="preserve"> 的后续处理沿用现有 AMA 逻辑。</w:t>
       </w:r>
@@ -7054,29 +6844,28 @@
       </w:pPr>
       <w:r>
         <w:rPr>
-          <w:rFonts w:ascii="Calibri" w:hAnsi="Calibri" w:eastAsia="Microsoft YaHei"/>
-          <w:b w:val="0"/>
-          <w:color w:val="000000"/>
-          <w:sz w:val="22"/>
+          <w:rFonts w:ascii="Times New Roman" w:hAnsi="Times New Roman" w:eastAsia="SimSun"/>
+          <w:b w:val="0"/>
+          <w:color w:val="000000"/>
+          <w:sz w:val="21"/>
         </w:rPr>
         <w:t xml:space="preserve">AMA 按 </w:t>
       </w:r>
       <w:r>
         <w:rPr>
-          <w:rFonts w:ascii="Calibri" w:hAnsi="Calibri" w:eastAsia="Microsoft YaHei"/>
-          <w:b w:val="0"/>
-          <w:color w:val="000000"/>
-          <w:sz w:val="21"/>
-          <w:shd w:fill="EEF2F6"/>
+          <w:rFonts w:ascii="Times New Roman" w:hAnsi="Times New Roman" w:eastAsia="SimSun"/>
+          <w:b w:val="0"/>
+          <w:color w:val="000000"/>
+          <w:sz w:val="21"/>
         </w:rPr>
         <w:t>LithoPilotAutoDoAdhocSorter</w:t>
       </w:r>
       <w:r>
         <w:rPr>
-          <w:rFonts w:ascii="Calibri" w:hAnsi="Calibri" w:eastAsia="Microsoft YaHei"/>
-          <w:b w:val="0"/>
-          <w:color w:val="000000"/>
-          <w:sz w:val="22"/>
+          <w:rFonts w:ascii="Times New Roman" w:hAnsi="Times New Roman" w:eastAsia="SimSun"/>
+          <w:b w:val="0"/>
+          <w:color w:val="000000"/>
+          <w:sz w:val="21"/>
         </w:rPr>
         <w:t xml:space="preserve"> 排序结果调用 MES Transfer FOUP 接口，将 Pilot 导入已取得的空 FOUP。</w:t>
       </w:r>
@@ -7087,29 +6876,28 @@
       </w:pPr>
       <w:r>
         <w:rPr>
-          <w:rFonts w:ascii="Calibri" w:hAnsi="Calibri" w:eastAsia="Microsoft YaHei"/>
-          <w:b w:val="0"/>
-          <w:color w:val="000000"/>
-          <w:sz w:val="22"/>
+          <w:rFonts w:ascii="Times New Roman" w:hAnsi="Times New Roman" w:eastAsia="SimSun"/>
+          <w:b w:val="0"/>
+          <w:color w:val="000000"/>
+          <w:sz w:val="21"/>
         </w:rPr>
         <w:t xml:space="preserve">若无法取得空 FOUP、可用空 FOUP 数量为 0，或 MES Transfer FOUP 接口失败，则在 </w:t>
       </w:r>
       <w:r>
         <w:rPr>
-          <w:rFonts w:ascii="Calibri" w:hAnsi="Calibri" w:eastAsia="Microsoft YaHei"/>
-          <w:b w:val="0"/>
-          <w:color w:val="000000"/>
-          <w:sz w:val="21"/>
-          <w:shd w:fill="EEF2F6"/>
+          <w:rFonts w:ascii="Times New Roman" w:hAnsi="Times New Roman" w:eastAsia="SimSun"/>
+          <w:b w:val="0"/>
+          <w:color w:val="000000"/>
+          <w:sz w:val="21"/>
         </w:rPr>
         <w:t>AMALog</w:t>
       </w:r>
       <w:r>
         <w:rPr>
-          <w:rFonts w:ascii="Calibri" w:hAnsi="Calibri" w:eastAsia="Microsoft YaHei"/>
-          <w:b w:val="0"/>
-          <w:color w:val="000000"/>
-          <w:sz w:val="22"/>
+          <w:rFonts w:ascii="Times New Roman" w:hAnsi="Times New Roman" w:eastAsia="SimSun"/>
+          <w:b w:val="0"/>
+          <w:color w:val="000000"/>
+          <w:sz w:val="21"/>
         </w:rPr>
         <w:t xml:space="preserve"> 记录失败信息。Other Lot 紧急解除卡控后，Pilot 的 Transfer FOUP 任务继续由现有 Adhoc Sorter 流程处理。</w:t>
       </w:r>
@@ -7138,10 +6926,10 @@
       </w:pPr>
       <w:r>
         <w:rPr>
-          <w:rFonts w:ascii="Calibri" w:hAnsi="Calibri" w:eastAsia="Microsoft YaHei"/>
-          <w:b w:val="0"/>
-          <w:color w:val="000000"/>
-          <w:sz w:val="22"/>
+          <w:rFonts w:ascii="Times New Roman" w:hAnsi="Times New Roman" w:eastAsia="SimSun"/>
+          <w:b w:val="0"/>
+          <w:color w:val="000000"/>
+          <w:sz w:val="21"/>
         </w:rPr>
         <w:t>整批 Pilot 或物理分批后的子批 Pilot 传给 R2R。</w:t>
       </w:r>
@@ -7156,10 +6944,10 @@
       </w:pPr>
       <w:r>
         <w:rPr>
-          <w:rFonts w:ascii="Calibri" w:hAnsi="Calibri" w:eastAsia="Microsoft YaHei"/>
-          <w:b w:val="0"/>
-          <w:color w:val="000000"/>
-          <w:sz w:val="22"/>
+          <w:rFonts w:ascii="Times New Roman" w:hAnsi="Times New Roman" w:eastAsia="SimSun"/>
+          <w:b w:val="0"/>
+          <w:color w:val="000000"/>
+          <w:sz w:val="21"/>
         </w:rPr>
         <w:t>需要 Change FOUP 的 Pilot 按 Report 顺序执行 Transfer FOUP。</w:t>
       </w:r>
@@ -7174,10 +6962,10 @@
       </w:pPr>
       <w:r>
         <w:rPr>
-          <w:rFonts w:ascii="Calibri" w:hAnsi="Calibri" w:eastAsia="Microsoft YaHei"/>
-          <w:b w:val="0"/>
-          <w:color w:val="000000"/>
-          <w:sz w:val="22"/>
+          <w:rFonts w:ascii="Times New Roman" w:hAnsi="Times New Roman" w:eastAsia="SimSun"/>
+          <w:b w:val="0"/>
+          <w:color w:val="000000"/>
+          <w:sz w:val="21"/>
         </w:rPr>
         <w:t>前置复核、物理分批或 Transfer FOUP 失败时记录原因。</w:t>
       </w:r>
@@ -7192,10 +6980,10 @@
       </w:pPr>
       <w:r>
         <w:rPr>
-          <w:rFonts w:ascii="Calibri" w:hAnsi="Calibri" w:eastAsia="Microsoft YaHei"/>
-          <w:b w:val="0"/>
-          <w:color w:val="000000"/>
-          <w:sz w:val="22"/>
+          <w:rFonts w:ascii="Times New Roman" w:hAnsi="Times New Roman" w:eastAsia="SimSun"/>
+          <w:b w:val="0"/>
+          <w:color w:val="000000"/>
+          <w:sz w:val="21"/>
         </w:rPr>
         <w:t>本需求不新增 Alarm。</w:t>
       </w:r>
@@ -7238,20 +7026,19 @@
       </w:pPr>
       <w:r>
         <w:rPr>
-          <w:rFonts w:ascii="Calibri" w:hAnsi="Calibri" w:eastAsia="Microsoft YaHei"/>
-          <w:b w:val="0"/>
-          <w:color w:val="000000"/>
-          <w:sz w:val="21"/>
-          <w:shd w:fill="EEF2F6"/>
+          <w:rFonts w:ascii="Times New Roman" w:hAnsi="Times New Roman" w:eastAsia="SimSun"/>
+          <w:b w:val="0"/>
+          <w:color w:val="000000"/>
+          <w:sz w:val="21"/>
         </w:rPr>
         <w:t>LithoAutoSplitPirun</w:t>
       </w:r>
       <w:r>
         <w:rPr>
-          <w:rFonts w:ascii="Calibri" w:hAnsi="Calibri" w:eastAsia="Microsoft YaHei"/>
-          <w:b w:val="0"/>
-          <w:color w:val="000000"/>
-          <w:sz w:val="22"/>
+          <w:rFonts w:ascii="Times New Roman" w:hAnsi="Times New Roman" w:eastAsia="SimSun"/>
+          <w:b w:val="0"/>
+          <w:color w:val="000000"/>
+          <w:sz w:val="21"/>
         </w:rPr>
         <w:t xml:space="preserve"> 使用逻辑分批，Pilot 与母批仍位于同一 FOUP。</w:t>
       </w:r>
@@ -7266,10 +7053,10 @@
       </w:pPr>
       <w:r>
         <w:rPr>
-          <w:rFonts w:ascii="Calibri" w:hAnsi="Calibri" w:eastAsia="Microsoft YaHei"/>
-          <w:b w:val="0"/>
-          <w:color w:val="000000"/>
-          <w:sz w:val="22"/>
+          <w:rFonts w:ascii="Times New Roman" w:hAnsi="Times New Roman" w:eastAsia="SimSun"/>
+          <w:b w:val="0"/>
+          <w:color w:val="000000"/>
+          <w:sz w:val="21"/>
         </w:rPr>
         <w:t>AutoPiRun 主要对满足既有条件的 Lot 设置 Pilot，Transfer FOUP 与物理分批未形成完整闭环。</w:t>
       </w:r>
@@ -7284,10 +7071,10 @@
       </w:pPr>
       <w:r>
         <w:rPr>
-          <w:rFonts w:ascii="Calibri" w:hAnsi="Calibri" w:eastAsia="Microsoft YaHei"/>
-          <w:b w:val="0"/>
-          <w:color w:val="000000"/>
-          <w:sz w:val="22"/>
+          <w:rFonts w:ascii="Times New Roman" w:hAnsi="Times New Roman" w:eastAsia="SimSun"/>
+          <w:b w:val="0"/>
+          <w:color w:val="000000"/>
+          <w:sz w:val="21"/>
         </w:rPr>
         <w:t>子母批同机台、WaitPilotChangeFOUP 等卡控未按本需求规则处理。</w:t>
       </w:r>
@@ -7316,10 +7103,10 @@
       </w:pPr>
       <w:r>
         <w:rPr>
-          <w:rFonts w:ascii="Calibri" w:hAnsi="Calibri" w:eastAsia="Microsoft YaHei"/>
-          <w:b w:val="0"/>
-          <w:color w:val="000000"/>
-          <w:sz w:val="22"/>
+          <w:rFonts w:ascii="Times New Roman" w:hAnsi="Times New Roman" w:eastAsia="SimSun"/>
+          <w:b w:val="0"/>
+          <w:color w:val="000000"/>
+          <w:sz w:val="21"/>
         </w:rPr>
         <w:t>RTD 统一筛选 FAB6/FAB8 候选 Lot，按 Context 和 RTDRank 循环选择 Pilot。</w:t>
       </w:r>
@@ -7334,10 +7121,10 @@
       </w:pPr>
       <w:r>
         <w:rPr>
-          <w:rFonts w:ascii="Calibri" w:hAnsi="Calibri" w:eastAsia="Microsoft YaHei"/>
-          <w:b w:val="0"/>
-          <w:color w:val="000000"/>
-          <w:sz w:val="22"/>
+          <w:rFonts w:ascii="Times New Roman" w:hAnsi="Times New Roman" w:eastAsia="SimSun"/>
+          <w:b w:val="0"/>
+          <w:color w:val="000000"/>
+          <w:sz w:val="21"/>
         </w:rPr>
         <w:t>RTD 输出整批或物理分批结果；AMA 复核后执行物理分批，并处理空 FOUP 和接口失败回退。</w:t>
       </w:r>
@@ -7352,10 +7139,10 @@
       </w:pPr>
       <w:r>
         <w:rPr>
-          <w:rFonts w:ascii="Calibri" w:hAnsi="Calibri" w:eastAsia="Microsoft YaHei"/>
-          <w:b w:val="0"/>
-          <w:color w:val="000000"/>
-          <w:sz w:val="22"/>
+          <w:rFonts w:ascii="Times New Roman" w:hAnsi="Times New Roman" w:eastAsia="SimSun"/>
+          <w:b w:val="0"/>
+          <w:color w:val="000000"/>
+          <w:sz w:val="21"/>
         </w:rPr>
         <w:t>新增 Change FOUP Report 及 WaitPilotChangeFOUP、R2RAutoPirunControl、Parent&amp;ChildLotNeedRunSameTool 卡控。</w:t>
       </w:r>
@@ -7380,10 +7167,10 @@
       </w:pPr>
       <w:r>
         <w:rPr>
-          <w:rFonts w:ascii="Calibri" w:hAnsi="Calibri" w:eastAsia="Microsoft YaHei"/>
-          <w:b w:val="0"/>
-          <w:color w:val="000000"/>
-          <w:sz w:val="22"/>
+          <w:rFonts w:ascii="Times New Roman" w:hAnsi="Times New Roman" w:eastAsia="SimSun"/>
+          <w:b w:val="0"/>
+          <w:color w:val="000000"/>
+          <w:sz w:val="21"/>
         </w:rPr>
         <w:t>逻辑分批无法解除 Pilot 与母批共用 FOUP 的限制。改为物理分批并增加 Transfer FOUP 后，Pilot 可独立进入 PiRun 流程；同时通过 Rule 和 AMA 复核避免状态变化导致错误执行。</w:t>
       </w:r>
@@ -7426,10 +7213,10 @@
       </w:pPr>
       <w:r>
         <w:rPr>
-          <w:rFonts w:ascii="Calibri" w:hAnsi="Calibri" w:eastAsia="Microsoft YaHei"/>
-          <w:b w:val="0"/>
-          <w:color w:val="000000"/>
-          <w:sz w:val="22"/>
+          <w:rFonts w:ascii="Times New Roman" w:hAnsi="Times New Roman" w:eastAsia="SimSun"/>
+          <w:b w:val="0"/>
+          <w:color w:val="000000"/>
+          <w:sz w:val="21"/>
         </w:rPr>
         <w:t>RTD：影响候选 Lot Filter、Context Sorting、Pilot 选片、Reason、Report 和 LithoAssign。</w:t>
       </w:r>
@@ -7444,10 +7231,10 @@
       </w:pPr>
       <w:r>
         <w:rPr>
-          <w:rFonts w:ascii="Calibri" w:hAnsi="Calibri" w:eastAsia="Microsoft YaHei"/>
-          <w:b w:val="0"/>
-          <w:color w:val="000000"/>
-          <w:sz w:val="22"/>
+          <w:rFonts w:ascii="Times New Roman" w:hAnsi="Times New Roman" w:eastAsia="SimSun"/>
+          <w:b w:val="0"/>
+          <w:color w:val="000000"/>
+          <w:sz w:val="21"/>
         </w:rPr>
         <w:t>AMA：影响 Pilot 设置、物理分批、空 FOUP 预占、Transfer FOUP 和失败记录。</w:t>
       </w:r>
@@ -7462,10 +7249,10 @@
       </w:pPr>
       <w:r>
         <w:rPr>
-          <w:rFonts w:ascii="Calibri" w:hAnsi="Calibri" w:eastAsia="Microsoft YaHei"/>
-          <w:b w:val="0"/>
-          <w:color w:val="000000"/>
-          <w:sz w:val="22"/>
+          <w:rFonts w:ascii="Times New Roman" w:hAnsi="Times New Roman" w:eastAsia="SimSun"/>
+          <w:b w:val="0"/>
+          <w:color w:val="000000"/>
+          <w:sz w:val="21"/>
         </w:rPr>
         <w:t>MES：调用现有物理分批与 Transfer FOUP 接口；接口成功或失败按本需求分支处理。</w:t>
       </w:r>
@@ -7480,10 +7267,10 @@
       </w:pPr>
       <w:r>
         <w:rPr>
-          <w:rFonts w:ascii="Calibri" w:hAnsi="Calibri" w:eastAsia="Microsoft YaHei"/>
-          <w:b w:val="0"/>
-          <w:color w:val="000000"/>
-          <w:sz w:val="22"/>
+          <w:rFonts w:ascii="Times New Roman" w:hAnsi="Times New Roman" w:eastAsia="SimSun"/>
+          <w:b w:val="0"/>
+          <w:color w:val="000000"/>
+          <w:sz w:val="21"/>
         </w:rPr>
         <w:t>MCS／AMHS：本需求不新增搬送规则；MES 后续搬送沿用现有流程。</w:t>
       </w:r>
@@ -7498,10 +7285,10 @@
       </w:pPr>
       <w:r>
         <w:rPr>
-          <w:rFonts w:ascii="Calibri" w:hAnsi="Calibri" w:eastAsia="Microsoft YaHei"/>
-          <w:b w:val="0"/>
-          <w:color w:val="000000"/>
-          <w:sz w:val="22"/>
+          <w:rFonts w:ascii="Times New Roman" w:hAnsi="Times New Roman" w:eastAsia="SimSun"/>
+          <w:b w:val="0"/>
+          <w:color w:val="000000"/>
+          <w:sz w:val="21"/>
         </w:rPr>
         <w:t>EAP：本需求不修改 EAP 逻辑。</w:t>
       </w:r>
@@ -7516,10 +7303,10 @@
       </w:pPr>
       <w:r>
         <w:rPr>
-          <w:rFonts w:ascii="Calibri" w:hAnsi="Calibri" w:eastAsia="Microsoft YaHei"/>
-          <w:b w:val="0"/>
-          <w:color w:val="000000"/>
-          <w:sz w:val="22"/>
+          <w:rFonts w:ascii="Times New Roman" w:hAnsi="Times New Roman" w:eastAsia="SimSun"/>
+          <w:b w:val="0"/>
+          <w:color w:val="000000"/>
+          <w:sz w:val="21"/>
         </w:rPr>
         <w:t>DB：本需求未定义新增业务表或字段；两个 Report 的输出字段按 5.5 执行。</w:t>
       </w:r>
@@ -7548,39 +7335,37 @@
       </w:pPr>
       <w:r>
         <w:rPr>
-          <w:rFonts w:ascii="Calibri" w:hAnsi="Calibri" w:eastAsia="Microsoft YaHei"/>
-          <w:b w:val="0"/>
-          <w:color w:val="000000"/>
-          <w:sz w:val="21"/>
-          <w:shd w:fill="EEF2F6"/>
+          <w:rFonts w:ascii="Times New Roman" w:hAnsi="Times New Roman" w:eastAsia="SimSun"/>
+          <w:b w:val="0"/>
+          <w:color w:val="000000"/>
+          <w:sz w:val="21"/>
         </w:rPr>
         <w:t>RemainQ</w:t>
       </w:r>
       <w:r>
         <w:rPr>
-          <w:rFonts w:ascii="Calibri" w:hAnsi="Calibri" w:eastAsia="Microsoft YaHei"/>
-          <w:b w:val="0"/>
-          <w:color w:val="000000"/>
-          <w:sz w:val="22"/>
+          <w:rFonts w:ascii="Times New Roman" w:hAnsi="Times New Roman" w:eastAsia="SimSun"/>
+          <w:b w:val="0"/>
+          <w:color w:val="000000"/>
+          <w:sz w:val="21"/>
         </w:rPr>
         <w:t xml:space="preserve"> 为空时按 </w:t>
       </w:r>
       <w:r>
         <w:rPr>
-          <w:rFonts w:ascii="Calibri" w:hAnsi="Calibri" w:eastAsia="Microsoft YaHei"/>
-          <w:b w:val="0"/>
-          <w:color w:val="000000"/>
-          <w:sz w:val="21"/>
-          <w:shd w:fill="EEF2F6"/>
+          <w:rFonts w:ascii="Times New Roman" w:hAnsi="Times New Roman" w:eastAsia="SimSun"/>
+          <w:b w:val="0"/>
+          <w:color w:val="000000"/>
+          <w:sz w:val="21"/>
         </w:rPr>
         <w:t>9999 h</w:t>
       </w:r>
       <w:r>
         <w:rPr>
-          <w:rFonts w:ascii="Calibri" w:hAnsi="Calibri" w:eastAsia="Microsoft YaHei"/>
-          <w:b w:val="0"/>
-          <w:color w:val="000000"/>
-          <w:sz w:val="22"/>
+          <w:rFonts w:ascii="Times New Roman" w:hAnsi="Times New Roman" w:eastAsia="SimSun"/>
+          <w:b w:val="0"/>
+          <w:color w:val="000000"/>
+          <w:sz w:val="21"/>
         </w:rPr>
         <w:t xml:space="preserve"> 参与排序。</w:t>
       </w:r>
@@ -7595,20 +7380,19 @@
       </w:pPr>
       <w:r>
         <w:rPr>
-          <w:rFonts w:ascii="Calibri" w:hAnsi="Calibri" w:eastAsia="Microsoft YaHei"/>
-          <w:b w:val="0"/>
-          <w:color w:val="000000"/>
-          <w:sz w:val="21"/>
-          <w:shd w:fill="EEF2F6"/>
+          <w:rFonts w:ascii="Times New Roman" w:hAnsi="Times New Roman" w:eastAsia="SimSun"/>
+          <w:b w:val="0"/>
+          <w:color w:val="000000"/>
+          <w:sz w:val="21"/>
         </w:rPr>
         <w:t>pi_splitcnt</w:t>
       </w:r>
       <w:r>
         <w:rPr>
-          <w:rFonts w:ascii="Calibri" w:hAnsi="Calibri" w:eastAsia="Microsoft YaHei"/>
-          <w:b w:val="0"/>
-          <w:color w:val="000000"/>
-          <w:sz w:val="22"/>
+          <w:rFonts w:ascii="Times New Roman" w:hAnsi="Times New Roman" w:eastAsia="SimSun"/>
+          <w:b w:val="0"/>
+          <w:color w:val="000000"/>
+          <w:sz w:val="21"/>
         </w:rPr>
         <w:t xml:space="preserve"> 无效时使用默认值 4；有效但大于当前可用 Wafer 数时改为整批 Pilot。</w:t>
       </w:r>
@@ -7623,10 +7407,10 @@
       </w:pPr>
       <w:r>
         <w:rPr>
-          <w:rFonts w:ascii="Calibri" w:hAnsi="Calibri" w:eastAsia="Microsoft YaHei"/>
-          <w:b w:val="0"/>
-          <w:color w:val="000000"/>
-          <w:sz w:val="22"/>
+          <w:rFonts w:ascii="Times New Roman" w:hAnsi="Times New Roman" w:eastAsia="SimSun"/>
+          <w:b w:val="0"/>
+          <w:color w:val="000000"/>
+          <w:sz w:val="21"/>
         </w:rPr>
         <w:t>候选 Lot 无 CD、无有效 Litho/Reticle、存在 FutureHold/RC、无有效机台或多路径时直接剔除。</w:t>
       </w:r>
@@ -7641,10 +7425,10 @@
       </w:pPr>
       <w:r>
         <w:rPr>
-          <w:rFonts w:ascii="Calibri" w:hAnsi="Calibri" w:eastAsia="Microsoft YaHei"/>
-          <w:b w:val="0"/>
-          <w:color w:val="000000"/>
-          <w:sz w:val="22"/>
+          <w:rFonts w:ascii="Times New Roman" w:hAnsi="Times New Roman" w:eastAsia="SimSun"/>
+          <w:b w:val="0"/>
+          <w:color w:val="000000"/>
+          <w:sz w:val="21"/>
         </w:rPr>
         <w:t>AMA 六项复核失败时停止并等待下一轮，不回退整批。</w:t>
       </w:r>
@@ -7659,10 +7443,10 @@
       </w:pPr>
       <w:r>
         <w:rPr>
-          <w:rFonts w:ascii="Calibri" w:hAnsi="Calibri" w:eastAsia="Microsoft YaHei"/>
-          <w:b w:val="0"/>
-          <w:color w:val="000000"/>
-          <w:sz w:val="22"/>
+          <w:rFonts w:ascii="Times New Roman" w:hAnsi="Times New Roman" w:eastAsia="SimSun"/>
+          <w:b w:val="0"/>
+          <w:color w:val="000000"/>
+          <w:sz w:val="21"/>
         </w:rPr>
         <w:t>无空 FOUP 时整批回退；MES 物理分批失败时释放 FOUP 后整批回退。</w:t>
       </w:r>
@@ -7677,29 +7461,28 @@
       </w:pPr>
       <w:r>
         <w:rPr>
-          <w:rFonts w:ascii="Calibri" w:hAnsi="Calibri" w:eastAsia="Microsoft YaHei"/>
-          <w:b w:val="0"/>
-          <w:color w:val="000000"/>
-          <w:sz w:val="22"/>
+          <w:rFonts w:ascii="Times New Roman" w:hAnsi="Times New Roman" w:eastAsia="SimSun"/>
+          <w:b w:val="0"/>
+          <w:color w:val="000000"/>
+          <w:sz w:val="21"/>
         </w:rPr>
         <w:t xml:space="preserve">MES Transfer FOUP 失败时记录 </w:t>
       </w:r>
       <w:r>
         <w:rPr>
-          <w:rFonts w:ascii="Calibri" w:hAnsi="Calibri" w:eastAsia="Microsoft YaHei"/>
-          <w:b w:val="0"/>
-          <w:color w:val="000000"/>
-          <w:sz w:val="21"/>
-          <w:shd w:fill="EEF2F6"/>
+          <w:rFonts w:ascii="Times New Roman" w:hAnsi="Times New Roman" w:eastAsia="SimSun"/>
+          <w:b w:val="0"/>
+          <w:color w:val="000000"/>
+          <w:sz w:val="21"/>
         </w:rPr>
         <w:t>AMALog</w:t>
       </w:r>
       <w:r>
         <w:rPr>
-          <w:rFonts w:ascii="Calibri" w:hAnsi="Calibri" w:eastAsia="Microsoft YaHei"/>
-          <w:b w:val="0"/>
-          <w:color w:val="000000"/>
-          <w:sz w:val="22"/>
+          <w:rFonts w:ascii="Times New Roman" w:hAnsi="Times New Roman" w:eastAsia="SimSun"/>
+          <w:b w:val="0"/>
+          <w:color w:val="000000"/>
+          <w:sz w:val="21"/>
         </w:rPr>
         <w:t>，不新增额外恢复动作。</w:t>
       </w:r>
@@ -7714,10 +7497,10 @@
       </w:pPr>
       <w:r>
         <w:rPr>
-          <w:rFonts w:ascii="Calibri" w:hAnsi="Calibri" w:eastAsia="Microsoft YaHei"/>
-          <w:b w:val="0"/>
-          <w:color w:val="000000"/>
-          <w:sz w:val="22"/>
+          <w:rFonts w:ascii="Times New Roman" w:hAnsi="Times New Roman" w:eastAsia="SimSun"/>
+          <w:b w:val="0"/>
+          <w:color w:val="000000"/>
+          <w:sz w:val="21"/>
         </w:rPr>
         <w:t>WatchDog 时间判断、Specify Lot、Transfer Macro、FuLL(RemainQ)、Adhoc Sorter 后续处理均沿用现有逻辑。</w:t>
       </w:r>
@@ -7746,10 +7529,10 @@
       </w:pPr>
       <w:r>
         <w:rPr>
-          <w:rFonts w:ascii="Calibri" w:hAnsi="Calibri" w:eastAsia="Microsoft YaHei"/>
-          <w:b w:val="0"/>
-          <w:color w:val="000000"/>
-          <w:sz w:val="22"/>
+          <w:rFonts w:ascii="Times New Roman" w:hAnsi="Times New Roman" w:eastAsia="SimSun"/>
+          <w:b w:val="0"/>
+          <w:color w:val="000000"/>
+          <w:sz w:val="21"/>
         </w:rPr>
         <w:t>需求编号由信息技术部填写。</w:t>
       </w:r>
@@ -7764,29 +7547,28 @@
       </w:pPr>
       <w:r>
         <w:rPr>
-          <w:rFonts w:ascii="Calibri" w:hAnsi="Calibri" w:eastAsia="Microsoft YaHei"/>
-          <w:b w:val="0"/>
-          <w:color w:val="000000"/>
-          <w:sz w:val="22"/>
+          <w:rFonts w:ascii="Times New Roman" w:hAnsi="Times New Roman" w:eastAsia="SimSun"/>
+          <w:b w:val="0"/>
+          <w:color w:val="000000"/>
+          <w:sz w:val="21"/>
         </w:rPr>
         <w:t xml:space="preserve">新增 Report </w:t>
       </w:r>
       <w:r>
         <w:rPr>
-          <w:rFonts w:ascii="Calibri" w:hAnsi="Calibri" w:eastAsia="Microsoft YaHei"/>
-          <w:b w:val="0"/>
-          <w:color w:val="000000"/>
-          <w:sz w:val="21"/>
-          <w:shd w:fill="EEF2F6"/>
+          <w:rFonts w:ascii="Times New Roman" w:hAnsi="Times New Roman" w:eastAsia="SimSun"/>
+          <w:b w:val="0"/>
+          <w:color w:val="000000"/>
+          <w:sz w:val="21"/>
         </w:rPr>
         <w:t>LithoPilotAutoDoAdhocSorter</w:t>
       </w:r>
       <w:r>
         <w:rPr>
-          <w:rFonts w:ascii="Calibri" w:hAnsi="Calibri" w:eastAsia="Microsoft YaHei"/>
-          <w:b w:val="0"/>
-          <w:color w:val="000000"/>
-          <w:sz w:val="22"/>
+          <w:rFonts w:ascii="Times New Roman" w:hAnsi="Times New Roman" w:eastAsia="SimSun"/>
+          <w:b w:val="0"/>
+          <w:color w:val="000000"/>
+          <w:sz w:val="21"/>
         </w:rPr>
         <w:t xml:space="preserve"> 的唯一记录维度、同一次执行的去重方式及历史保留策略需 IT 确认；本需求不新增对应业务字段。</w:t>
       </w:r>
@@ -7811,10 +7593,10 @@
       </w:pPr>
       <w:r>
         <w:rPr>
-          <w:rFonts w:ascii="Calibri" w:hAnsi="Calibri" w:eastAsia="Microsoft YaHei"/>
-          <w:b w:val="0"/>
-          <w:color w:val="000000"/>
-          <w:sz w:val="22"/>
+          <w:rFonts w:ascii="Times New Roman" w:hAnsi="Times New Roman" w:eastAsia="SimSun"/>
+          <w:b w:val="0"/>
+          <w:color w:val="000000"/>
+          <w:sz w:val="21"/>
         </w:rPr>
         <w:t>详细 Test Case 另行建立。本需求验收至少覆盖以下场景：</w:t>
       </w:r>
@@ -7829,10 +7611,10 @@
       </w:pPr>
       <w:r>
         <w:rPr>
-          <w:rFonts w:ascii="Calibri" w:hAnsi="Calibri" w:eastAsia="Microsoft YaHei"/>
-          <w:b w:val="0"/>
-          <w:color w:val="000000"/>
-          <w:sz w:val="22"/>
+          <w:rFonts w:ascii="Times New Roman" w:hAnsi="Times New Roman" w:eastAsia="SimSun"/>
+          <w:b w:val="0"/>
+          <w:color w:val="000000"/>
+          <w:sz w:val="21"/>
         </w:rPr>
         <w:t>整批 Pilot 与物理分批 Pilot。</w:t>
       </w:r>
@@ -7847,20 +7629,19 @@
       </w:pPr>
       <w:r>
         <w:rPr>
-          <w:rFonts w:ascii="Calibri" w:hAnsi="Calibri" w:eastAsia="Microsoft YaHei"/>
-          <w:b w:val="0"/>
-          <w:color w:val="000000"/>
-          <w:sz w:val="21"/>
-          <w:shd w:fill="EEF2F6"/>
+          <w:rFonts w:ascii="Times New Roman" w:hAnsi="Times New Roman" w:eastAsia="SimSun"/>
+          <w:b w:val="0"/>
+          <w:color w:val="000000"/>
+          <w:sz w:val="21"/>
         </w:rPr>
         <w:t>pi_splitcnt</w:t>
       </w:r>
       <w:r>
         <w:rPr>
-          <w:rFonts w:ascii="Calibri" w:hAnsi="Calibri" w:eastAsia="Microsoft YaHei"/>
-          <w:b w:val="0"/>
-          <w:color w:val="000000"/>
-          <w:sz w:val="22"/>
+          <w:rFonts w:ascii="Times New Roman" w:hAnsi="Times New Roman" w:eastAsia="SimSun"/>
+          <w:b w:val="0"/>
+          <w:color w:val="000000"/>
+          <w:sz w:val="21"/>
         </w:rPr>
         <w:t xml:space="preserve"> 空值、0、负数、大于 25、以及大于可用 Wafer 数。</w:t>
       </w:r>
@@ -7875,29 +7656,28 @@
       </w:pPr>
       <w:r>
         <w:rPr>
-          <w:rFonts w:ascii="Calibri" w:hAnsi="Calibri" w:eastAsia="Microsoft YaHei"/>
-          <w:b w:val="0"/>
-          <w:color w:val="000000"/>
-          <w:sz w:val="22"/>
+          <w:rFonts w:ascii="Times New Roman" w:hAnsi="Times New Roman" w:eastAsia="SimSun"/>
+          <w:b w:val="0"/>
+          <w:color w:val="000000"/>
+          <w:sz w:val="21"/>
         </w:rPr>
         <w:t xml:space="preserve">FAB6／FAB8 与 </w:t>
       </w:r>
       <w:r>
         <w:rPr>
-          <w:rFonts w:ascii="Calibri" w:hAnsi="Calibri" w:eastAsia="Microsoft YaHei"/>
-          <w:b w:val="0"/>
-          <w:color w:val="000000"/>
-          <w:sz w:val="21"/>
-          <w:shd w:fill="EEF2F6"/>
+          <w:rFonts w:ascii="Times New Roman" w:hAnsi="Times New Roman" w:eastAsia="SimSun"/>
+          <w:b w:val="0"/>
+          <w:color w:val="000000"/>
+          <w:sz w:val="21"/>
         </w:rPr>
         <w:t>CrossFabTransferred</w:t>
       </w:r>
       <w:r>
         <w:rPr>
-          <w:rFonts w:ascii="Calibri" w:hAnsi="Calibri" w:eastAsia="Microsoft YaHei"/>
-          <w:b w:val="0"/>
-          <w:color w:val="000000"/>
-          <w:sz w:val="22"/>
+          <w:rFonts w:ascii="Times New Roman" w:hAnsi="Times New Roman" w:eastAsia="SimSun"/>
+          <w:b w:val="0"/>
+          <w:color w:val="000000"/>
+          <w:sz w:val="21"/>
         </w:rPr>
         <w:t>。</w:t>
       </w:r>
@@ -7912,10 +7692,10 @@
       </w:pPr>
       <w:r>
         <w:rPr>
-          <w:rFonts w:ascii="Calibri" w:hAnsi="Calibri" w:eastAsia="Microsoft YaHei"/>
-          <w:b w:val="0"/>
-          <w:color w:val="000000"/>
-          <w:sz w:val="22"/>
+          <w:rFonts w:ascii="Times New Roman" w:hAnsi="Times New Roman" w:eastAsia="SimSun"/>
+          <w:b w:val="0"/>
+          <w:color w:val="000000"/>
+          <w:sz w:val="21"/>
         </w:rPr>
         <w:t>AMA 六项复核失败、无空 FOUP、MES 分批失败、Transfer FOUP 失败。</w:t>
       </w:r>
@@ -7930,10 +7710,10 @@
       </w:pPr>
       <w:r>
         <w:rPr>
-          <w:rFonts w:ascii="Calibri" w:hAnsi="Calibri" w:eastAsia="Microsoft YaHei"/>
-          <w:b w:val="0"/>
-          <w:color w:val="000000"/>
-          <w:sz w:val="22"/>
+          <w:rFonts w:ascii="Times New Roman" w:hAnsi="Times New Roman" w:eastAsia="SimSun"/>
+          <w:b w:val="0"/>
+          <w:color w:val="000000"/>
+          <w:sz w:val="21"/>
         </w:rPr>
         <w:t>Litho、BARCO、其他站点的 WaitPilotChangeFOUP 解除条件。</w:t>
       </w:r>
@@ -7948,10 +7728,10 @@
       </w:pPr>
       <w:r>
         <w:rPr>
-          <w:rFonts w:ascii="Calibri" w:hAnsi="Calibri" w:eastAsia="Microsoft YaHei"/>
-          <w:b w:val="0"/>
-          <w:color w:val="000000"/>
-          <w:sz w:val="22"/>
+          <w:rFonts w:ascii="Times New Roman" w:hAnsi="Times New Roman" w:eastAsia="SimSun"/>
+          <w:b w:val="0"/>
+          <w:color w:val="000000"/>
+          <w:sz w:val="21"/>
         </w:rPr>
         <w:t>子母批同机台与 Specify Lot 回归。</w:t>
       </w:r>
@@ -8013,10 +7793,10 @@
             </w:pPr>
             <w:r>
               <w:rPr>
-                <w:rFonts w:ascii="Calibri" w:hAnsi="Calibri" w:eastAsia="Microsoft YaHei"/>
+                <w:rFonts w:ascii="Times New Roman" w:hAnsi="Times New Roman" w:eastAsia="SimSun"/>
                 <w:b/>
                 <w:color w:val="000000"/>
-                <w:sz w:val="20"/>
+                <w:sz w:val="21"/>
               </w:rPr>
               <w:t>申请部门意见</w:t>
             </w:r>
@@ -8039,10 +7819,10 @@
             </w:pPr>
             <w:r>
               <w:rPr>
-                <w:rFonts w:ascii="Calibri" w:hAnsi="Calibri" w:eastAsia="Microsoft YaHei"/>
+                <w:rFonts w:ascii="Times New Roman" w:hAnsi="Times New Roman" w:eastAsia="SimSun"/>
                 <w:b w:val="0"/>
                 <w:color w:val="000000"/>
-                <w:sz w:val="20"/>
+                <w:sz w:val="21"/>
               </w:rPr>
               <w:t>意见：</w:t>
               <w:br/>
@@ -8074,10 +7854,10 @@
             </w:pPr>
             <w:r>
               <w:rPr>
-                <w:rFonts w:ascii="Calibri" w:hAnsi="Calibri" w:eastAsia="Microsoft YaHei"/>
+                <w:rFonts w:ascii="Times New Roman" w:hAnsi="Times New Roman" w:eastAsia="SimSun"/>
                 <w:b/>
                 <w:color w:val="000000"/>
-                <w:sz w:val="20"/>
+                <w:sz w:val="21"/>
               </w:rPr>
               <w:t>申请部门分管领导意见</w:t>
             </w:r>
@@ -8100,10 +7880,10 @@
             </w:pPr>
             <w:r>
               <w:rPr>
-                <w:rFonts w:ascii="Calibri" w:hAnsi="Calibri" w:eastAsia="Microsoft YaHei"/>
+                <w:rFonts w:ascii="Times New Roman" w:hAnsi="Times New Roman" w:eastAsia="SimSun"/>
                 <w:b w:val="0"/>
                 <w:color w:val="000000"/>
-                <w:sz w:val="20"/>
+                <w:sz w:val="21"/>
               </w:rPr>
               <w:t>意见：</w:t>
               <w:br/>
@@ -8135,10 +7915,10 @@
             </w:pPr>
             <w:r>
               <w:rPr>
-                <w:rFonts w:ascii="Calibri" w:hAnsi="Calibri" w:eastAsia="Microsoft YaHei"/>
+                <w:rFonts w:ascii="Times New Roman" w:hAnsi="Times New Roman" w:eastAsia="SimSun"/>
                 <w:b/>
                 <w:color w:val="000000"/>
-                <w:sz w:val="20"/>
+                <w:sz w:val="21"/>
               </w:rPr>
               <w:t>相关部门意见</w:t>
             </w:r>
@@ -8161,10 +7941,10 @@
             </w:pPr>
             <w:r>
               <w:rPr>
-                <w:rFonts w:ascii="Calibri" w:hAnsi="Calibri" w:eastAsia="Microsoft YaHei"/>
+                <w:rFonts w:ascii="Times New Roman" w:hAnsi="Times New Roman" w:eastAsia="SimSun"/>
                 <w:b w:val="0"/>
                 <w:color w:val="000000"/>
-                <w:sz w:val="20"/>
+                <w:sz w:val="21"/>
               </w:rPr>
               <w:t>意见：</w:t>
               <w:br/>
@@ -8196,10 +7976,10 @@
             </w:pPr>
             <w:r>
               <w:rPr>
-                <w:rFonts w:ascii="Calibri" w:hAnsi="Calibri" w:eastAsia="Microsoft YaHei"/>
+                <w:rFonts w:ascii="Times New Roman" w:hAnsi="Times New Roman" w:eastAsia="SimSun"/>
                 <w:b/>
                 <w:color w:val="000000"/>
-                <w:sz w:val="20"/>
+                <w:sz w:val="21"/>
               </w:rPr>
               <w:t>相关部门分管领导意见</w:t>
             </w:r>
@@ -8222,10 +8002,10 @@
             </w:pPr>
             <w:r>
               <w:rPr>
-                <w:rFonts w:ascii="Calibri" w:hAnsi="Calibri" w:eastAsia="Microsoft YaHei"/>
+                <w:rFonts w:ascii="Times New Roman" w:hAnsi="Times New Roman" w:eastAsia="SimSun"/>
                 <w:b w:val="0"/>
                 <w:color w:val="000000"/>
-                <w:sz w:val="20"/>
+                <w:sz w:val="21"/>
               </w:rPr>
               <w:t>意见：</w:t>
               <w:br/>
@@ -8257,10 +8037,10 @@
             </w:pPr>
             <w:r>
               <w:rPr>
-                <w:rFonts w:ascii="Calibri" w:hAnsi="Calibri" w:eastAsia="Microsoft YaHei"/>
+                <w:rFonts w:ascii="Times New Roman" w:hAnsi="Times New Roman" w:eastAsia="SimSun"/>
                 <w:b/>
                 <w:color w:val="000000"/>
-                <w:sz w:val="20"/>
+                <w:sz w:val="21"/>
               </w:rPr>
               <w:t>信息技术部意见</w:t>
             </w:r>
@@ -8283,10 +8063,10 @@
             </w:pPr>
             <w:r>
               <w:rPr>
-                <w:rFonts w:ascii="Calibri" w:hAnsi="Calibri" w:eastAsia="Microsoft YaHei"/>
+                <w:rFonts w:ascii="Times New Roman" w:hAnsi="Times New Roman" w:eastAsia="SimSun"/>
                 <w:b w:val="0"/>
                 <w:color w:val="000000"/>
-                <w:sz w:val="20"/>
+                <w:sz w:val="21"/>
               </w:rPr>
               <w:t>意见：</w:t>
               <w:br/>
@@ -8318,10 +8098,10 @@
             </w:pPr>
             <w:r>
               <w:rPr>
-                <w:rFonts w:ascii="Calibri" w:hAnsi="Calibri" w:eastAsia="Microsoft YaHei"/>
+                <w:rFonts w:ascii="Times New Roman" w:hAnsi="Times New Roman" w:eastAsia="SimSun"/>
                 <w:b/>
                 <w:color w:val="000000"/>
-                <w:sz w:val="20"/>
+                <w:sz w:val="21"/>
               </w:rPr>
               <w:t>信息技术部分管领导意见</w:t>
             </w:r>
@@ -8344,10 +8124,10 @@
             </w:pPr>
             <w:r>
               <w:rPr>
-                <w:rFonts w:ascii="Calibri" w:hAnsi="Calibri" w:eastAsia="Microsoft YaHei"/>
+                <w:rFonts w:ascii="Times New Roman" w:hAnsi="Times New Roman" w:eastAsia="SimSun"/>
                 <w:b w:val="0"/>
                 <w:color w:val="000000"/>
-                <w:sz w:val="20"/>
+                <w:sz w:val="21"/>
               </w:rPr>
               <w:t>意见：</w:t>
               <w:br/>
@@ -9259,9 +9039,9 @@
       <w:spacing w:before="0" w:after="120" w:line="264" w:lineRule="auto"/>
     </w:pPr>
     <w:rPr>
-      <w:rFonts w:ascii="Calibri" w:hAnsi="Calibri" w:eastAsia="Microsoft YaHei"/>
+      <w:rFonts w:ascii="Times New Roman" w:hAnsi="Times New Roman" w:eastAsia="SimSun"/>
       <w:color w:val="000000"/>
-      <w:sz w:val="22"/>
+      <w:sz w:val="21"/>
     </w:rPr>
   </w:style>
   <w:style w:type="paragraph" w:styleId="Header">
